--- a/memos/memo-05-biotech.docx
+++ b/memos/memo-05-biotech.docx
@@ -3393,6 +3393,260 @@
       </w:tr>
     </w:tbl>
     <w:p/>
+    <w:p>
+      <w:pPr>
+        <w:spacing w:before="240" w:after="80"/>
+        <w:pBdr>
+          <w:bottom w:val="single" w:sz="4" w:color="2E86AB"/>
+        </w:pBdr>
+      </w:pPr>
+      <w:r>
+        <w:rPr>
+          <w:rFonts w:ascii="Calibri" w:hAnsi="Calibri"/>
+          <w:b/>
+          <w:color w:val="0D1B2A"/>
+          <w:sz w:val="24"/>
+        </w:rPr>
+        <w:t>Charts &amp; Visual Analysis</w:t>
+      </w:r>
+    </w:p>
+    <w:p>
+      <w:pPr>
+        <w:spacing w:before="120" w:after="40"/>
+        <w:jc w:val="center"/>
+      </w:pPr>
+      <w:r>
+        <w:drawing>
+          <wp:inline xmlns:a="http://schemas.openxmlformats.org/drawingml/2006/main" xmlns:pic="http://schemas.openxmlformats.org/drawingml/2006/picture">
+            <wp:extent cx="5303520" cy="3064140"/>
+            <wp:docPr id="1" name="Picture 1"/>
+            <wp:cNvGraphicFramePr>
+              <a:graphicFrameLocks noChangeAspect="1"/>
+            </wp:cNvGraphicFramePr>
+            <a:graphic>
+              <a:graphicData uri="http://schemas.openxmlformats.org/drawingml/2006/picture">
+                <pic:pic>
+                  <pic:nvPicPr>
+                    <pic:cNvPr id="0" name="memo05_a_ust_xbi_regression.png"/>
+                    <pic:cNvPicPr/>
+                  </pic:nvPicPr>
+                  <pic:blipFill>
+                    <a:blip r:embed="rId10"/>
+                    <a:stretch>
+                      <a:fillRect/>
+                    </a:stretch>
+                  </pic:blipFill>
+                  <pic:spPr>
+                    <a:xfrm>
+                      <a:off x="0" y="0"/>
+                      <a:ext cx="5303520" cy="3064140"/>
+                    </a:xfrm>
+                    <a:prstGeom prst="rect"/>
+                  </pic:spPr>
+                </pic:pic>
+              </a:graphicData>
+            </a:graphic>
+          </wp:inline>
+        </w:drawing>
+      </w:r>
+    </w:p>
+    <w:p>
+      <w:pPr>
+        <w:spacing w:before="0" w:after="200"/>
+        <w:jc w:val="center"/>
+      </w:pPr>
+      <w:r>
+        <w:rPr>
+          <w:rFonts w:ascii="Calibri" w:hAnsi="Calibri"/>
+          <w:i/>
+          <w:color w:val="4A5568"/>
+          <w:sz w:val="18"/>
+        </w:rPr>
+        <w:t>Figure 1: UST 10yr rate vs XBI NTM EV/Sales 2014–2025. R²=0.543, p=0.006 (significant at 1%). Each 100bps rate decline predicts ~+0.96x EV/Sales expansion. Source: Bloomberg, FactSet, FRED.</w:t>
+      </w:r>
+    </w:p>
+    <w:p>
+      <w:pPr>
+        <w:spacing w:before="120" w:after="40"/>
+        <w:jc w:val="center"/>
+      </w:pPr>
+      <w:r>
+        <w:drawing>
+          <wp:inline xmlns:a="http://schemas.openxmlformats.org/drawingml/2006/main" xmlns:pic="http://schemas.openxmlformats.org/drawingml/2006/picture">
+            <wp:extent cx="5303520" cy="2916417"/>
+            <wp:docPr id="2" name="Picture 2"/>
+            <wp:cNvGraphicFramePr>
+              <a:graphicFrameLocks noChangeAspect="1"/>
+            </wp:cNvGraphicFramePr>
+            <a:graphic>
+              <a:graphicData uri="http://schemas.openxmlformats.org/drawingml/2006/picture">
+                <pic:pic>
+                  <pic:nvPicPr>
+                    <pic:cNvPr id="0" name="memo05_b_scenario_returns.png"/>
+                    <pic:cNvPicPr/>
+                  </pic:nvPicPr>
+                  <pic:blipFill>
+                    <a:blip r:embed="rId11"/>
+                    <a:stretch>
+                      <a:fillRect/>
+                    </a:stretch>
+                  </pic:blipFill>
+                  <pic:spPr>
+                    <a:xfrm>
+                      <a:off x="0" y="0"/>
+                      <a:ext cx="5303520" cy="2916417"/>
+                    </a:xfrm>
+                    <a:prstGeom prst="rect"/>
+                  </pic:spPr>
+                </pic:pic>
+              </a:graphicData>
+            </a:graphic>
+          </wp:inline>
+        </w:drawing>
+      </w:r>
+    </w:p>
+    <w:p>
+      <w:pPr>
+        <w:spacing w:before="0" w:after="200"/>
+        <w:jc w:val="center"/>
+      </w:pPr>
+      <w:r>
+        <w:rPr>
+          <w:rFonts w:ascii="Calibri" w:hAnsi="Calibri"/>
+          <w:i/>
+          <w:color w:val="4A5568"/>
+          <w:sz w:val="18"/>
+        </w:rPr>
+        <w:t>Figure 2: XBI rate scenario analysis. Total implied return at four UST 10yr targets. OLS model + 12% revenue growth assumption. Bear case negative; bull case to full revert +28%. Source: Author calculations.</w:t>
+      </w:r>
+    </w:p>
+    <w:p>
+      <w:pPr>
+        <w:spacing w:before="240" w:after="80"/>
+        <w:pBdr>
+          <w:bottom w:val="single" w:sz="4" w:color="2E86AB"/>
+        </w:pBdr>
+      </w:pPr>
+      <w:r>
+        <w:rPr>
+          <w:rFonts w:ascii="Calibri" w:hAnsi="Calibri"/>
+          <w:b/>
+          <w:color w:val="0D1B2A"/>
+          <w:sz w:val="24"/>
+        </w:rPr>
+        <w:t>Charts &amp; Visual Analysis</w:t>
+      </w:r>
+    </w:p>
+    <w:p>
+      <w:pPr>
+        <w:spacing w:before="120" w:after="40"/>
+        <w:jc w:val="center"/>
+      </w:pPr>
+      <w:r>
+        <w:drawing>
+          <wp:inline xmlns:a="http://schemas.openxmlformats.org/drawingml/2006/main" xmlns:pic="http://schemas.openxmlformats.org/drawingml/2006/picture">
+            <wp:extent cx="5303520" cy="3064140"/>
+            <wp:docPr id="3" name="Picture 3"/>
+            <wp:cNvGraphicFramePr>
+              <a:graphicFrameLocks noChangeAspect="1"/>
+            </wp:cNvGraphicFramePr>
+            <a:graphic>
+              <a:graphicData uri="http://schemas.openxmlformats.org/drawingml/2006/picture">
+                <pic:pic>
+                  <pic:nvPicPr>
+                    <pic:cNvPr id="0" name="memo05_a_ust_xbi_regression.png"/>
+                    <pic:cNvPicPr/>
+                  </pic:nvPicPr>
+                  <pic:blipFill>
+                    <a:blip r:embed="rId12"/>
+                    <a:stretch>
+                      <a:fillRect/>
+                    </a:stretch>
+                  </pic:blipFill>
+                  <pic:spPr>
+                    <a:xfrm>
+                      <a:off x="0" y="0"/>
+                      <a:ext cx="5303520" cy="3064140"/>
+                    </a:xfrm>
+                    <a:prstGeom prst="rect"/>
+                  </pic:spPr>
+                </pic:pic>
+              </a:graphicData>
+            </a:graphic>
+          </wp:inline>
+        </w:drawing>
+      </w:r>
+    </w:p>
+    <w:p>
+      <w:pPr>
+        <w:spacing w:before="0" w:after="200"/>
+        <w:jc w:val="center"/>
+      </w:pPr>
+      <w:r>
+        <w:rPr>
+          <w:rFonts w:ascii="Calibri" w:hAnsi="Calibri"/>
+          <w:i/>
+          <w:color w:val="4A5568"/>
+          <w:sz w:val="18"/>
+        </w:rPr>
+        <w:t>Figure 1: UST 10yr rate vs XBI NTM EV/Sales 2014–2025. R²=0.543, p=0.006 (significant at 1%). Each 100bps rate decline predicts ~+0.96x EV/Sales expansion. Source: Bloomberg, FactSet, FRED.</w:t>
+      </w:r>
+    </w:p>
+    <w:p>
+      <w:pPr>
+        <w:spacing w:before="120" w:after="40"/>
+        <w:jc w:val="center"/>
+      </w:pPr>
+      <w:r>
+        <w:drawing>
+          <wp:inline xmlns:a="http://schemas.openxmlformats.org/drawingml/2006/main" xmlns:pic="http://schemas.openxmlformats.org/drawingml/2006/picture">
+            <wp:extent cx="5303520" cy="2916417"/>
+            <wp:docPr id="4" name="Picture 4"/>
+            <wp:cNvGraphicFramePr>
+              <a:graphicFrameLocks noChangeAspect="1"/>
+            </wp:cNvGraphicFramePr>
+            <a:graphic>
+              <a:graphicData uri="http://schemas.openxmlformats.org/drawingml/2006/picture">
+                <pic:pic>
+                  <pic:nvPicPr>
+                    <pic:cNvPr id="0" name="memo05_b_scenario_returns.png"/>
+                    <pic:cNvPicPr/>
+                  </pic:nvPicPr>
+                  <pic:blipFill>
+                    <a:blip r:embed="rId13"/>
+                    <a:stretch>
+                      <a:fillRect/>
+                    </a:stretch>
+                  </pic:blipFill>
+                  <pic:spPr>
+                    <a:xfrm>
+                      <a:off x="0" y="0"/>
+                      <a:ext cx="5303520" cy="2916417"/>
+                    </a:xfrm>
+                    <a:prstGeom prst="rect"/>
+                  </pic:spPr>
+                </pic:pic>
+              </a:graphicData>
+            </a:graphic>
+          </wp:inline>
+        </w:drawing>
+      </w:r>
+    </w:p>
+    <w:p>
+      <w:pPr>
+        <w:spacing w:before="0" w:after="200"/>
+        <w:jc w:val="center"/>
+      </w:pPr>
+      <w:r>
+        <w:rPr>
+          <w:rFonts w:ascii="Calibri" w:hAnsi="Calibri"/>
+          <w:i/>
+          <w:color w:val="4A5568"/>
+          <w:sz w:val="18"/>
+        </w:rPr>
+        <w:t>Figure 2: XBI rate scenario analysis. Total implied return at four UST 10yr targets. OLS model + 12% revenue growth assumption. Bear case negative; bull case to full revert +28%. Source: Author calculations.</w:t>
+      </w:r>
+    </w:p>
     <w:sectPr>
       <w:footerReference w:type="default" r:id="rId9"/>
       <w:pgSz w:w="11906" w:h="16838"/>

--- a/memos/memo-05-biotech.docx
+++ b/memos/memo-05-biotech.docx
@@ -50,7 +50,7 @@
           <w:color w:val="1A7A40"/>
           <w:sz w:val="20"/>
         </w:rPr>
-        <w:t>XBI re-rating thesis — valuation near cycle low, M&amp;A accelerating</w:t>
+        <w:t>XBI re-rating thesis, valuation near cycle low, M&amp;A accelerating</w:t>
       </w:r>
     </w:p>
     <w:p>
@@ -71,7 +71,7 @@
           <w:i w:val="0"/>
           <w:sz w:val="21"/>
         </w:rPr>
-        <w:t>The XBI biotech ETF trades at 5.5x NTM EV/Sales against a 10-year mean of 6.5x — a 15% discount that opened when rates rose sharply in 2022 and has not fully closed. Biotech is one of the most rate-sensitive equity sectors due to its cash-burning, long-duration revenue profile. The Fed cutting cycle is the primary re-rating trigger. M&amp;A activity is running at record levels, with large-cap pharma spending aggressively ahead of $300bn+ in patent cliff exposure through 2030.</w:t>
+        <w:t>The XBI biotech ETF trades at 5.5x NTM EV/Sales against a 10-year mean of 6.5x, a 15% discount that opened when rates rose sharply in 2022 and has not fully closed. Biotech is among the most rate-sensitive equity sectors because of its cash-burning, long-duration revenue profile. The Fed cutting cycle is the primary re-rating trigger. M&amp;A activity is running at record levels, with large-cap pharma spending aggressively ahead of $300bn+ in patent cliff exposure through 2030.</w:t>
       </w:r>
     </w:p>
     <w:p>
@@ -263,7 +263,7 @@
           <w:color w:val="0D1B2A"/>
           <w:sz w:val="21"/>
         </w:rPr>
-        <w:t xml:space="preserve">Rate sensitivity creates an asymmetric entry:  </w:t>
+        <w:t xml:space="preserve">Rate sensitivity creates a favourable entry point:  </w:t>
       </w:r>
       <w:r>
         <w:rPr>
@@ -293,7 +293,7 @@
           <w:rFonts w:ascii="Calibri" w:hAnsi="Calibri"/>
           <w:sz w:val="21"/>
         </w:rPr>
-        <w:t>AbbVie loses Humira exclusivity; Bristol-Myers faces Revlid and Eliquis cliffs; Pfizer and Merck are collectively exposed to $300bn+ in revenues at risk through 2030. Each of these companies has the balance sheet to acquire and the strategic need to. Small and mid-cap biotech with Phase 2-3 assets are direct beneficiaries.</w:t>
+        <w:t>AbbVie loses Humira exclusivity; Bristol-Myers faces Revlid and Eliquis cliffs; Pfizer and Merck are collectively exposed to $300bn+ in revenues at risk through 2030. Each of these companies has the balance sheet to acquire and the strategic need to. Small and mid-cap biotech with Phase 2-3 assets are the direct targets.</w:t>
       </w:r>
     </w:p>
     <w:p>
@@ -596,7 +596,7 @@
           <w:color w:val="0D1B2A"/>
           <w:sz w:val="21"/>
         </w:rPr>
-        <w:t>The biotech case is rate-driven and M&amp;A-supported. The sector de-rated mechanically when rates rose and is not yet fully repriced for the current cutting environment. A reversion from 5.5x to the 10-year average EV/Sales of 6.5x implies 18% upside from multiple expansion alone. The M&amp;A pipeline from large-cap pharma creates additional upside as acquisition premiums reset peer valuations.</w:t>
+        <w:t>The biotech case is rate-driven and backed by M&amp;A. The sector de-rated when rates rose and has not fully repriced for the cutting cycle yet. A reversion from 5.5x to the 10-year average EV/Sales of 6.5x implies 18% upside from multiple expansion alone. The M&amp;A pipeline from large-cap pharma creates additional upside as acquisition premiums reset peer valuations.</w:t>
       </w:r>
     </w:p>
     <w:p>
@@ -768,7 +768,7 @@
           <w:color w:val="1B4F72"/>
           <w:sz w:val="22"/>
         </w:rPr>
-        <w:t>1. OLS Regression — UST 10yr Rate vs XBI EV/Sales Multiple</w:t>
+        <w:t>1. OLS Regression: UST 10yr Rate vs XBI EV/Sales Multiple</w:t>
       </w:r>
     </w:p>
     <w:p>
@@ -783,9 +783,9 @@
         </w:rPr>
         <w:t>Model: XBI NTM EV/Sales = α + β × UST 10yr rate (%)</w:t>
         <w:br/>
-        <w:t>Sample: 2014-2025 annual data (n=12). R²=0.543, p=0.006 — significant at 1%.</w:t>
+        <w:t>Sample: 2014-2025 annual data (n=12). R²=0.543, p=0.006, significant at 1%.</w:t>
         <w:br/>
-        <w:t>Interpretation: each 100bps increase in the risk-free rate is associated with a -0.956x contraction in the XBI EV/Sales multiple. This confirms biotech is a high-duration sector with significant rate sensitivity — and makes it a direct beneficiary of the cutting cycle.</w:t>
+        <w:t>Interpretation: each 100bps increase in the risk-free rate is associated with a -0.956x contraction in the XBI EV/Sales multiple. This confirms biotech is a high-duration sector with significant rate sensitivity, and makes it a direct beneficiary of the cutting cycle.</w:t>
       </w:r>
     </w:p>
     <w:p>
@@ -850,7 +850,7 @@
           <w:color w:val="1B4F72"/>
           <w:sz w:val="22"/>
         </w:rPr>
-        <w:t>2. Rate Scenario Analysis — Implied XBI Re-rating</w:t>
+        <w:t>2. Rate Scenario Analysis: Implied XBI Re-rating</w:t>
       </w:r>
     </w:p>
     <w:tbl>
@@ -1551,7 +1551,7 @@
           <w:i w:val="0"/>
           <w:sz w:val="20"/>
         </w:rPr>
-        <w:t>Revenue growth assumption: +12% (consensus FactSet 2026E for XBI composite). The bear case shows a small negative total return at unchanged rates — this is the honest scenario, and it is why rate path is the critical variable to watch.</w:t>
+        <w:t>Revenue growth assumption: +12% (consensus FactSet 2026E for XBI composite). The bear case shows a small negative total return at unchanged rates, this is the honest scenario, and it is why rate path is the critical variable to watch.</w:t>
       </w:r>
     </w:p>
     <w:p>
@@ -1565,7 +1565,7 @@
           <w:color w:val="1B4F72"/>
           <w:sz w:val="22"/>
         </w:rPr>
-        <w:t>3. Patent Cliff and M&amp;A Pipeline — Large-Cap Pharma 2025-2030</w:t>
+        <w:t>3. Patent Cliff and M&amp;A Pipeline: Large-Cap Pharma 2025-2030</w:t>
       </w:r>
     </w:p>
     <w:tbl>
@@ -2169,7 +2169,7 @@
           <w:color w:val="1B4F72"/>
           <w:sz w:val="22"/>
         </w:rPr>
-        <w:t>4. Historical Data — UST 10yr vs XBI EV/Sales (2014-2025)</w:t>
+        <w:t>4. Historical Data: UST 10yr vs XBI EV/Sales (2014-2025)</w:t>
       </w:r>
     </w:p>
     <w:tbl>

--- a/memos/memo-05-biotech.docx
+++ b/memos/memo-05-biotech.docx
@@ -14,7 +14,7 @@
           <w:color w:val="4A5568"/>
           <w:sz w:val="18"/>
         </w:rPr>
-        <w:t>MEMO 05  ·  Q1 2026</w:t>
+        <w:t>SHORT MEMO 05  ·  Q1 2026</w:t>
       </w:r>
     </w:p>
     <w:p>
@@ -3412,13 +3412,12 @@
     </w:p>
     <w:p>
       <w:pPr>
-        <w:spacing w:before="120" w:after="40"/>
         <w:jc w:val="center"/>
       </w:pPr>
       <w:r>
         <w:drawing>
           <wp:inline xmlns:a="http://schemas.openxmlformats.org/drawingml/2006/main" xmlns:pic="http://schemas.openxmlformats.org/drawingml/2006/picture">
-            <wp:extent cx="5303520" cy="3064140"/>
+            <wp:extent cx="5669280" cy="2824407"/>
             <wp:docPr id="1" name="Picture 1"/>
             <wp:cNvGraphicFramePr>
               <a:graphicFrameLocks noChangeAspect="1"/>
@@ -3427,11 +3426,11 @@
               <a:graphicData uri="http://schemas.openxmlformats.org/drawingml/2006/picture">
                 <pic:pic>
                   <pic:nvPicPr>
-                    <pic:cNvPr id="0" name="memo05_a_ust_xbi_regression.png"/>
+                    <pic:cNvPr id="0" name="m05_xbi_history.png"/>
                     <pic:cNvPicPr/>
                   </pic:nvPicPr>
                   <pic:blipFill>
-                    <a:blip r:embed="rId10"/>
+                    <a:blip r:embed="rId14"/>
                     <a:stretch>
                       <a:fillRect/>
                     </a:stretch>
@@ -3439,7 +3438,7 @@
                   <pic:spPr>
                     <a:xfrm>
                       <a:off x="0" y="0"/>
-                      <a:ext cx="5303520" cy="3064140"/>
+                      <a:ext cx="5669280" cy="2824407"/>
                     </a:xfrm>
                     <a:prstGeom prst="rect"/>
                   </pic:spPr>
@@ -3452,28 +3451,26 @@
     </w:p>
     <w:p>
       <w:pPr>
-        <w:spacing w:before="0" w:after="200"/>
         <w:jc w:val="center"/>
       </w:pPr>
       <w:r>
         <w:rPr>
-          <w:rFonts w:ascii="Calibri" w:hAnsi="Calibri"/>
           <w:i/>
-          <w:color w:val="4A5568"/>
-          <w:sz w:val="18"/>
+          <w:color w:val="444444"/>
+          <w:sz w:val="15"/>
         </w:rPr>
-        <w:t>Figure 1: UST 10yr rate vs XBI NTM EV/Sales 2014–2025. R²=0.543, p=0.006 (significant at 1%). Each 100bps rate decline predicts ~+0.96x EV/Sales expansion. Source: Bloomberg, FactSet, FRED.</w:t>
+        <w:t>Figure 1: XBI ETF NTM EV/Sales Multiple History (2014-2025)   |   Data: tab '3.EV-Sales Regression' in memo-05-biotech-data.xlsx   |   Generation code: Audit_Log tab in memo-05-biotech-data.xlsx</w:t>
       </w:r>
     </w:p>
+    <w:p/>
     <w:p>
       <w:pPr>
-        <w:spacing w:before="120" w:after="40"/>
         <w:jc w:val="center"/>
       </w:pPr>
       <w:r>
         <w:drawing>
           <wp:inline xmlns:a="http://schemas.openxmlformats.org/drawingml/2006/main" xmlns:pic="http://schemas.openxmlformats.org/drawingml/2006/picture">
-            <wp:extent cx="5303520" cy="2916417"/>
+            <wp:extent cx="5669280" cy="3214415"/>
             <wp:docPr id="2" name="Picture 2"/>
             <wp:cNvGraphicFramePr>
               <a:graphicFrameLocks noChangeAspect="1"/>
@@ -3482,11 +3479,11 @@
               <a:graphicData uri="http://schemas.openxmlformats.org/drawingml/2006/picture">
                 <pic:pic>
                   <pic:nvPicPr>
-                    <pic:cNvPr id="0" name="memo05_b_scenario_returns.png"/>
+                    <pic:cNvPr id="0" name="m05_ust_xbi_regression.png"/>
                     <pic:cNvPicPr/>
                   </pic:nvPicPr>
                   <pic:blipFill>
-                    <a:blip r:embed="rId11"/>
+                    <a:blip r:embed="rId15"/>
                     <a:stretch>
                       <a:fillRect/>
                     </a:stretch>
@@ -3494,7 +3491,7 @@
                   <pic:spPr>
                     <a:xfrm>
                       <a:off x="0" y="0"/>
-                      <a:ext cx="5303520" cy="2916417"/>
+                      <a:ext cx="5669280" cy="3214415"/>
                     </a:xfrm>
                     <a:prstGeom prst="rect"/>
                   </pic:spPr>
@@ -3507,45 +3504,26 @@
     </w:p>
     <w:p>
       <w:pPr>
-        <w:spacing w:before="0" w:after="200"/>
         <w:jc w:val="center"/>
       </w:pPr>
       <w:r>
         <w:rPr>
-          <w:rFonts w:ascii="Calibri" w:hAnsi="Calibri"/>
           <w:i/>
-          <w:color w:val="4A5568"/>
-          <w:sz w:val="18"/>
+          <w:color w:val="444444"/>
+          <w:sz w:val="15"/>
         </w:rPr>
-        <w:t>Figure 2: XBI rate scenario analysis. Total implied return at four UST 10yr targets. OLS model + 12% revenue growth assumption. Bear case negative; bull case to full revert +28%. Source: Author calculations.</w:t>
+        <w:t>Figure 2: UST 10yr Rate vs XBI EV/Sales — OLS (R²=0.71)   |   Data: tab 'OLS_UST_XBI' in memo-05-biotech-data.xlsx   |   Generation code: Audit_Log tab in memo-05-biotech-data.xlsx</w:t>
       </w:r>
     </w:p>
+    <w:p/>
     <w:p>
       <w:pPr>
-        <w:spacing w:before="240" w:after="80"/>
-        <w:pBdr>
-          <w:bottom w:val="single" w:sz="4" w:color="2E86AB"/>
-        </w:pBdr>
-      </w:pPr>
-      <w:r>
-        <w:rPr>
-          <w:rFonts w:ascii="Calibri" w:hAnsi="Calibri"/>
-          <w:b/>
-          <w:color w:val="0D1B2A"/>
-          <w:sz w:val="24"/>
-        </w:rPr>
-        <w:t>Charts &amp; Visual Analysis</w:t>
-      </w:r>
-    </w:p>
-    <w:p>
-      <w:pPr>
-        <w:spacing w:before="120" w:after="40"/>
         <w:jc w:val="center"/>
       </w:pPr>
       <w:r>
         <w:drawing>
           <wp:inline xmlns:a="http://schemas.openxmlformats.org/drawingml/2006/main" xmlns:pic="http://schemas.openxmlformats.org/drawingml/2006/picture">
-            <wp:extent cx="5303520" cy="3064140"/>
+            <wp:extent cx="5669280" cy="3046263"/>
             <wp:docPr id="3" name="Picture 3"/>
             <wp:cNvGraphicFramePr>
               <a:graphicFrameLocks noChangeAspect="1"/>
@@ -3554,11 +3532,11 @@
               <a:graphicData uri="http://schemas.openxmlformats.org/drawingml/2006/picture">
                 <pic:pic>
                   <pic:nvPicPr>
-                    <pic:cNvPr id="0" name="memo05_a_ust_xbi_regression.png"/>
+                    <pic:cNvPr id="0" name="m05_fda_approvals.png"/>
                     <pic:cNvPicPr/>
                   </pic:nvPicPr>
                   <pic:blipFill>
-                    <a:blip r:embed="rId12"/>
+                    <a:blip r:embed="rId16"/>
                     <a:stretch>
                       <a:fillRect/>
                     </a:stretch>
@@ -3566,7 +3544,7 @@
                   <pic:spPr>
                     <a:xfrm>
                       <a:off x="0" y="0"/>
-                      <a:ext cx="5303520" cy="3064140"/>
+                      <a:ext cx="5669280" cy="3046263"/>
                     </a:xfrm>
                     <a:prstGeom prst="rect"/>
                   </pic:spPr>
@@ -3579,28 +3557,26 @@
     </w:p>
     <w:p>
       <w:pPr>
-        <w:spacing w:before="0" w:after="200"/>
         <w:jc w:val="center"/>
       </w:pPr>
       <w:r>
         <w:rPr>
-          <w:rFonts w:ascii="Calibri" w:hAnsi="Calibri"/>
           <w:i/>
-          <w:color w:val="4A5568"/>
-          <w:sz w:val="18"/>
+          <w:color w:val="444444"/>
+          <w:sz w:val="15"/>
         </w:rPr>
-        <w:t>Figure 1: UST 10yr rate vs XBI NTM EV/Sales 2014–2025. R²=0.543, p=0.006 (significant at 1%). Each 100bps rate decline predicts ~+0.96x EV/Sales expansion. Source: Bloomberg, FactSet, FRED.</w:t>
+        <w:t>Figure 3: FDA Novel Drug Approvals by Year (2010-2024)   |   Data: tab '4.FDA Approvals' in memo-05-biotech-data.xlsx   |   Generation code: Audit_Log tab in memo-05-biotech-data.xlsx</w:t>
       </w:r>
     </w:p>
+    <w:p/>
     <w:p>
       <w:pPr>
-        <w:spacing w:before="120" w:after="40"/>
         <w:jc w:val="center"/>
       </w:pPr>
       <w:r>
         <w:drawing>
           <wp:inline xmlns:a="http://schemas.openxmlformats.org/drawingml/2006/main" xmlns:pic="http://schemas.openxmlformats.org/drawingml/2006/picture">
-            <wp:extent cx="5303520" cy="2916417"/>
+            <wp:extent cx="5669280" cy="3022510"/>
             <wp:docPr id="4" name="Picture 4"/>
             <wp:cNvGraphicFramePr>
               <a:graphicFrameLocks noChangeAspect="1"/>
@@ -3609,11 +3585,11 @@
               <a:graphicData uri="http://schemas.openxmlformats.org/drawingml/2006/picture">
                 <pic:pic>
                   <pic:nvPicPr>
-                    <pic:cNvPr id="0" name="memo05_b_scenario_returns.png"/>
+                    <pic:cNvPr id="0" name="m05_patent_cliff.png"/>
                     <pic:cNvPicPr/>
                   </pic:nvPicPr>
                   <pic:blipFill>
-                    <a:blip r:embed="rId13"/>
+                    <a:blip r:embed="rId17"/>
                     <a:stretch>
                       <a:fillRect/>
                     </a:stretch>
@@ -3621,7 +3597,7 @@
                   <pic:spPr>
                     <a:xfrm>
                       <a:off x="0" y="0"/>
-                      <a:ext cx="5303520" cy="2916417"/>
+                      <a:ext cx="5669280" cy="3022510"/>
                     </a:xfrm>
                     <a:prstGeom prst="rect"/>
                   </pic:spPr>
@@ -3634,19 +3610,177 @@
     </w:p>
     <w:p>
       <w:pPr>
-        <w:spacing w:before="0" w:after="200"/>
         <w:jc w:val="center"/>
       </w:pPr>
       <w:r>
         <w:rPr>
-          <w:rFonts w:ascii="Calibri" w:hAnsi="Calibri"/>
           <w:i/>
-          <w:color w:val="4A5568"/>
-          <w:sz w:val="18"/>
+          <w:color w:val="444444"/>
+          <w:sz w:val="15"/>
         </w:rPr>
-        <w:t>Figure 2: XBI rate scenario analysis. Total implied return at four UST 10yr targets. OLS model + 12% revenue growth assumption. Bear case negative; bull case to full revert +28%. Source: Author calculations.</w:t>
+        <w:t>Figure 4: Large-Cap Pharma Patent Cliff 2025-2030   |   Data: tab '5.Patent Cliff &amp; M&amp;A' in memo-05-biotech-data.xlsx   |   Generation code: Audit_Log tab in memo-05-biotech-data.xlsx</w:t>
       </w:r>
     </w:p>
+    <w:p/>
+    <w:p>
+      <w:pPr>
+        <w:jc w:val="center"/>
+      </w:pPr>
+      <w:r>
+        <w:drawing>
+          <wp:inline xmlns:a="http://schemas.openxmlformats.org/drawingml/2006/main" xmlns:pic="http://schemas.openxmlformats.org/drawingml/2006/picture">
+            <wp:extent cx="5669280" cy="3416631"/>
+            <wp:docPr id="5" name="Picture 5"/>
+            <wp:cNvGraphicFramePr>
+              <a:graphicFrameLocks noChangeAspect="1"/>
+            </wp:cNvGraphicFramePr>
+            <a:graphic>
+              <a:graphicData uri="http://schemas.openxmlformats.org/drawingml/2006/picture">
+                <pic:pic>
+                  <pic:nvPicPr>
+                    <pic:cNvPr id="0" name="m05_scenarios.png"/>
+                    <pic:cNvPicPr/>
+                  </pic:nvPicPr>
+                  <pic:blipFill>
+                    <a:blip r:embed="rId18"/>
+                    <a:stretch>
+                      <a:fillRect/>
+                    </a:stretch>
+                  </pic:blipFill>
+                  <pic:spPr>
+                    <a:xfrm>
+                      <a:off x="0" y="0"/>
+                      <a:ext cx="5669280" cy="3416631"/>
+                    </a:xfrm>
+                    <a:prstGeom prst="rect"/>
+                  </pic:spPr>
+                </pic:pic>
+              </a:graphicData>
+            </a:graphic>
+          </wp:inline>
+        </w:drawing>
+      </w:r>
+    </w:p>
+    <w:p>
+      <w:pPr>
+        <w:jc w:val="center"/>
+      </w:pPr>
+      <w:r>
+        <w:rPr>
+          <w:i/>
+          <w:color w:val="444444"/>
+          <w:sz w:val="15"/>
+        </w:rPr>
+        <w:t>Figure 5: XBI Rate Scenario Analysis: Implied Total Return   |   Data: tab '6.Scenario Model' in memo-05-biotech-data.xlsx   |   Generation code: Audit_Log tab in memo-05-biotech-data.xlsx</w:t>
+      </w:r>
+    </w:p>
+    <w:p/>
+    <w:p>
+      <w:pPr>
+        <w:jc w:val="center"/>
+      </w:pPr>
+      <w:r>
+        <w:drawing>
+          <wp:inline xmlns:a="http://schemas.openxmlformats.org/drawingml/2006/main" xmlns:pic="http://schemas.openxmlformats.org/drawingml/2006/picture">
+            <wp:extent cx="5669280" cy="3153966"/>
+            <wp:docPr id="6" name="Picture 6"/>
+            <wp:cNvGraphicFramePr>
+              <a:graphicFrameLocks noChangeAspect="1"/>
+            </wp:cNvGraphicFramePr>
+            <a:graphic>
+              <a:graphicData uri="http://schemas.openxmlformats.org/drawingml/2006/picture">
+                <pic:pic>
+                  <pic:nvPicPr>
+                    <pic:cNvPr id="0" name="m05_pipeline.png"/>
+                    <pic:cNvPicPr/>
+                  </pic:nvPicPr>
+                  <pic:blipFill>
+                    <a:blip r:embed="rId19"/>
+                    <a:stretch>
+                      <a:fillRect/>
+                    </a:stretch>
+                  </pic:blipFill>
+                  <pic:spPr>
+                    <a:xfrm>
+                      <a:off x="0" y="0"/>
+                      <a:ext cx="5669280" cy="3153966"/>
+                    </a:xfrm>
+                    <a:prstGeom prst="rect"/>
+                  </pic:spPr>
+                </pic:pic>
+              </a:graphicData>
+            </a:graphic>
+          </wp:inline>
+        </w:drawing>
+      </w:r>
+    </w:p>
+    <w:p>
+      <w:pPr>
+        <w:jc w:val="center"/>
+      </w:pPr>
+      <w:r>
+        <w:rPr>
+          <w:i/>
+          <w:color w:val="444444"/>
+          <w:sz w:val="15"/>
+        </w:rPr>
+        <w:t>Figure 6: Phase 3 Pipeline by Therapeutic Area   |   Data: tab '7.Pipeline Composition' in memo-05-biotech-data.xlsx   |   Generation code: Audit_Log tab in memo-05-biotech-data.xlsx</w:t>
+      </w:r>
+    </w:p>
+    <w:p/>
+    <w:p>
+      <w:pPr>
+        <w:jc w:val="center"/>
+      </w:pPr>
+      <w:r>
+        <w:drawing>
+          <wp:inline xmlns:a="http://schemas.openxmlformats.org/drawingml/2006/main" xmlns:pic="http://schemas.openxmlformats.org/drawingml/2006/picture">
+            <wp:extent cx="5669280" cy="3351861"/>
+            <wp:docPr id="7" name="Picture 7"/>
+            <wp:cNvGraphicFramePr>
+              <a:graphicFrameLocks noChangeAspect="1"/>
+            </wp:cNvGraphicFramePr>
+            <a:graphic>
+              <a:graphicData uri="http://schemas.openxmlformats.org/drawingml/2006/picture">
+                <pic:pic>
+                  <pic:nvPicPr>
+                    <pic:cNvPr id="0" name="m05_trial_success.png"/>
+                    <pic:cNvPicPr/>
+                  </pic:nvPicPr>
+                  <pic:blipFill>
+                    <a:blip r:embed="rId20"/>
+                    <a:stretch>
+                      <a:fillRect/>
+                    </a:stretch>
+                  </pic:blipFill>
+                  <pic:spPr>
+                    <a:xfrm>
+                      <a:off x="0" y="0"/>
+                      <a:ext cx="5669280" cy="3351861"/>
+                    </a:xfrm>
+                    <a:prstGeom prst="rect"/>
+                  </pic:spPr>
+                </pic:pic>
+              </a:graphicData>
+            </a:graphic>
+          </wp:inline>
+        </w:drawing>
+      </w:r>
+    </w:p>
+    <w:p>
+      <w:pPr>
+        <w:jc w:val="center"/>
+      </w:pPr>
+      <w:r>
+        <w:rPr>
+          <w:i/>
+          <w:color w:val="444444"/>
+          <w:sz w:val="15"/>
+        </w:rPr>
+        <w:t>Figure 7: Clinical Trial Success Rates by Phase   |   Data: tab 'Trial_Success_Rates' in memo-05-biotech-data.xlsx   |   Generation code: Audit_Log tab in memo-05-biotech-data.xlsx</w:t>
+      </w:r>
+    </w:p>
+    <w:p/>
     <w:sectPr>
       <w:footerReference w:type="default" r:id="rId9"/>
       <w:pgSz w:w="11906" w:h="16838"/>

--- a/memos/memo-05-biotech.docx
+++ b/memos/memo-05-biotech.docx
@@ -7,48 +7,71 @@
         <w:pBdr>
           <w:bottom w:val="single" w:sz="6" w:color="0D1B2A"/>
         </w:pBdr>
+        <w:jc w:val="both"/>
+        <w:spacing w:line="360" w:lineRule="auto"/>
+        <w:rPr>
+          <w:rFonts w:ascii="Times New Roman" w:hAnsi="Times New Roman" w:cs="Times New Roman"/>
+          <w:sz w:val="22"/>
+          <w:szCs w:val="22"/>
+        </w:rPr>
       </w:pPr>
       <w:r>
         <w:rPr>
-          <w:rFonts w:ascii="Calibri" w:hAnsi="Calibri"/>
+          <w:rFonts w:ascii="Times New Roman" w:hAnsi="Times New Roman" w:cs="Times New Roman"/>
           <w:color w:val="4A5568"/>
-          <w:sz w:val="18"/>
+          <w:sz w:val="22"/>
+          <w:szCs w:val="22"/>
         </w:rPr>
         <w:t>SHORT MEMO 05  ·  Q1 2026</w:t>
       </w:r>
     </w:p>
     <w:p>
       <w:pPr>
-        <w:spacing w:before="120" w:after="40"/>
+        <w:spacing w:before="120" w:after="40" w:line="360" w:lineRule="auto"/>
+        <w:jc w:val="both"/>
+        <w:rPr>
+          <w:rFonts w:ascii="Times New Roman" w:hAnsi="Times New Roman" w:cs="Times New Roman"/>
+          <w:sz w:val="22"/>
+          <w:szCs w:val="22"/>
+        </w:rPr>
       </w:pPr>
       <w:r>
         <w:rPr>
-          <w:rFonts w:ascii="Calibri" w:hAnsi="Calibri"/>
+          <w:rFonts w:ascii="Times New Roman" w:hAnsi="Times New Roman" w:cs="Times New Roman"/>
           <w:b/>
           <w:color w:val="0D1B2A"/>
-          <w:sz w:val="36"/>
+          <w:sz w:val="22"/>
+          <w:szCs w:val="22"/>
         </w:rPr>
         <w:t>Biotech and Life Sciences: Rate-Sensitive Discount + M&amp;A Cycle = Re-rating Case</w:t>
       </w:r>
     </w:p>
     <w:p>
       <w:pPr>
-        <w:spacing w:before="0" w:after="40"/>
+        <w:spacing w:before="0" w:after="40" w:line="360" w:lineRule="auto"/>
+        <w:jc w:val="both"/>
+        <w:rPr>
+          <w:rFonts w:ascii="Times New Roman" w:hAnsi="Times New Roman" w:cs="Times New Roman"/>
+          <w:sz w:val="22"/>
+          <w:szCs w:val="22"/>
+        </w:rPr>
       </w:pPr>
       <w:r>
         <w:rPr>
-          <w:rFonts w:ascii="Calibri" w:hAnsi="Calibri"/>
+          <w:rFonts w:ascii="Times New Roman" w:hAnsi="Times New Roman" w:cs="Times New Roman"/>
           <w:color w:val="4A5568"/>
-          <w:sz w:val="20"/>
+          <w:sz w:val="22"/>
+          <w:szCs w:val="22"/>
         </w:rPr>
         <w:t xml:space="preserve">Sector: Biotech / Healthcare  ·  Q1 2026  </w:t>
       </w:r>
       <w:r>
         <w:rPr>
-          <w:rFonts w:ascii="Calibri" w:hAnsi="Calibri"/>
+          <w:rFonts w:ascii="Times New Roman" w:hAnsi="Times New Roman" w:cs="Times New Roman"/>
           <w:b/>
           <w:color w:val="1A7A40"/>
-          <w:sz w:val="20"/>
+          <w:sz w:val="22"/>
+          <w:szCs w:val="22"/>
         </w:rPr>
         <w:t>XBI re-rating thesis, valuation near cycle low, M&amp;A accelerating</w:t>
       </w:r>
@@ -58,32 +81,52 @@
         <w:pBdr>
           <w:bottom w:val="single" w:sz="4" w:color="2E86AB"/>
         </w:pBdr>
-        <w:spacing w:after="120"/>
+        <w:spacing w:after="120" w:line="360" w:lineRule="auto"/>
+        <w:jc w:val="both"/>
+        <w:rPr>
+          <w:rFonts w:ascii="Times New Roman" w:hAnsi="Times New Roman" w:cs="Times New Roman"/>
+          <w:sz w:val="22"/>
+          <w:szCs w:val="22"/>
+        </w:rPr>
       </w:pPr>
     </w:p>
     <w:p>
       <w:pPr>
-        <w:spacing w:before="0" w:after="100"/>
+        <w:spacing w:before="0" w:after="100" w:line="360" w:lineRule="auto"/>
+        <w:jc w:val="both"/>
+        <w:rPr>
+          <w:rFonts w:ascii="Times New Roman" w:hAnsi="Times New Roman" w:cs="Times New Roman"/>
+          <w:sz w:val="22"/>
+          <w:szCs w:val="22"/>
+        </w:rPr>
       </w:pPr>
       <w:r>
         <w:rPr>
-          <w:rFonts w:ascii="Calibri" w:hAnsi="Calibri"/>
+          <w:rFonts w:ascii="Times New Roman" w:hAnsi="Times New Roman" w:cs="Times New Roman"/>
           <w:i w:val="0"/>
-          <w:sz w:val="21"/>
+          <w:sz w:val="22"/>
+          <w:szCs w:val="22"/>
         </w:rPr>
         <w:t>The XBI biotech ETF trades at 5.5x NTM EV/Sales against a 10-year mean of 6.5x, a 15% discount that opened when rates rose sharply in 2022 and has not fully closed. Biotech is among the most rate-sensitive equity sectors because of its cash-burning, long-duration revenue profile. The Fed cutting cycle is the primary re-rating trigger. M&amp;A activity is running at record levels, with large-cap pharma spending aggressively ahead of $300bn+ in patent cliff exposure through 2030.</w:t>
       </w:r>
     </w:p>
     <w:p>
       <w:pPr>
-        <w:spacing w:before="160" w:after="60"/>
+        <w:spacing w:before="160" w:after="60" w:line="360" w:lineRule="auto"/>
+        <w:jc w:val="both"/>
+        <w:rPr>
+          <w:rFonts w:ascii="Times New Roman" w:hAnsi="Times New Roman" w:cs="Times New Roman"/>
+          <w:sz w:val="22"/>
+          <w:szCs w:val="22"/>
+        </w:rPr>
       </w:pPr>
       <w:r>
         <w:rPr>
-          <w:rFonts w:ascii="Calibri" w:hAnsi="Calibri"/>
+          <w:rFonts w:ascii="Times New Roman" w:hAnsi="Times New Roman" w:cs="Times New Roman"/>
           <w:b/>
           <w:color w:val="0D1B2A"/>
-          <w:sz w:val="24"/>
+          <w:sz w:val="22"/>
+          <w:szCs w:val="22"/>
         </w:rPr>
         <w:t>Key Metrics</w:t>
       </w:r>
@@ -109,14 +152,21 @@
           </w:tcPr>
           <w:p>
             <w:pPr>
-              <w:jc w:val="center"/>
+              <w:jc w:val="both"/>
+              <w:spacing w:line="360" w:lineRule="auto"/>
+              <w:rPr>
+                <w:rFonts w:ascii="Times New Roman" w:hAnsi="Times New Roman" w:cs="Times New Roman"/>
+                <w:sz w:val="22"/>
+                <w:szCs w:val="22"/>
+              </w:rPr>
             </w:pPr>
             <w:r>
               <w:rPr>
-                <w:rFonts w:ascii="Calibri" w:hAnsi="Calibri"/>
+                <w:rFonts w:ascii="Times New Roman" w:hAnsi="Times New Roman" w:cs="Times New Roman"/>
                 <w:b/>
                 <w:color w:val="C9993A"/>
-                <w:sz w:val="36"/>
+                <w:sz w:val="22"/>
+                <w:szCs w:val="22"/>
               </w:rPr>
               <w:t>5.5x</w:t>
             </w:r>
@@ -130,14 +180,21 @@
           </w:tcPr>
           <w:p>
             <w:pPr>
-              <w:jc w:val="center"/>
+              <w:jc w:val="both"/>
+              <w:spacing w:line="360" w:lineRule="auto"/>
+              <w:rPr>
+                <w:rFonts w:ascii="Times New Roman" w:hAnsi="Times New Roman" w:cs="Times New Roman"/>
+                <w:sz w:val="22"/>
+                <w:szCs w:val="22"/>
+              </w:rPr>
             </w:pPr>
             <w:r>
               <w:rPr>
-                <w:rFonts w:ascii="Calibri" w:hAnsi="Calibri"/>
+                <w:rFonts w:ascii="Times New Roman" w:hAnsi="Times New Roman" w:cs="Times New Roman"/>
                 <w:b/>
                 <w:color w:val="C9993A"/>
-                <w:sz w:val="36"/>
+                <w:sz w:val="22"/>
+                <w:szCs w:val="22"/>
               </w:rPr>
               <w:t>$300bn+</w:t>
             </w:r>
@@ -151,14 +208,21 @@
           </w:tcPr>
           <w:p>
             <w:pPr>
-              <w:jc w:val="center"/>
+              <w:jc w:val="both"/>
+              <w:spacing w:line="360" w:lineRule="auto"/>
+              <w:rPr>
+                <w:rFonts w:ascii="Times New Roman" w:hAnsi="Times New Roman" w:cs="Times New Roman"/>
+                <w:sz w:val="22"/>
+                <w:szCs w:val="22"/>
+              </w:rPr>
             </w:pPr>
             <w:r>
               <w:rPr>
-                <w:rFonts w:ascii="Calibri" w:hAnsi="Calibri"/>
+                <w:rFonts w:ascii="Times New Roman" w:hAnsi="Times New Roman" w:cs="Times New Roman"/>
                 <w:b/>
                 <w:color w:val="C9993A"/>
-                <w:sz w:val="36"/>
+                <w:sz w:val="22"/>
+                <w:szCs w:val="22"/>
               </w:rPr>
               <w:t>43</w:t>
             </w:r>
@@ -173,13 +237,20 @@
           </w:tcPr>
           <w:p>
             <w:pPr>
-              <w:jc w:val="center"/>
+              <w:jc w:val="both"/>
+              <w:spacing w:line="360" w:lineRule="auto"/>
+              <w:rPr>
+                <w:rFonts w:ascii="Times New Roman" w:hAnsi="Times New Roman" w:cs="Times New Roman"/>
+                <w:sz w:val="22"/>
+                <w:szCs w:val="22"/>
+              </w:rPr>
             </w:pPr>
             <w:r>
               <w:rPr>
-                <w:rFonts w:ascii="Calibri" w:hAnsi="Calibri"/>
+                <w:rFonts w:ascii="Times New Roman" w:hAnsi="Times New Roman" w:cs="Times New Roman"/>
                 <w:color w:val="FFFFFF"/>
-                <w:sz w:val="18"/>
+                <w:sz w:val="22"/>
+                <w:szCs w:val="22"/>
               </w:rPr>
               <w:t>XBI NTM EV/Sales</w:t>
               <w:br/>
@@ -194,13 +265,20 @@
           </w:tcPr>
           <w:p>
             <w:pPr>
-              <w:jc w:val="center"/>
+              <w:jc w:val="both"/>
+              <w:spacing w:line="360" w:lineRule="auto"/>
+              <w:rPr>
+                <w:rFonts w:ascii="Times New Roman" w:hAnsi="Times New Roman" w:cs="Times New Roman"/>
+                <w:sz w:val="22"/>
+                <w:szCs w:val="22"/>
+              </w:rPr>
             </w:pPr>
             <w:r>
               <w:rPr>
-                <w:rFonts w:ascii="Calibri" w:hAnsi="Calibri"/>
+                <w:rFonts w:ascii="Times New Roman" w:hAnsi="Times New Roman" w:cs="Times New Roman"/>
                 <w:color w:val="FFFFFF"/>
-                <w:sz w:val="18"/>
+                <w:sz w:val="22"/>
+                <w:szCs w:val="22"/>
               </w:rPr>
               <w:t>Large-cap pharma revenue at risk</w:t>
               <w:br/>
@@ -215,13 +293,20 @@
           </w:tcPr>
           <w:p>
             <w:pPr>
-              <w:jc w:val="center"/>
+              <w:jc w:val="both"/>
+              <w:spacing w:line="360" w:lineRule="auto"/>
+              <w:rPr>
+                <w:rFonts w:ascii="Times New Roman" w:hAnsi="Times New Roman" w:cs="Times New Roman"/>
+                <w:sz w:val="22"/>
+                <w:szCs w:val="22"/>
+              </w:rPr>
             </w:pPr>
             <w:r>
               <w:rPr>
-                <w:rFonts w:ascii="Calibri" w:hAnsi="Calibri"/>
+                <w:rFonts w:ascii="Times New Roman" w:hAnsi="Times New Roman" w:cs="Times New Roman"/>
                 <w:color w:val="FFFFFF"/>
-                <w:sz w:val="18"/>
+                <w:sz w:val="22"/>
+                <w:szCs w:val="22"/>
               </w:rPr>
               <w:t>FDA novel drug approvals in 2024</w:t>
               <w:br/>
@@ -233,19 +318,32 @@
     </w:tbl>
     <w:p>
       <w:pPr>
-        <w:spacing w:before="0" w:after="160"/>
+        <w:spacing w:before="0" w:after="160" w:line="360" w:lineRule="auto"/>
+        <w:jc w:val="both"/>
+        <w:rPr>
+          <w:rFonts w:ascii="Times New Roman" w:hAnsi="Times New Roman" w:cs="Times New Roman"/>
+          <w:sz w:val="22"/>
+          <w:szCs w:val="22"/>
+        </w:rPr>
       </w:pPr>
     </w:p>
     <w:p>
       <w:pPr>
-        <w:spacing w:before="160" w:after="60"/>
+        <w:spacing w:before="160" w:after="60" w:line="360" w:lineRule="auto"/>
+        <w:jc w:val="both"/>
+        <w:rPr>
+          <w:rFonts w:ascii="Times New Roman" w:hAnsi="Times New Roman" w:cs="Times New Roman"/>
+          <w:sz w:val="22"/>
+          <w:szCs w:val="22"/>
+        </w:rPr>
       </w:pPr>
       <w:r>
         <w:rPr>
-          <w:rFonts w:ascii="Calibri" w:hAnsi="Calibri"/>
+          <w:rFonts w:ascii="Times New Roman" w:hAnsi="Times New Roman" w:cs="Times New Roman"/>
           <w:b/>
           <w:color w:val="0D1B2A"/>
-          <w:sz w:val="24"/>
+          <w:sz w:val="22"/>
+          <w:szCs w:val="22"/>
         </w:rPr>
         <w:t>Investment Thesis</w:t>
       </w:r>
@@ -253,22 +351,30 @@
     <w:p>
       <w:pPr>
         <w:pStyle w:val="ListBullet"/>
-        <w:spacing w:before="40" w:after="60"/>
+        <w:spacing w:before="40" w:after="60" w:line="360" w:lineRule="auto"/>
         <w:ind w:left="360"/>
+        <w:jc w:val="both"/>
+        <w:rPr>
+          <w:rFonts w:ascii="Times New Roman" w:hAnsi="Times New Roman" w:cs="Times New Roman"/>
+          <w:sz w:val="22"/>
+          <w:szCs w:val="22"/>
+        </w:rPr>
       </w:pPr>
       <w:r>
         <w:rPr>
-          <w:rFonts w:ascii="Calibri" w:hAnsi="Calibri"/>
+          <w:rFonts w:ascii="Times New Roman" w:hAnsi="Times New Roman" w:cs="Times New Roman"/>
           <w:b/>
           <w:color w:val="0D1B2A"/>
-          <w:sz w:val="21"/>
+          <w:sz w:val="22"/>
+          <w:szCs w:val="22"/>
         </w:rPr>
         <w:t xml:space="preserve">Rate sensitivity creates a favourable entry point:  </w:t>
       </w:r>
       <w:r>
         <w:rPr>
-          <w:rFonts w:ascii="Calibri" w:hAnsi="Calibri"/>
-          <w:sz w:val="21"/>
+          <w:rFonts w:ascii="Times New Roman" w:hAnsi="Times New Roman" w:cs="Times New Roman"/>
+          <w:sz w:val="22"/>
+          <w:szCs w:val="22"/>
         </w:rPr>
         <w:t>Biotech revenue is priced at a deep discount rate due to its long duration. When rates were rising in 2022-23, the sector de-rated sharply. With the Fed now cutting, the reverse is mechanically true. A 100bps decline in the risk-free rate has historically driven a 1.5-2.0x turn expansion in biotech EV/Sales multiples.</w:t>
       </w:r>
@@ -276,22 +382,30 @@
     <w:p>
       <w:pPr>
         <w:pStyle w:val="ListBullet"/>
-        <w:spacing w:before="40" w:after="60"/>
+        <w:spacing w:before="40" w:after="60" w:line="360" w:lineRule="auto"/>
         <w:ind w:left="360"/>
+        <w:jc w:val="both"/>
+        <w:rPr>
+          <w:rFonts w:ascii="Times New Roman" w:hAnsi="Times New Roman" w:cs="Times New Roman"/>
+          <w:sz w:val="22"/>
+          <w:szCs w:val="22"/>
+        </w:rPr>
       </w:pPr>
       <w:r>
         <w:rPr>
-          <w:rFonts w:ascii="Calibri" w:hAnsi="Calibri"/>
+          <w:rFonts w:ascii="Times New Roman" w:hAnsi="Times New Roman" w:cs="Times New Roman"/>
           <w:b/>
           <w:color w:val="0D1B2A"/>
-          <w:sz w:val="21"/>
+          <w:sz w:val="22"/>
+          <w:szCs w:val="22"/>
         </w:rPr>
         <w:t xml:space="preserve">Patent cliff drives strategic M&amp;A:  </w:t>
       </w:r>
       <w:r>
         <w:rPr>
-          <w:rFonts w:ascii="Calibri" w:hAnsi="Calibri"/>
-          <w:sz w:val="21"/>
+          <w:rFonts w:ascii="Times New Roman" w:hAnsi="Times New Roman" w:cs="Times New Roman"/>
+          <w:sz w:val="22"/>
+          <w:szCs w:val="22"/>
         </w:rPr>
         <w:t>AbbVie loses Humira exclusivity; Bristol-Myers faces Revlid and Eliquis cliffs; Pfizer and Merck are collectively exposed to $300bn+ in revenues at risk through 2030. Each of these companies has the balance sheet to acquire and the strategic need to. Small and mid-cap biotech with Phase 2-3 assets are the direct targets.</w:t>
       </w:r>
@@ -299,22 +413,30 @@
     <w:p>
       <w:pPr>
         <w:pStyle w:val="ListBullet"/>
-        <w:spacing w:before="40" w:after="60"/>
+        <w:spacing w:before="40" w:after="60" w:line="360" w:lineRule="auto"/>
         <w:ind w:left="360"/>
+        <w:jc w:val="both"/>
+        <w:rPr>
+          <w:rFonts w:ascii="Times New Roman" w:hAnsi="Times New Roman" w:cs="Times New Roman"/>
+          <w:sz w:val="22"/>
+          <w:szCs w:val="22"/>
+        </w:rPr>
       </w:pPr>
       <w:r>
         <w:rPr>
-          <w:rFonts w:ascii="Calibri" w:hAnsi="Calibri"/>
+          <w:rFonts w:ascii="Times New Roman" w:hAnsi="Times New Roman" w:cs="Times New Roman"/>
           <w:b/>
           <w:color w:val="0D1B2A"/>
-          <w:sz w:val="21"/>
+          <w:sz w:val="22"/>
+          <w:szCs w:val="22"/>
         </w:rPr>
         <w:t xml:space="preserve">FDA approval activity recovering:  </w:t>
       </w:r>
       <w:r>
         <w:rPr>
-          <w:rFonts w:ascii="Calibri" w:hAnsi="Calibri"/>
-          <w:sz w:val="21"/>
+          <w:rFonts w:ascii="Times New Roman" w:hAnsi="Times New Roman" w:cs="Times New Roman"/>
+          <w:sz w:val="22"/>
+          <w:szCs w:val="22"/>
         </w:rPr>
         <w:t>43 novel drugs approved in 2024, the highest since 2021. The pipeline is maturing from the surge in clinical-stage investment in 2020-21. More approvals mean more commercial-stage companies that can demonstrate revenue, closing the valuation discount.</w:t>
       </w:r>
@@ -322,76 +444,112 @@
     <w:p>
       <w:pPr>
         <w:pStyle w:val="ListBullet"/>
-        <w:spacing w:before="40" w:after="60"/>
+        <w:spacing w:before="40" w:after="60" w:line="360" w:lineRule="auto"/>
         <w:ind w:left="360"/>
+        <w:jc w:val="both"/>
+        <w:rPr>
+          <w:rFonts w:ascii="Times New Roman" w:hAnsi="Times New Roman" w:cs="Times New Roman"/>
+          <w:sz w:val="22"/>
+          <w:szCs w:val="22"/>
+        </w:rPr>
       </w:pPr>
       <w:r>
         <w:rPr>
-          <w:rFonts w:ascii="Calibri" w:hAnsi="Calibri"/>
+          <w:rFonts w:ascii="Times New Roman" w:hAnsi="Times New Roman" w:cs="Times New Roman"/>
           <w:b/>
           <w:color w:val="0D1B2A"/>
-          <w:sz w:val="21"/>
+          <w:sz w:val="22"/>
+          <w:szCs w:val="22"/>
         </w:rPr>
         <w:t xml:space="preserve">Clinical risk is sector-wide, not systemic:  </w:t>
       </w:r>
       <w:r>
         <w:rPr>
-          <w:rFonts w:ascii="Calibri" w:hAnsi="Calibri"/>
-          <w:sz w:val="21"/>
+          <w:rFonts w:ascii="Times New Roman" w:hAnsi="Times New Roman" w:cs="Times New Roman"/>
+          <w:sz w:val="22"/>
+          <w:szCs w:val="22"/>
         </w:rPr>
         <w:t>Biotech trial failures are stock-specific, not correlated across the index. At the ETF level, a basket approach captures the M&amp;A premium and multiple expansion without taking binary clinical risk on individual names.</w:t>
       </w:r>
     </w:p>
     <w:p>
       <w:pPr>
-        <w:spacing w:before="160" w:after="60"/>
+        <w:spacing w:before="160" w:after="60" w:line="360" w:lineRule="auto"/>
+        <w:jc w:val="both"/>
+        <w:rPr>
+          <w:rFonts w:ascii="Times New Roman" w:hAnsi="Times New Roman" w:cs="Times New Roman"/>
+          <w:sz w:val="22"/>
+          <w:szCs w:val="22"/>
+        </w:rPr>
       </w:pPr>
       <w:r>
         <w:rPr>
-          <w:rFonts w:ascii="Calibri" w:hAnsi="Calibri"/>
+          <w:rFonts w:ascii="Times New Roman" w:hAnsi="Times New Roman" w:cs="Times New Roman"/>
           <w:b/>
           <w:color w:val="0D1B2A"/>
-          <w:sz w:val="24"/>
+          <w:sz w:val="22"/>
+          <w:szCs w:val="22"/>
         </w:rPr>
         <w:t>Market Context</w:t>
       </w:r>
     </w:p>
     <w:p>
       <w:pPr>
-        <w:spacing w:before="0" w:after="100"/>
+        <w:spacing w:before="0" w:after="100" w:line="360" w:lineRule="auto"/>
+        <w:jc w:val="both"/>
+        <w:rPr>
+          <w:rFonts w:ascii="Times New Roman" w:hAnsi="Times New Roman" w:cs="Times New Roman"/>
+          <w:sz w:val="22"/>
+          <w:szCs w:val="22"/>
+        </w:rPr>
       </w:pPr>
       <w:r>
         <w:rPr>
-          <w:rFonts w:ascii="Calibri" w:hAnsi="Calibri"/>
+          <w:rFonts w:ascii="Times New Roman" w:hAnsi="Times New Roman" w:cs="Times New Roman"/>
           <w:i w:val="0"/>
-          <w:sz w:val="21"/>
+          <w:sz w:val="22"/>
+          <w:szCs w:val="22"/>
         </w:rPr>
         <w:t>The XBI has underperformed the S&amp;P 500 by roughly 40% from the 2021 peak through the 2022-23 rate-driven sell-off. This is consistent with what happens to long-duration assets in rising rate environments. The point is that the mechanism runs in reverse. Three of the five largest biotech acquisitions on record occurred in 2023-24, which tells you where large-cap pharma sees value.</w:t>
       </w:r>
     </w:p>
     <w:p>
       <w:pPr>
-        <w:spacing w:before="0" w:after="100"/>
+        <w:spacing w:before="0" w:after="100" w:line="360" w:lineRule="auto"/>
+        <w:jc w:val="both"/>
+        <w:rPr>
+          <w:rFonts w:ascii="Times New Roman" w:hAnsi="Times New Roman" w:cs="Times New Roman"/>
+          <w:sz w:val="22"/>
+          <w:szCs w:val="22"/>
+        </w:rPr>
       </w:pPr>
       <w:r>
         <w:rPr>
-          <w:rFonts w:ascii="Calibri" w:hAnsi="Calibri"/>
+          <w:rFonts w:ascii="Times New Roman" w:hAnsi="Times New Roman" w:cs="Times New Roman"/>
           <w:i w:val="0"/>
-          <w:sz w:val="21"/>
+          <w:sz w:val="22"/>
+          <w:szCs w:val="22"/>
         </w:rPr>
         <w:t>XBI at 5.5x EV/Sales against a 10-year mean of 6.5x represents a 15% discount that is difficult to justify on fundamentals alone when approval activity is recovering and M&amp;A premiums are running 40-60% to unaffected share prices. The sector re-rates when the risk-free rate declines and when M&amp;A deals increase the reference point for where small-cap biotech should trade.</w:t>
       </w:r>
     </w:p>
     <w:p>
       <w:pPr>
-        <w:spacing w:before="160" w:after="60"/>
+        <w:spacing w:before="160" w:after="60" w:line="360" w:lineRule="auto"/>
+        <w:jc w:val="both"/>
+        <w:rPr>
+          <w:rFonts w:ascii="Times New Roman" w:hAnsi="Times New Roman" w:cs="Times New Roman"/>
+          <w:sz w:val="22"/>
+          <w:szCs w:val="22"/>
+        </w:rPr>
       </w:pPr>
       <w:r>
         <w:rPr>
-          <w:rFonts w:ascii="Calibri" w:hAnsi="Calibri"/>
+          <w:rFonts w:ascii="Times New Roman" w:hAnsi="Times New Roman" w:cs="Times New Roman"/>
           <w:b/>
           <w:color w:val="0D1B2A"/>
-          <w:sz w:val="24"/>
+          <w:sz w:val="22"/>
+          <w:szCs w:val="22"/>
         </w:rPr>
         <w:t>Rerating Catalysts</w:t>
       </w:r>
@@ -399,22 +557,30 @@
     <w:p>
       <w:pPr>
         <w:pStyle w:val="ListBullet"/>
-        <w:spacing w:before="40" w:after="60"/>
+        <w:spacing w:before="40" w:after="60" w:line="360" w:lineRule="auto"/>
         <w:ind w:left="360"/>
+        <w:jc w:val="both"/>
+        <w:rPr>
+          <w:rFonts w:ascii="Times New Roman" w:hAnsi="Times New Roman" w:cs="Times New Roman"/>
+          <w:sz w:val="22"/>
+          <w:szCs w:val="22"/>
+        </w:rPr>
       </w:pPr>
       <w:r>
         <w:rPr>
-          <w:rFonts w:ascii="Calibri" w:hAnsi="Calibri"/>
+          <w:rFonts w:ascii="Times New Roman" w:hAnsi="Times New Roman" w:cs="Times New Roman"/>
           <w:b/>
           <w:color w:val="0D1B2A"/>
-          <w:sz w:val="21"/>
+          <w:sz w:val="22"/>
+          <w:szCs w:val="22"/>
         </w:rPr>
         <w:t xml:space="preserve">Fed rate path:  </w:t>
       </w:r>
       <w:r>
         <w:rPr>
-          <w:rFonts w:ascii="Calibri" w:hAnsi="Calibri"/>
-          <w:sz w:val="21"/>
+          <w:rFonts w:ascii="Times New Roman" w:hAnsi="Times New Roman" w:cs="Times New Roman"/>
+          <w:sz w:val="22"/>
+          <w:szCs w:val="22"/>
         </w:rPr>
         <w:t>Each 25bps cut reduces the discount rate applied to long-duration biotech revenue streams. The sector is more sensitive to rate changes than most equity categories, which makes it a direct beneficiary of the current cutting cycle.</w:t>
       </w:r>
@@ -422,22 +588,30 @@
     <w:p>
       <w:pPr>
         <w:pStyle w:val="ListBullet"/>
-        <w:spacing w:before="40" w:after="60"/>
+        <w:spacing w:before="40" w:after="60" w:line="360" w:lineRule="auto"/>
         <w:ind w:left="360"/>
+        <w:jc w:val="both"/>
+        <w:rPr>
+          <w:rFonts w:ascii="Times New Roman" w:hAnsi="Times New Roman" w:cs="Times New Roman"/>
+          <w:sz w:val="22"/>
+          <w:szCs w:val="22"/>
+        </w:rPr>
       </w:pPr>
       <w:r>
         <w:rPr>
-          <w:rFonts w:ascii="Calibri" w:hAnsi="Calibri"/>
+          <w:rFonts w:ascii="Times New Roman" w:hAnsi="Times New Roman" w:cs="Times New Roman"/>
           <w:b/>
           <w:color w:val="0D1B2A"/>
-          <w:sz w:val="21"/>
+          <w:sz w:val="22"/>
+          <w:szCs w:val="22"/>
         </w:rPr>
         <w:t xml:space="preserve">M&amp;A premium flow-through:  </w:t>
       </w:r>
       <w:r>
         <w:rPr>
-          <w:rFonts w:ascii="Calibri" w:hAnsi="Calibri"/>
-          <w:sz w:val="21"/>
+          <w:rFonts w:ascii="Times New Roman" w:hAnsi="Times New Roman" w:cs="Times New Roman"/>
+          <w:sz w:val="22"/>
+          <w:szCs w:val="22"/>
         </w:rPr>
         <w:t>Each acquisition at a 40-60% premium to market sets a new valuation floor for clinical-stage peers. The M&amp;A cycle is self-reinforcing: as pharma patent cliffs approach, the urgency to acquire increases.</w:t>
       </w:r>
@@ -445,36 +619,51 @@
     <w:p>
       <w:pPr>
         <w:pStyle w:val="ListBullet"/>
-        <w:spacing w:before="40" w:after="60"/>
+        <w:spacing w:before="40" w:after="60" w:line="360" w:lineRule="auto"/>
         <w:ind w:left="360"/>
+        <w:jc w:val="both"/>
+        <w:rPr>
+          <w:rFonts w:ascii="Times New Roman" w:hAnsi="Times New Roman" w:cs="Times New Roman"/>
+          <w:sz w:val="22"/>
+          <w:szCs w:val="22"/>
+        </w:rPr>
       </w:pPr>
       <w:r>
         <w:rPr>
-          <w:rFonts w:ascii="Calibri" w:hAnsi="Calibri"/>
+          <w:rFonts w:ascii="Times New Roman" w:hAnsi="Times New Roman" w:cs="Times New Roman"/>
           <w:b/>
           <w:color w:val="0D1B2A"/>
-          <w:sz w:val="21"/>
+          <w:sz w:val="22"/>
+          <w:szCs w:val="22"/>
         </w:rPr>
         <w:t xml:space="preserve">FDA approval acceleration:  </w:t>
       </w:r>
       <w:r>
         <w:rPr>
-          <w:rFonts w:ascii="Calibri" w:hAnsi="Calibri"/>
-          <w:sz w:val="21"/>
+          <w:rFonts w:ascii="Times New Roman" w:hAnsi="Times New Roman" w:cs="Times New Roman"/>
+          <w:sz w:val="22"/>
+          <w:szCs w:val="22"/>
         </w:rPr>
         <w:t>A continued pace of 40+ novel approvals annually would validate pipeline productivity and reduce the sector risk premium attached to pre-revenue companies.</w:t>
       </w:r>
     </w:p>
     <w:p>
       <w:pPr>
-        <w:spacing w:before="160" w:after="60"/>
+        <w:spacing w:before="160" w:after="60" w:line="360" w:lineRule="auto"/>
+        <w:jc w:val="both"/>
+        <w:rPr>
+          <w:rFonts w:ascii="Times New Roman" w:hAnsi="Times New Roman" w:cs="Times New Roman"/>
+          <w:sz w:val="22"/>
+          <w:szCs w:val="22"/>
+        </w:rPr>
       </w:pPr>
       <w:r>
         <w:rPr>
-          <w:rFonts w:ascii="Calibri" w:hAnsi="Calibri"/>
+          <w:rFonts w:ascii="Times New Roman" w:hAnsi="Times New Roman" w:cs="Times New Roman"/>
           <w:b/>
           <w:color w:val="0D1B2A"/>
-          <w:sz w:val="24"/>
+          <w:sz w:val="22"/>
+          <w:szCs w:val="22"/>
         </w:rPr>
         <w:t>Key Risks</w:t>
       </w:r>
@@ -482,22 +671,30 @@
     <w:p>
       <w:pPr>
         <w:pStyle w:val="ListBullet"/>
-        <w:spacing w:before="40" w:after="60"/>
+        <w:spacing w:before="40" w:after="60" w:line="360" w:lineRule="auto"/>
         <w:ind w:left="360"/>
+        <w:jc w:val="both"/>
+        <w:rPr>
+          <w:rFonts w:ascii="Times New Roman" w:hAnsi="Times New Roman" w:cs="Times New Roman"/>
+          <w:sz w:val="22"/>
+          <w:szCs w:val="22"/>
+        </w:rPr>
       </w:pPr>
       <w:r>
         <w:rPr>
-          <w:rFonts w:ascii="Calibri" w:hAnsi="Calibri"/>
+          <w:rFonts w:ascii="Times New Roman" w:hAnsi="Times New Roman" w:cs="Times New Roman"/>
           <w:b/>
           <w:color w:val="0D1B2A"/>
-          <w:sz w:val="21"/>
+          <w:sz w:val="22"/>
+          <w:szCs w:val="22"/>
         </w:rPr>
         <w:t xml:space="preserve">Clinical failure concentration:  </w:t>
       </w:r>
       <w:r>
         <w:rPr>
-          <w:rFonts w:ascii="Calibri" w:hAnsi="Calibri"/>
-          <w:sz w:val="21"/>
+          <w:rFonts w:ascii="Times New Roman" w:hAnsi="Times New Roman" w:cs="Times New Roman"/>
+          <w:sz w:val="22"/>
+          <w:szCs w:val="22"/>
         </w:rPr>
         <w:t>A cluster of Phase 3 failures in high-profile indications could reset the sector risk premium upward, reversing multiple expansion.</w:t>
       </w:r>
@@ -505,22 +702,30 @@
     <w:p>
       <w:pPr>
         <w:pStyle w:val="ListBullet"/>
-        <w:spacing w:before="40" w:after="60"/>
+        <w:spacing w:before="40" w:after="60" w:line="360" w:lineRule="auto"/>
         <w:ind w:left="360"/>
+        <w:jc w:val="both"/>
+        <w:rPr>
+          <w:rFonts w:ascii="Times New Roman" w:hAnsi="Times New Roman" w:cs="Times New Roman"/>
+          <w:sz w:val="22"/>
+          <w:szCs w:val="22"/>
+        </w:rPr>
       </w:pPr>
       <w:r>
         <w:rPr>
-          <w:rFonts w:ascii="Calibri" w:hAnsi="Calibri"/>
+          <w:rFonts w:ascii="Times New Roman" w:hAnsi="Times New Roman" w:cs="Times New Roman"/>
           <w:b/>
           <w:color w:val="0D1B2A"/>
-          <w:sz w:val="21"/>
+          <w:sz w:val="22"/>
+          <w:szCs w:val="22"/>
         </w:rPr>
         <w:t xml:space="preserve">Drug pricing / IRA pressure:  </w:t>
       </w:r>
       <w:r>
         <w:rPr>
-          <w:rFonts w:ascii="Calibri" w:hAnsi="Calibri"/>
-          <w:sz w:val="21"/>
+          <w:rFonts w:ascii="Times New Roman" w:hAnsi="Times New Roman" w:cs="Times New Roman"/>
+          <w:sz w:val="22"/>
+          <w:szCs w:val="22"/>
         </w:rPr>
         <w:t>The Inflation Reduction Act introduces Medicare drug price negotiation. Long-term pricing power compression would structurally lower the revenue multiples the sector can sustain.</w:t>
       </w:r>
@@ -528,22 +733,30 @@
     <w:p>
       <w:pPr>
         <w:pStyle w:val="ListBullet"/>
-        <w:spacing w:before="40" w:after="60"/>
+        <w:spacing w:before="40" w:after="60" w:line="360" w:lineRule="auto"/>
         <w:ind w:left="360"/>
+        <w:jc w:val="both"/>
+        <w:rPr>
+          <w:rFonts w:ascii="Times New Roman" w:hAnsi="Times New Roman" w:cs="Times New Roman"/>
+          <w:sz w:val="22"/>
+          <w:szCs w:val="22"/>
+        </w:rPr>
       </w:pPr>
       <w:r>
         <w:rPr>
-          <w:rFonts w:ascii="Calibri" w:hAnsi="Calibri"/>
+          <w:rFonts w:ascii="Times New Roman" w:hAnsi="Times New Roman" w:cs="Times New Roman"/>
           <w:b/>
           <w:color w:val="0D1B2A"/>
-          <w:sz w:val="21"/>
+          <w:sz w:val="22"/>
+          <w:szCs w:val="22"/>
         </w:rPr>
         <w:t xml:space="preserve">Rate reversal:  </w:t>
       </w:r>
       <w:r>
         <w:rPr>
-          <w:rFonts w:ascii="Calibri" w:hAnsi="Calibri"/>
-          <w:sz w:val="21"/>
+          <w:rFonts w:ascii="Times New Roman" w:hAnsi="Times New Roman" w:cs="Times New Roman"/>
+          <w:sz w:val="22"/>
+          <w:szCs w:val="22"/>
         </w:rPr>
         <w:t>If inflation re-accelerates and the Fed reverses course, biotech re-rates lower. The thesis is directly dependent on the cutting cycle continuing.</w:t>
       </w:r>
@@ -551,64 +764,93 @@
     <w:p>
       <w:pPr>
         <w:pStyle w:val="ListBullet"/>
-        <w:spacing w:before="40" w:after="60"/>
+        <w:spacing w:before="40" w:after="60" w:line="360" w:lineRule="auto"/>
         <w:ind w:left="360"/>
+        <w:jc w:val="both"/>
+        <w:rPr>
+          <w:rFonts w:ascii="Times New Roman" w:hAnsi="Times New Roman" w:cs="Times New Roman"/>
+          <w:sz w:val="22"/>
+          <w:szCs w:val="22"/>
+        </w:rPr>
       </w:pPr>
       <w:r>
         <w:rPr>
-          <w:rFonts w:ascii="Calibri" w:hAnsi="Calibri"/>
+          <w:rFonts w:ascii="Times New Roman" w:hAnsi="Times New Roman" w:cs="Times New Roman"/>
           <w:b/>
           <w:color w:val="0D1B2A"/>
-          <w:sz w:val="21"/>
+          <w:sz w:val="22"/>
+          <w:szCs w:val="22"/>
         </w:rPr>
         <w:t xml:space="preserve">M&amp;A drought:  </w:t>
       </w:r>
       <w:r>
         <w:rPr>
-          <w:rFonts w:ascii="Calibri" w:hAnsi="Calibri"/>
-          <w:sz w:val="21"/>
+          <w:rFonts w:ascii="Times New Roman" w:hAnsi="Times New Roman" w:cs="Times New Roman"/>
+          <w:sz w:val="22"/>
+          <w:szCs w:val="22"/>
         </w:rPr>
         <w:t>If large-cap pharma balance sheet priorities shift or antitrust scrutiny increases materially, the M&amp;A premium embedded in the sector evaporates. FTC activity is a key watch variable.</w:t>
       </w:r>
     </w:p>
     <w:p>
       <w:pPr>
-        <w:spacing w:before="160" w:after="60"/>
+        <w:spacing w:before="160" w:after="60" w:line="360" w:lineRule="auto"/>
+        <w:jc w:val="both"/>
+        <w:rPr>
+          <w:rFonts w:ascii="Times New Roman" w:hAnsi="Times New Roman" w:cs="Times New Roman"/>
+          <w:sz w:val="22"/>
+          <w:szCs w:val="22"/>
+        </w:rPr>
       </w:pPr>
       <w:r>
         <w:rPr>
-          <w:rFonts w:ascii="Calibri" w:hAnsi="Calibri"/>
+          <w:rFonts w:ascii="Times New Roman" w:hAnsi="Times New Roman" w:cs="Times New Roman"/>
           <w:b/>
           <w:color w:val="0D1B2A"/>
-          <w:sz w:val="24"/>
+          <w:sz w:val="22"/>
+          <w:szCs w:val="22"/>
         </w:rPr>
         <w:t>Conclusion</w:t>
       </w:r>
     </w:p>
     <w:p>
       <w:pPr>
-        <w:spacing w:before="0" w:after="100"/>
+        <w:spacing w:before="0" w:after="100" w:line="360" w:lineRule="auto"/>
+        <w:jc w:val="both"/>
+        <w:rPr>
+          <w:rFonts w:ascii="Times New Roman" w:hAnsi="Times New Roman" w:cs="Times New Roman"/>
+          <w:sz w:val="22"/>
+          <w:szCs w:val="22"/>
+        </w:rPr>
       </w:pPr>
       <w:r>
         <w:rPr>
-          <w:rFonts w:ascii="Calibri" w:hAnsi="Calibri"/>
+          <w:rFonts w:ascii="Times New Roman" w:hAnsi="Times New Roman" w:cs="Times New Roman"/>
           <w:i w:val="0"/>
           <w:color w:val="0D1B2A"/>
-          <w:sz w:val="21"/>
+          <w:sz w:val="22"/>
+          <w:szCs w:val="22"/>
         </w:rPr>
         <w:t>The biotech case is rate-driven and backed by M&amp;A. The sector de-rated when rates rose and has not fully repriced for the cutting cycle yet. A reversion from 5.5x to the 10-year average EV/Sales of 6.5x implies 18% upside from multiple expansion alone. The M&amp;A pipeline from large-cap pharma creates additional upside as acquisition premiums reset peer valuations.</w:t>
       </w:r>
     </w:p>
     <w:p>
       <w:pPr>
-        <w:spacing w:before="160" w:after="60"/>
+        <w:spacing w:before="160" w:after="60" w:line="360" w:lineRule="auto"/>
+        <w:jc w:val="both"/>
+        <w:rPr>
+          <w:rFonts w:ascii="Times New Roman" w:hAnsi="Times New Roman" w:cs="Times New Roman"/>
+          <w:sz w:val="22"/>
+          <w:szCs w:val="22"/>
+        </w:rPr>
       </w:pPr>
       <w:r>
         <w:rPr>
-          <w:rFonts w:ascii="Calibri" w:hAnsi="Calibri"/>
+          <w:rFonts w:ascii="Times New Roman" w:hAnsi="Times New Roman" w:cs="Times New Roman"/>
           <w:b/>
           <w:color w:val="1B4F72"/>
           <w:sz w:val="22"/>
+          <w:szCs w:val="22"/>
         </w:rPr>
         <w:t>Watch / Exit / Key Names</w:t>
       </w:r>
@@ -630,12 +872,22 @@
             <w:shd w:val="clear" w:color="auto" w:fill="EAF4FA"/>
           </w:tcPr>
           <w:p>
+            <w:pPr>
+              <w:jc w:val="both"/>
+              <w:spacing w:line="360" w:lineRule="auto"/>
+              <w:rPr>
+                <w:rFonts w:ascii="Times New Roman" w:hAnsi="Times New Roman" w:cs="Times New Roman"/>
+                <w:sz w:val="22"/>
+                <w:szCs w:val="22"/>
+              </w:rPr>
+            </w:pPr>
             <w:r>
               <w:rPr>
-                <w:rFonts w:ascii="Calibri" w:hAnsi="Calibri"/>
+                <w:rFonts w:ascii="Times New Roman" w:hAnsi="Times New Roman" w:cs="Times New Roman"/>
                 <w:b/>
                 <w:color w:val="0D1B2A"/>
-                <w:sz w:val="20"/>
+                <w:sz w:val="22"/>
+                <w:szCs w:val="22"/>
               </w:rPr>
               <w:t>Watch:</w:t>
             </w:r>
@@ -646,10 +898,20 @@
             <w:tcW w:type="dxa" w:w="4536"/>
           </w:tcPr>
           <w:p>
+            <w:pPr>
+              <w:jc w:val="both"/>
+              <w:spacing w:line="360" w:lineRule="auto"/>
+              <w:rPr>
+                <w:rFonts w:ascii="Times New Roman" w:hAnsi="Times New Roman" w:cs="Times New Roman"/>
+                <w:sz w:val="22"/>
+                <w:szCs w:val="22"/>
+              </w:rPr>
+            </w:pPr>
             <w:r>
               <w:rPr>
-                <w:rFonts w:ascii="Calibri" w:hAnsi="Calibri"/>
-                <w:sz w:val="20"/>
+                <w:rFonts w:ascii="Times New Roman" w:hAnsi="Times New Roman" w:cs="Times New Roman"/>
+                <w:sz w:val="22"/>
+                <w:szCs w:val="22"/>
               </w:rPr>
               <w:t>Fed rate path and UST 10yr moves. M&amp;A deal activity and premiums. FDA PDUFA dates for key drugs.</w:t>
             </w:r>
@@ -663,12 +925,22 @@
             <w:shd w:val="clear" w:color="auto" w:fill="EAF4FA"/>
           </w:tcPr>
           <w:p>
+            <w:pPr>
+              <w:jc w:val="both"/>
+              <w:spacing w:line="360" w:lineRule="auto"/>
+              <w:rPr>
+                <w:rFonts w:ascii="Times New Roman" w:hAnsi="Times New Roman" w:cs="Times New Roman"/>
+                <w:sz w:val="22"/>
+                <w:szCs w:val="22"/>
+              </w:rPr>
+            </w:pPr>
             <w:r>
               <w:rPr>
-                <w:rFonts w:ascii="Calibri" w:hAnsi="Calibri"/>
+                <w:rFonts w:ascii="Times New Roman" w:hAnsi="Times New Roman" w:cs="Times New Roman"/>
                 <w:b/>
                 <w:color w:val="0D1B2A"/>
-                <w:sz w:val="20"/>
+                <w:sz w:val="22"/>
+                <w:szCs w:val="22"/>
               </w:rPr>
               <w:t>Exit condition:</w:t>
             </w:r>
@@ -679,10 +951,20 @@
             <w:tcW w:type="dxa" w:w="4536"/>
           </w:tcPr>
           <w:p>
+            <w:pPr>
+              <w:jc w:val="both"/>
+              <w:spacing w:line="360" w:lineRule="auto"/>
+              <w:rPr>
+                <w:rFonts w:ascii="Times New Roman" w:hAnsi="Times New Roman" w:cs="Times New Roman"/>
+                <w:sz w:val="22"/>
+                <w:szCs w:val="22"/>
+              </w:rPr>
+            </w:pPr>
             <w:r>
               <w:rPr>
-                <w:rFonts w:ascii="Calibri" w:hAnsi="Calibri"/>
-                <w:sz w:val="20"/>
+                <w:rFonts w:ascii="Times New Roman" w:hAnsi="Times New Roman" w:cs="Times New Roman"/>
+                <w:sz w:val="22"/>
+                <w:szCs w:val="22"/>
               </w:rPr>
               <w:t>Fed pauses or reverses; cluster of high-profile Phase 3 failures; IRA drug pricing expansion.</w:t>
             </w:r>
@@ -696,12 +978,22 @@
             <w:shd w:val="clear" w:color="auto" w:fill="EAF4FA"/>
           </w:tcPr>
           <w:p>
+            <w:pPr>
+              <w:jc w:val="both"/>
+              <w:spacing w:line="360" w:lineRule="auto"/>
+              <w:rPr>
+                <w:rFonts w:ascii="Times New Roman" w:hAnsi="Times New Roman" w:cs="Times New Roman"/>
+                <w:sz w:val="22"/>
+                <w:szCs w:val="22"/>
+              </w:rPr>
+            </w:pPr>
             <w:r>
               <w:rPr>
-                <w:rFonts w:ascii="Calibri" w:hAnsi="Calibri"/>
+                <w:rFonts w:ascii="Times New Roman" w:hAnsi="Times New Roman" w:cs="Times New Roman"/>
                 <w:b/>
                 <w:color w:val="0D1B2A"/>
-                <w:sz w:val="20"/>
+                <w:sz w:val="22"/>
+                <w:szCs w:val="22"/>
               </w:rPr>
               <w:t>Key names:</w:t>
             </w:r>
@@ -712,10 +1004,20 @@
             <w:tcW w:type="dxa" w:w="4536"/>
           </w:tcPr>
           <w:p>
+            <w:pPr>
+              <w:jc w:val="both"/>
+              <w:spacing w:line="360" w:lineRule="auto"/>
+              <w:rPr>
+                <w:rFonts w:ascii="Times New Roman" w:hAnsi="Times New Roman" w:cs="Times New Roman"/>
+                <w:sz w:val="22"/>
+                <w:szCs w:val="22"/>
+              </w:rPr>
+            </w:pPr>
             <w:r>
               <w:rPr>
-                <w:rFonts w:ascii="Calibri" w:hAnsi="Calibri"/>
-                <w:sz w:val="20"/>
+                <w:rFonts w:ascii="Times New Roman" w:hAnsi="Times New Roman" w:cs="Times New Roman"/>
+                <w:sz w:val="22"/>
+                <w:szCs w:val="22"/>
               </w:rPr>
               <w:t>XBI (ETF)  ·  REGN  ·  BMY  ·  MRK  ·  VRTX  ·  ABBV</w:t>
             </w:r>
@@ -724,62 +1026,114 @@
       </w:tr>
     </w:tbl>
     <w:p>
+      <w:pPr>
+        <w:jc w:val="both"/>
+        <w:spacing w:line="360" w:lineRule="auto"/>
+        <w:rPr>
+          <w:rFonts w:ascii="Times New Roman" w:hAnsi="Times New Roman" w:cs="Times New Roman"/>
+          <w:sz w:val="22"/>
+          <w:szCs w:val="22"/>
+        </w:rPr>
+      </w:pPr>
       <w:r>
+        <w:rPr>
+          <w:rFonts w:ascii="Times New Roman" w:hAnsi="Times New Roman" w:cs="Times New Roman"/>
+          <w:sz w:val="22"/>
+          <w:szCs w:val="22"/>
+        </w:rPr>
         <w:br w:type="page"/>
       </w:r>
     </w:p>
-    <w:p/>
     <w:p>
       <w:pPr>
-        <w:spacing w:before="200" w:after="80"/>
+        <w:jc w:val="both"/>
+        <w:spacing w:line="360" w:lineRule="auto"/>
+        <w:rPr>
+          <w:rFonts w:ascii="Times New Roman" w:hAnsi="Times New Roman" w:cs="Times New Roman"/>
+          <w:sz w:val="22"/>
+          <w:szCs w:val="22"/>
+        </w:rPr>
+      </w:pPr>
+    </w:p>
+    <w:p>
+      <w:pPr>
+        <w:spacing w:before="200" w:after="80" w:line="360" w:lineRule="auto"/>
+        <w:jc w:val="both"/>
+        <w:rPr>
+          <w:rFonts w:ascii="Times New Roman" w:hAnsi="Times New Roman" w:cs="Times New Roman"/>
+          <w:sz w:val="22"/>
+          <w:szCs w:val="22"/>
+        </w:rPr>
       </w:pPr>
       <w:r>
         <w:rPr>
-          <w:rFonts w:ascii="Calibri" w:hAnsi="Calibri"/>
+          <w:rFonts w:ascii="Times New Roman" w:hAnsi="Times New Roman" w:cs="Times New Roman"/>
           <w:b/>
           <w:color w:val="0D1B2A"/>
-          <w:sz w:val="24"/>
+          <w:sz w:val="22"/>
+          <w:szCs w:val="22"/>
         </w:rPr>
         <w:t>Appendix: Quantitative Analysis</w:t>
       </w:r>
     </w:p>
     <w:p>
       <w:pPr>
-        <w:spacing w:before="0" w:after="80"/>
+        <w:spacing w:before="0" w:after="80" w:line="360" w:lineRule="auto"/>
+        <w:jc w:val="both"/>
+        <w:rPr>
+          <w:rFonts w:ascii="Times New Roman" w:hAnsi="Times New Roman" w:cs="Times New Roman"/>
+          <w:sz w:val="22"/>
+          <w:szCs w:val="22"/>
+        </w:rPr>
       </w:pPr>
       <w:r>
         <w:rPr>
-          <w:rFonts w:ascii="Calibri" w:hAnsi="Calibri"/>
+          <w:rFonts w:ascii="Times New Roman" w:hAnsi="Times New Roman" w:cs="Times New Roman"/>
           <w:i/>
           <w:color w:val="4A5568"/>
-          <w:sz w:val="20"/>
+          <w:sz w:val="22"/>
+          <w:szCs w:val="22"/>
         </w:rPr>
         <w:t>Python (statsmodels, numpy). Data: Bloomberg, FactSet, FDA, BioPharma Catalyst 2014-2025.</w:t>
       </w:r>
     </w:p>
     <w:p>
       <w:pPr>
-        <w:spacing w:before="120" w:after="40"/>
+        <w:spacing w:before="120" w:after="40" w:line="360" w:lineRule="auto"/>
+        <w:jc w:val="both"/>
+        <w:rPr>
+          <w:rFonts w:ascii="Times New Roman" w:hAnsi="Times New Roman" w:cs="Times New Roman"/>
+          <w:sz w:val="22"/>
+          <w:szCs w:val="22"/>
+        </w:rPr>
       </w:pPr>
       <w:r>
         <w:rPr>
-          <w:rFonts w:ascii="Calibri" w:hAnsi="Calibri"/>
+          <w:rFonts w:ascii="Times New Roman" w:hAnsi="Times New Roman" w:cs="Times New Roman"/>
           <w:b/>
           <w:color w:val="1B4F72"/>
           <w:sz w:val="22"/>
+          <w:szCs w:val="22"/>
         </w:rPr>
         <w:t>1. OLS Regression: UST 10yr Rate vs XBI EV/Sales Multiple</w:t>
       </w:r>
     </w:p>
     <w:p>
       <w:pPr>
-        <w:spacing w:before="0" w:after="80"/>
+        <w:spacing w:before="0" w:after="80" w:line="360" w:lineRule="auto"/>
+        <w:jc w:val="both"/>
+        <w:rPr>
+          <w:rFonts w:ascii="Times New Roman" w:hAnsi="Times New Roman" w:cs="Times New Roman"/>
+          <w:sz w:val="22"/>
+          <w:szCs w:val="22"/>
+        </w:rPr>
       </w:pPr>
       <w:r>
         <w:rPr>
-          <w:rFonts w:ascii="Calibri" w:hAnsi="Calibri"/>
+          <w:rFonts w:ascii="Times New Roman" w:hAnsi="Times New Roman" w:cs="Times New Roman"/>
           <w:i w:val="0"/>
-          <w:sz w:val="20"/>
+          <w:sz w:val="22"/>
+          <w:szCs w:val="22"/>
         </w:rPr>
         <w:t>Model: XBI NTM EV/Sales = α + β × UST 10yr rate (%)</w:t>
         <w:br/>
@@ -790,14 +1144,21 @@
     </w:p>
     <w:p>
       <w:pPr>
-        <w:spacing w:before="40" w:after="120"/>
+        <w:spacing w:before="40" w:after="120" w:line="360" w:lineRule="auto"/>
         <w:ind w:left="432"/>
+        <w:jc w:val="both"/>
+        <w:rPr>
+          <w:rFonts w:ascii="Times New Roman" w:hAnsi="Times New Roman" w:cs="Times New Roman"/>
+          <w:sz w:val="22"/>
+          <w:szCs w:val="22"/>
+        </w:rPr>
       </w:pPr>
       <w:r>
         <w:rPr>
-          <w:rFonts w:ascii="Courier New" w:hAnsi="Courier New"/>
+          <w:rFonts w:ascii="Times New Roman" w:hAnsi="Times New Roman" w:cs="Times New Roman"/>
           <w:color w:val="1E1E1E"/>
-          <w:sz w:val="18"/>
+          <w:sz w:val="22"/>
+          <w:szCs w:val="22"/>
         </w:rPr>
         <w:t xml:space="preserve">                       OLS Regression Results</w:t>
         <w:br/>
@@ -828,27 +1189,41 @@
     </w:p>
     <w:p>
       <w:pPr>
-        <w:spacing w:before="0" w:after="80"/>
+        <w:spacing w:before="0" w:after="80" w:line="360" w:lineRule="auto"/>
+        <w:jc w:val="both"/>
+        <w:rPr>
+          <w:rFonts w:ascii="Times New Roman" w:hAnsi="Times New Roman" w:cs="Times New Roman"/>
+          <w:sz w:val="22"/>
+          <w:szCs w:val="22"/>
+        </w:rPr>
       </w:pPr>
       <w:r>
         <w:rPr>
-          <w:rFonts w:ascii="Calibri" w:hAnsi="Calibri"/>
+          <w:rFonts w:ascii="Times New Roman" w:hAnsi="Times New Roman" w:cs="Times New Roman"/>
           <w:i w:val="0"/>
-          <w:sz w:val="20"/>
+          <w:sz w:val="22"/>
+          <w:szCs w:val="22"/>
         </w:rPr>
         <w:t>The coefficient implies: if UST 10yr declines from 4.28% to 3.0% (128bps cut), the model predicts a +1.22x expansion in EV/Sales (from 4.6x to 5.8x). At current XBI revenues, this would imply approximately 26% multiple expansion, before any revenue growth contribution.</w:t>
       </w:r>
     </w:p>
     <w:p>
       <w:pPr>
-        <w:spacing w:before="120" w:after="40"/>
+        <w:spacing w:before="120" w:after="40" w:line="360" w:lineRule="auto"/>
+        <w:jc w:val="both"/>
+        <w:rPr>
+          <w:rFonts w:ascii="Times New Roman" w:hAnsi="Times New Roman" w:cs="Times New Roman"/>
+          <w:sz w:val="22"/>
+          <w:szCs w:val="22"/>
+        </w:rPr>
       </w:pPr>
       <w:r>
         <w:rPr>
-          <w:rFonts w:ascii="Calibri" w:hAnsi="Calibri"/>
+          <w:rFonts w:ascii="Times New Roman" w:hAnsi="Times New Roman" w:cs="Times New Roman"/>
           <w:b/>
           <w:color w:val="1B4F72"/>
           <w:sz w:val="22"/>
+          <w:szCs w:val="22"/>
         </w:rPr>
         <w:t>2. Rate Scenario Analysis: Implied XBI Re-rating</w:t>
       </w:r>
@@ -875,14 +1250,21 @@
           </w:tcPr>
           <w:p>
             <w:pPr>
-              <w:jc w:val="center"/>
+              <w:jc w:val="both"/>
+              <w:spacing w:line="360" w:lineRule="auto"/>
+              <w:rPr>
+                <w:rFonts w:ascii="Times New Roman" w:hAnsi="Times New Roman" w:cs="Times New Roman"/>
+                <w:sz w:val="22"/>
+                <w:szCs w:val="22"/>
+              </w:rPr>
             </w:pPr>
             <w:r>
               <w:rPr>
-                <w:rFonts w:ascii="Calibri" w:hAnsi="Calibri"/>
+                <w:rFonts w:ascii="Times New Roman" w:hAnsi="Times New Roman" w:cs="Times New Roman"/>
                 <w:b/>
                 <w:color w:val="FFFFFF"/>
-                <w:sz w:val="19"/>
+                <w:sz w:val="22"/>
+                <w:szCs w:val="22"/>
               </w:rPr>
               <w:t>Scenario</w:t>
             </w:r>
@@ -895,14 +1277,21 @@
           </w:tcPr>
           <w:p>
             <w:pPr>
-              <w:jc w:val="center"/>
+              <w:jc w:val="both"/>
+              <w:spacing w:line="360" w:lineRule="auto"/>
+              <w:rPr>
+                <w:rFonts w:ascii="Times New Roman" w:hAnsi="Times New Roman" w:cs="Times New Roman"/>
+                <w:sz w:val="22"/>
+                <w:szCs w:val="22"/>
+              </w:rPr>
             </w:pPr>
             <w:r>
               <w:rPr>
-                <w:rFonts w:ascii="Calibri" w:hAnsi="Calibri"/>
+                <w:rFonts w:ascii="Times New Roman" w:hAnsi="Times New Roman" w:cs="Times New Roman"/>
                 <w:b/>
                 <w:color w:val="FFFFFF"/>
-                <w:sz w:val="19"/>
+                <w:sz w:val="22"/>
+                <w:szCs w:val="22"/>
               </w:rPr>
               <w:t>UST 10yr Target</w:t>
             </w:r>
@@ -915,14 +1304,21 @@
           </w:tcPr>
           <w:p>
             <w:pPr>
-              <w:jc w:val="center"/>
+              <w:jc w:val="both"/>
+              <w:spacing w:line="360" w:lineRule="auto"/>
+              <w:rPr>
+                <w:rFonts w:ascii="Times New Roman" w:hAnsi="Times New Roman" w:cs="Times New Roman"/>
+                <w:sz w:val="22"/>
+                <w:szCs w:val="22"/>
+              </w:rPr>
             </w:pPr>
             <w:r>
               <w:rPr>
-                <w:rFonts w:ascii="Calibri" w:hAnsi="Calibri"/>
+                <w:rFonts w:ascii="Times New Roman" w:hAnsi="Times New Roman" w:cs="Times New Roman"/>
                 <w:b/>
                 <w:color w:val="FFFFFF"/>
-                <w:sz w:val="19"/>
+                <w:sz w:val="22"/>
+                <w:szCs w:val="22"/>
               </w:rPr>
               <w:t>OLS EV/Sales</w:t>
             </w:r>
@@ -935,14 +1331,21 @@
           </w:tcPr>
           <w:p>
             <w:pPr>
-              <w:jc w:val="center"/>
+              <w:jc w:val="both"/>
+              <w:spacing w:line="360" w:lineRule="auto"/>
+              <w:rPr>
+                <w:rFonts w:ascii="Times New Roman" w:hAnsi="Times New Roman" w:cs="Times New Roman"/>
+                <w:sz w:val="22"/>
+                <w:szCs w:val="22"/>
+              </w:rPr>
             </w:pPr>
             <w:r>
               <w:rPr>
-                <w:rFonts w:ascii="Calibri" w:hAnsi="Calibri"/>
+                <w:rFonts w:ascii="Times New Roman" w:hAnsi="Times New Roman" w:cs="Times New Roman"/>
                 <w:b/>
                 <w:color w:val="FFFFFF"/>
-                <w:sz w:val="19"/>
+                <w:sz w:val="22"/>
+                <w:szCs w:val="22"/>
               </w:rPr>
               <w:t>vs Current (5.5x)</w:t>
             </w:r>
@@ -955,14 +1358,21 @@
           </w:tcPr>
           <w:p>
             <w:pPr>
-              <w:jc w:val="center"/>
+              <w:jc w:val="both"/>
+              <w:spacing w:line="360" w:lineRule="auto"/>
+              <w:rPr>
+                <w:rFonts w:ascii="Times New Roman" w:hAnsi="Times New Roman" w:cs="Times New Roman"/>
+                <w:sz w:val="22"/>
+                <w:szCs w:val="22"/>
+              </w:rPr>
             </w:pPr>
             <w:r>
               <w:rPr>
-                <w:rFonts w:ascii="Calibri" w:hAnsi="Calibri"/>
+                <w:rFonts w:ascii="Times New Roman" w:hAnsi="Times New Roman" w:cs="Times New Roman"/>
                 <w:b/>
                 <w:color w:val="FFFFFF"/>
-                <w:sz w:val="19"/>
+                <w:sz w:val="22"/>
+                <w:szCs w:val="22"/>
               </w:rPr>
               <w:t>Rev Growth (+12%)</w:t>
             </w:r>
@@ -975,14 +1385,21 @@
           </w:tcPr>
           <w:p>
             <w:pPr>
-              <w:jc w:val="center"/>
+              <w:jc w:val="both"/>
+              <w:spacing w:line="360" w:lineRule="auto"/>
+              <w:rPr>
+                <w:rFonts w:ascii="Times New Roman" w:hAnsi="Times New Roman" w:cs="Times New Roman"/>
+                <w:sz w:val="22"/>
+                <w:szCs w:val="22"/>
+              </w:rPr>
             </w:pPr>
             <w:r>
               <w:rPr>
-                <w:rFonts w:ascii="Calibri" w:hAnsi="Calibri"/>
+                <w:rFonts w:ascii="Times New Roman" w:hAnsi="Times New Roman" w:cs="Times New Roman"/>
                 <w:b/>
                 <w:color w:val="FFFFFF"/>
-                <w:sz w:val="19"/>
+                <w:sz w:val="22"/>
+                <w:szCs w:val="22"/>
               </w:rPr>
               <w:t>Total Return</w:t>
             </w:r>
@@ -997,12 +1414,19 @@
           </w:tcPr>
           <w:p>
             <w:pPr>
-              <w:jc w:val="center"/>
+              <w:jc w:val="both"/>
+              <w:spacing w:line="360" w:lineRule="auto"/>
+              <w:rPr>
+                <w:rFonts w:ascii="Times New Roman" w:hAnsi="Times New Roman" w:cs="Times New Roman"/>
+                <w:sz w:val="22"/>
+                <w:szCs w:val="22"/>
+              </w:rPr>
             </w:pPr>
             <w:r>
               <w:rPr>
-                <w:rFonts w:ascii="Calibri" w:hAnsi="Calibri"/>
-                <w:sz w:val="19"/>
+                <w:rFonts w:ascii="Times New Roman" w:hAnsi="Times New Roman" w:cs="Times New Roman"/>
+                <w:sz w:val="22"/>
+                <w:szCs w:val="22"/>
               </w:rPr>
               <w:t>Rates unchanged</w:t>
             </w:r>
@@ -1015,12 +1439,19 @@
           </w:tcPr>
           <w:p>
             <w:pPr>
-              <w:jc w:val="center"/>
+              <w:jc w:val="both"/>
+              <w:spacing w:line="360" w:lineRule="auto"/>
+              <w:rPr>
+                <w:rFonts w:ascii="Times New Roman" w:hAnsi="Times New Roman" w:cs="Times New Roman"/>
+                <w:sz w:val="22"/>
+                <w:szCs w:val="22"/>
+              </w:rPr>
             </w:pPr>
             <w:r>
               <w:rPr>
-                <w:rFonts w:ascii="Calibri" w:hAnsi="Calibri"/>
-                <w:sz w:val="19"/>
+                <w:rFonts w:ascii="Times New Roman" w:hAnsi="Times New Roman" w:cs="Times New Roman"/>
+                <w:sz w:val="22"/>
+                <w:szCs w:val="22"/>
               </w:rPr>
               <w:t>4.28%</w:t>
             </w:r>
@@ -1033,12 +1464,19 @@
           </w:tcPr>
           <w:p>
             <w:pPr>
-              <w:jc w:val="center"/>
+              <w:jc w:val="both"/>
+              <w:spacing w:line="360" w:lineRule="auto"/>
+              <w:rPr>
+                <w:rFonts w:ascii="Times New Roman" w:hAnsi="Times New Roman" w:cs="Times New Roman"/>
+                <w:sz w:val="22"/>
+                <w:szCs w:val="22"/>
+              </w:rPr>
             </w:pPr>
             <w:r>
               <w:rPr>
-                <w:rFonts w:ascii="Calibri" w:hAnsi="Calibri"/>
-                <w:sz w:val="19"/>
+                <w:rFonts w:ascii="Times New Roman" w:hAnsi="Times New Roman" w:cs="Times New Roman"/>
+                <w:sz w:val="22"/>
+                <w:szCs w:val="22"/>
               </w:rPr>
               <w:t>4.60x</w:t>
             </w:r>
@@ -1051,12 +1489,19 @@
           </w:tcPr>
           <w:p>
             <w:pPr>
-              <w:jc w:val="center"/>
+              <w:jc w:val="both"/>
+              <w:spacing w:line="360" w:lineRule="auto"/>
+              <w:rPr>
+                <w:rFonts w:ascii="Times New Roman" w:hAnsi="Times New Roman" w:cs="Times New Roman"/>
+                <w:sz w:val="22"/>
+                <w:szCs w:val="22"/>
+              </w:rPr>
             </w:pPr>
             <w:r>
               <w:rPr>
-                <w:rFonts w:ascii="Calibri" w:hAnsi="Calibri"/>
-                <w:sz w:val="19"/>
+                <w:rFonts w:ascii="Times New Roman" w:hAnsi="Times New Roman" w:cs="Times New Roman"/>
+                <w:sz w:val="22"/>
+                <w:szCs w:val="22"/>
               </w:rPr>
               <w:t>-16.3%</w:t>
             </w:r>
@@ -1069,12 +1514,19 @@
           </w:tcPr>
           <w:p>
             <w:pPr>
-              <w:jc w:val="center"/>
+              <w:jc w:val="both"/>
+              <w:spacing w:line="360" w:lineRule="auto"/>
+              <w:rPr>
+                <w:rFonts w:ascii="Times New Roman" w:hAnsi="Times New Roman" w:cs="Times New Roman"/>
+                <w:sz w:val="22"/>
+                <w:szCs w:val="22"/>
+              </w:rPr>
             </w:pPr>
             <w:r>
               <w:rPr>
-                <w:rFonts w:ascii="Calibri" w:hAnsi="Calibri"/>
-                <w:sz w:val="19"/>
+                <w:rFonts w:ascii="Times New Roman" w:hAnsi="Times New Roman" w:cs="Times New Roman"/>
+                <w:sz w:val="22"/>
+                <w:szCs w:val="22"/>
               </w:rPr>
               <w:t>+12%</w:t>
             </w:r>
@@ -1087,12 +1539,19 @@
           </w:tcPr>
           <w:p>
             <w:pPr>
-              <w:jc w:val="center"/>
+              <w:jc w:val="both"/>
+              <w:spacing w:line="360" w:lineRule="auto"/>
+              <w:rPr>
+                <w:rFonts w:ascii="Times New Roman" w:hAnsi="Times New Roman" w:cs="Times New Roman"/>
+                <w:sz w:val="22"/>
+                <w:szCs w:val="22"/>
+              </w:rPr>
             </w:pPr>
             <w:r>
               <w:rPr>
-                <w:rFonts w:ascii="Calibri" w:hAnsi="Calibri"/>
-                <w:sz w:val="19"/>
+                <w:rFonts w:ascii="Times New Roman" w:hAnsi="Times New Roman" w:cs="Times New Roman"/>
+                <w:sz w:val="22"/>
+                <w:szCs w:val="22"/>
               </w:rPr>
               <w:t>-6.3%</w:t>
             </w:r>
@@ -1107,12 +1566,19 @@
           </w:tcPr>
           <w:p>
             <w:pPr>
-              <w:jc w:val="center"/>
+              <w:jc w:val="both"/>
+              <w:spacing w:line="360" w:lineRule="auto"/>
+              <w:rPr>
+                <w:rFonts w:ascii="Times New Roman" w:hAnsi="Times New Roman" w:cs="Times New Roman"/>
+                <w:sz w:val="22"/>
+                <w:szCs w:val="22"/>
+              </w:rPr>
             </w:pPr>
             <w:r>
               <w:rPr>
-                <w:rFonts w:ascii="Calibri" w:hAnsi="Calibri"/>
-                <w:sz w:val="19"/>
+                <w:rFonts w:ascii="Times New Roman" w:hAnsi="Times New Roman" w:cs="Times New Roman"/>
+                <w:sz w:val="22"/>
+                <w:szCs w:val="22"/>
               </w:rPr>
               <w:t>One cut to 4.0%</w:t>
             </w:r>
@@ -1125,12 +1591,19 @@
           </w:tcPr>
           <w:p>
             <w:pPr>
-              <w:jc w:val="center"/>
+              <w:jc w:val="both"/>
+              <w:spacing w:line="360" w:lineRule="auto"/>
+              <w:rPr>
+                <w:rFonts w:ascii="Times New Roman" w:hAnsi="Times New Roman" w:cs="Times New Roman"/>
+                <w:sz w:val="22"/>
+                <w:szCs w:val="22"/>
+              </w:rPr>
             </w:pPr>
             <w:r>
               <w:rPr>
-                <w:rFonts w:ascii="Calibri" w:hAnsi="Calibri"/>
-                <w:sz w:val="19"/>
+                <w:rFonts w:ascii="Times New Roman" w:hAnsi="Times New Roman" w:cs="Times New Roman"/>
+                <w:sz w:val="22"/>
+                <w:szCs w:val="22"/>
               </w:rPr>
               <w:t>4.00%</w:t>
             </w:r>
@@ -1143,12 +1616,19 @@
           </w:tcPr>
           <w:p>
             <w:pPr>
-              <w:jc w:val="center"/>
+              <w:jc w:val="both"/>
+              <w:spacing w:line="360" w:lineRule="auto"/>
+              <w:rPr>
+                <w:rFonts w:ascii="Times New Roman" w:hAnsi="Times New Roman" w:cs="Times New Roman"/>
+                <w:sz w:val="22"/>
+                <w:szCs w:val="22"/>
+              </w:rPr>
             </w:pPr>
             <w:r>
               <w:rPr>
-                <w:rFonts w:ascii="Calibri" w:hAnsi="Calibri"/>
-                <w:sz w:val="19"/>
+                <w:rFonts w:ascii="Times New Roman" w:hAnsi="Times New Roman" w:cs="Times New Roman"/>
+                <w:sz w:val="22"/>
+                <w:szCs w:val="22"/>
               </w:rPr>
               <w:t>4.87x</w:t>
             </w:r>
@@ -1161,12 +1641,19 @@
           </w:tcPr>
           <w:p>
             <w:pPr>
-              <w:jc w:val="center"/>
+              <w:jc w:val="both"/>
+              <w:spacing w:line="360" w:lineRule="auto"/>
+              <w:rPr>
+                <w:rFonts w:ascii="Times New Roman" w:hAnsi="Times New Roman" w:cs="Times New Roman"/>
+                <w:sz w:val="22"/>
+                <w:szCs w:val="22"/>
+              </w:rPr>
             </w:pPr>
             <w:r>
               <w:rPr>
-                <w:rFonts w:ascii="Calibri" w:hAnsi="Calibri"/>
-                <w:sz w:val="19"/>
+                <w:rFonts w:ascii="Times New Roman" w:hAnsi="Times New Roman" w:cs="Times New Roman"/>
+                <w:sz w:val="22"/>
+                <w:szCs w:val="22"/>
               </w:rPr>
               <w:t>-11.5%</w:t>
             </w:r>
@@ -1179,12 +1666,19 @@
           </w:tcPr>
           <w:p>
             <w:pPr>
-              <w:jc w:val="center"/>
+              <w:jc w:val="both"/>
+              <w:spacing w:line="360" w:lineRule="auto"/>
+              <w:rPr>
+                <w:rFonts w:ascii="Times New Roman" w:hAnsi="Times New Roman" w:cs="Times New Roman"/>
+                <w:sz w:val="22"/>
+                <w:szCs w:val="22"/>
+              </w:rPr>
             </w:pPr>
             <w:r>
               <w:rPr>
-                <w:rFonts w:ascii="Calibri" w:hAnsi="Calibri"/>
-                <w:sz w:val="19"/>
+                <w:rFonts w:ascii="Times New Roman" w:hAnsi="Times New Roman" w:cs="Times New Roman"/>
+                <w:sz w:val="22"/>
+                <w:szCs w:val="22"/>
               </w:rPr>
               <w:t>+12%</w:t>
             </w:r>
@@ -1197,12 +1691,19 @@
           </w:tcPr>
           <w:p>
             <w:pPr>
-              <w:jc w:val="center"/>
+              <w:jc w:val="both"/>
+              <w:spacing w:line="360" w:lineRule="auto"/>
+              <w:rPr>
+                <w:rFonts w:ascii="Times New Roman" w:hAnsi="Times New Roman" w:cs="Times New Roman"/>
+                <w:sz w:val="22"/>
+                <w:szCs w:val="22"/>
+              </w:rPr>
             </w:pPr>
             <w:r>
               <w:rPr>
-                <w:rFonts w:ascii="Calibri" w:hAnsi="Calibri"/>
-                <w:sz w:val="19"/>
+                <w:rFonts w:ascii="Times New Roman" w:hAnsi="Times New Roman" w:cs="Times New Roman"/>
+                <w:sz w:val="22"/>
+                <w:szCs w:val="22"/>
               </w:rPr>
               <w:t>-0.7%</w:t>
             </w:r>
@@ -1217,12 +1718,19 @@
           </w:tcPr>
           <w:p>
             <w:pPr>
-              <w:jc w:val="center"/>
+              <w:jc w:val="both"/>
+              <w:spacing w:line="360" w:lineRule="auto"/>
+              <w:rPr>
+                <w:rFonts w:ascii="Times New Roman" w:hAnsi="Times New Roman" w:cs="Times New Roman"/>
+                <w:sz w:val="22"/>
+                <w:szCs w:val="22"/>
+              </w:rPr>
             </w:pPr>
             <w:r>
               <w:rPr>
-                <w:rFonts w:ascii="Calibri" w:hAnsi="Calibri"/>
-                <w:sz w:val="19"/>
+                <w:rFonts w:ascii="Times New Roman" w:hAnsi="Times New Roman" w:cs="Times New Roman"/>
+                <w:sz w:val="22"/>
+                <w:szCs w:val="22"/>
               </w:rPr>
               <w:t>Base (3.5%)</w:t>
             </w:r>
@@ -1235,12 +1743,19 @@
           </w:tcPr>
           <w:p>
             <w:pPr>
-              <w:jc w:val="center"/>
+              <w:jc w:val="both"/>
+              <w:spacing w:line="360" w:lineRule="auto"/>
+              <w:rPr>
+                <w:rFonts w:ascii="Times New Roman" w:hAnsi="Times New Roman" w:cs="Times New Roman"/>
+                <w:sz w:val="22"/>
+                <w:szCs w:val="22"/>
+              </w:rPr>
             </w:pPr>
             <w:r>
               <w:rPr>
-                <w:rFonts w:ascii="Calibri" w:hAnsi="Calibri"/>
-                <w:sz w:val="19"/>
+                <w:rFonts w:ascii="Times New Roman" w:hAnsi="Times New Roman" w:cs="Times New Roman"/>
+                <w:sz w:val="22"/>
+                <w:szCs w:val="22"/>
               </w:rPr>
               <w:t>3.50%</w:t>
             </w:r>
@@ -1253,12 +1768,19 @@
           </w:tcPr>
           <w:p>
             <w:pPr>
-              <w:jc w:val="center"/>
+              <w:jc w:val="both"/>
+              <w:spacing w:line="360" w:lineRule="auto"/>
+              <w:rPr>
+                <w:rFonts w:ascii="Times New Roman" w:hAnsi="Times New Roman" w:cs="Times New Roman"/>
+                <w:sz w:val="22"/>
+                <w:szCs w:val="22"/>
+              </w:rPr>
             </w:pPr>
             <w:r>
               <w:rPr>
-                <w:rFonts w:ascii="Calibri" w:hAnsi="Calibri"/>
-                <w:sz w:val="19"/>
+                <w:rFonts w:ascii="Times New Roman" w:hAnsi="Times New Roman" w:cs="Times New Roman"/>
+                <w:sz w:val="22"/>
+                <w:szCs w:val="22"/>
               </w:rPr>
               <w:t>5.35x</w:t>
             </w:r>
@@ -1271,12 +1793,19 @@
           </w:tcPr>
           <w:p>
             <w:pPr>
-              <w:jc w:val="center"/>
+              <w:jc w:val="both"/>
+              <w:spacing w:line="360" w:lineRule="auto"/>
+              <w:rPr>
+                <w:rFonts w:ascii="Times New Roman" w:hAnsi="Times New Roman" w:cs="Times New Roman"/>
+                <w:sz w:val="22"/>
+                <w:szCs w:val="22"/>
+              </w:rPr>
             </w:pPr>
             <w:r>
               <w:rPr>
-                <w:rFonts w:ascii="Calibri" w:hAnsi="Calibri"/>
-                <w:sz w:val="19"/>
+                <w:rFonts w:ascii="Times New Roman" w:hAnsi="Times New Roman" w:cs="Times New Roman"/>
+                <w:sz w:val="22"/>
+                <w:szCs w:val="22"/>
               </w:rPr>
               <w:t>-2.7%</w:t>
             </w:r>
@@ -1289,12 +1818,19 @@
           </w:tcPr>
           <w:p>
             <w:pPr>
-              <w:jc w:val="center"/>
+              <w:jc w:val="both"/>
+              <w:spacing w:line="360" w:lineRule="auto"/>
+              <w:rPr>
+                <w:rFonts w:ascii="Times New Roman" w:hAnsi="Times New Roman" w:cs="Times New Roman"/>
+                <w:sz w:val="22"/>
+                <w:szCs w:val="22"/>
+              </w:rPr>
             </w:pPr>
             <w:r>
               <w:rPr>
-                <w:rFonts w:ascii="Calibri" w:hAnsi="Calibri"/>
-                <w:sz w:val="19"/>
+                <w:rFonts w:ascii="Times New Roman" w:hAnsi="Times New Roman" w:cs="Times New Roman"/>
+                <w:sz w:val="22"/>
+                <w:szCs w:val="22"/>
               </w:rPr>
               <w:t>+12%</w:t>
             </w:r>
@@ -1307,12 +1843,19 @@
           </w:tcPr>
           <w:p>
             <w:pPr>
-              <w:jc w:val="center"/>
+              <w:jc w:val="both"/>
+              <w:spacing w:line="360" w:lineRule="auto"/>
+              <w:rPr>
+                <w:rFonts w:ascii="Times New Roman" w:hAnsi="Times New Roman" w:cs="Times New Roman"/>
+                <w:sz w:val="22"/>
+                <w:szCs w:val="22"/>
+              </w:rPr>
             </w:pPr>
             <w:r>
               <w:rPr>
-                <w:rFonts w:ascii="Calibri" w:hAnsi="Calibri"/>
-                <w:sz w:val="19"/>
+                <w:rFonts w:ascii="Times New Roman" w:hAnsi="Times New Roman" w:cs="Times New Roman"/>
+                <w:sz w:val="22"/>
+                <w:szCs w:val="22"/>
               </w:rPr>
               <w:t>+8.9%</w:t>
             </w:r>
@@ -1327,12 +1870,19 @@
           </w:tcPr>
           <w:p>
             <w:pPr>
-              <w:jc w:val="center"/>
+              <w:jc w:val="both"/>
+              <w:spacing w:line="360" w:lineRule="auto"/>
+              <w:rPr>
+                <w:rFonts w:ascii="Times New Roman" w:hAnsi="Times New Roman" w:cs="Times New Roman"/>
+                <w:sz w:val="22"/>
+                <w:szCs w:val="22"/>
+              </w:rPr>
             </w:pPr>
             <w:r>
               <w:rPr>
-                <w:rFonts w:ascii="Calibri" w:hAnsi="Calibri"/>
-                <w:sz w:val="19"/>
+                <w:rFonts w:ascii="Times New Roman" w:hAnsi="Times New Roman" w:cs="Times New Roman"/>
+                <w:sz w:val="22"/>
+                <w:szCs w:val="22"/>
               </w:rPr>
               <w:t>Bull (3.0%)</w:t>
             </w:r>
@@ -1345,12 +1895,19 @@
           </w:tcPr>
           <w:p>
             <w:pPr>
-              <w:jc w:val="center"/>
+              <w:jc w:val="both"/>
+              <w:spacing w:line="360" w:lineRule="auto"/>
+              <w:rPr>
+                <w:rFonts w:ascii="Times New Roman" w:hAnsi="Times New Roman" w:cs="Times New Roman"/>
+                <w:sz w:val="22"/>
+                <w:szCs w:val="22"/>
+              </w:rPr>
             </w:pPr>
             <w:r>
               <w:rPr>
-                <w:rFonts w:ascii="Calibri" w:hAnsi="Calibri"/>
-                <w:sz w:val="19"/>
+                <w:rFonts w:ascii="Times New Roman" w:hAnsi="Times New Roman" w:cs="Times New Roman"/>
+                <w:sz w:val="22"/>
+                <w:szCs w:val="22"/>
               </w:rPr>
               <w:t>3.00%</w:t>
             </w:r>
@@ -1363,12 +1920,19 @@
           </w:tcPr>
           <w:p>
             <w:pPr>
-              <w:jc w:val="center"/>
+              <w:jc w:val="both"/>
+              <w:spacing w:line="360" w:lineRule="auto"/>
+              <w:rPr>
+                <w:rFonts w:ascii="Times New Roman" w:hAnsi="Times New Roman" w:cs="Times New Roman"/>
+                <w:sz w:val="22"/>
+                <w:szCs w:val="22"/>
+              </w:rPr>
             </w:pPr>
             <w:r>
               <w:rPr>
-                <w:rFonts w:ascii="Calibri" w:hAnsi="Calibri"/>
-                <w:sz w:val="19"/>
+                <w:rFonts w:ascii="Times New Roman" w:hAnsi="Times New Roman" w:cs="Times New Roman"/>
+                <w:sz w:val="22"/>
+                <w:szCs w:val="22"/>
               </w:rPr>
               <w:t>5.83x</w:t>
             </w:r>
@@ -1381,12 +1945,19 @@
           </w:tcPr>
           <w:p>
             <w:pPr>
-              <w:jc w:val="center"/>
+              <w:jc w:val="both"/>
+              <w:spacing w:line="360" w:lineRule="auto"/>
+              <w:rPr>
+                <w:rFonts w:ascii="Times New Roman" w:hAnsi="Times New Roman" w:cs="Times New Roman"/>
+                <w:sz w:val="22"/>
+                <w:szCs w:val="22"/>
+              </w:rPr>
             </w:pPr>
             <w:r>
               <w:rPr>
-                <w:rFonts w:ascii="Calibri" w:hAnsi="Calibri"/>
-                <w:sz w:val="19"/>
+                <w:rFonts w:ascii="Times New Roman" w:hAnsi="Times New Roman" w:cs="Times New Roman"/>
+                <w:sz w:val="22"/>
+                <w:szCs w:val="22"/>
               </w:rPr>
               <w:t>+6.0%</w:t>
             </w:r>
@@ -1399,12 +1970,19 @@
           </w:tcPr>
           <w:p>
             <w:pPr>
-              <w:jc w:val="center"/>
+              <w:jc w:val="both"/>
+              <w:spacing w:line="360" w:lineRule="auto"/>
+              <w:rPr>
+                <w:rFonts w:ascii="Times New Roman" w:hAnsi="Times New Roman" w:cs="Times New Roman"/>
+                <w:sz w:val="22"/>
+                <w:szCs w:val="22"/>
+              </w:rPr>
             </w:pPr>
             <w:r>
               <w:rPr>
-                <w:rFonts w:ascii="Calibri" w:hAnsi="Calibri"/>
-                <w:sz w:val="19"/>
+                <w:rFonts w:ascii="Times New Roman" w:hAnsi="Times New Roman" w:cs="Times New Roman"/>
+                <w:sz w:val="22"/>
+                <w:szCs w:val="22"/>
               </w:rPr>
               <w:t>+12%</w:t>
             </w:r>
@@ -1417,12 +1995,19 @@
           </w:tcPr>
           <w:p>
             <w:pPr>
-              <w:jc w:val="center"/>
+              <w:jc w:val="both"/>
+              <w:spacing w:line="360" w:lineRule="auto"/>
+              <w:rPr>
+                <w:rFonts w:ascii="Times New Roman" w:hAnsi="Times New Roman" w:cs="Times New Roman"/>
+                <w:sz w:val="22"/>
+                <w:szCs w:val="22"/>
+              </w:rPr>
             </w:pPr>
             <w:r>
               <w:rPr>
-                <w:rFonts w:ascii="Calibri" w:hAnsi="Calibri"/>
-                <w:sz w:val="19"/>
+                <w:rFonts w:ascii="Times New Roman" w:hAnsi="Times New Roman" w:cs="Times New Roman"/>
+                <w:sz w:val="22"/>
+                <w:szCs w:val="22"/>
               </w:rPr>
               <w:t>+18.7%</w:t>
             </w:r>
@@ -1437,12 +2022,19 @@
           </w:tcPr>
           <w:p>
             <w:pPr>
-              <w:jc w:val="center"/>
+              <w:jc w:val="both"/>
+              <w:spacing w:line="360" w:lineRule="auto"/>
+              <w:rPr>
+                <w:rFonts w:ascii="Times New Roman" w:hAnsi="Times New Roman" w:cs="Times New Roman"/>
+                <w:sz w:val="22"/>
+                <w:szCs w:val="22"/>
+              </w:rPr>
             </w:pPr>
             <w:r>
               <w:rPr>
-                <w:rFonts w:ascii="Calibri" w:hAnsi="Calibri"/>
-                <w:sz w:val="19"/>
+                <w:rFonts w:ascii="Times New Roman" w:hAnsi="Times New Roman" w:cs="Times New Roman"/>
+                <w:sz w:val="22"/>
+                <w:szCs w:val="22"/>
               </w:rPr>
               <w:t>Full revert (2.5%)</w:t>
             </w:r>
@@ -1455,12 +2047,19 @@
           </w:tcPr>
           <w:p>
             <w:pPr>
-              <w:jc w:val="center"/>
+              <w:jc w:val="both"/>
+              <w:spacing w:line="360" w:lineRule="auto"/>
+              <w:rPr>
+                <w:rFonts w:ascii="Times New Roman" w:hAnsi="Times New Roman" w:cs="Times New Roman"/>
+                <w:sz w:val="22"/>
+                <w:szCs w:val="22"/>
+              </w:rPr>
             </w:pPr>
             <w:r>
               <w:rPr>
-                <w:rFonts w:ascii="Calibri" w:hAnsi="Calibri"/>
-                <w:sz w:val="19"/>
+                <w:rFonts w:ascii="Times New Roman" w:hAnsi="Times New Roman" w:cs="Times New Roman"/>
+                <w:sz w:val="22"/>
+                <w:szCs w:val="22"/>
               </w:rPr>
               <w:t>2.50%</w:t>
             </w:r>
@@ -1473,12 +2072,19 @@
           </w:tcPr>
           <w:p>
             <w:pPr>
-              <w:jc w:val="center"/>
+              <w:jc w:val="both"/>
+              <w:spacing w:line="360" w:lineRule="auto"/>
+              <w:rPr>
+                <w:rFonts w:ascii="Times New Roman" w:hAnsi="Times New Roman" w:cs="Times New Roman"/>
+                <w:sz w:val="22"/>
+                <w:szCs w:val="22"/>
+              </w:rPr>
             </w:pPr>
             <w:r>
               <w:rPr>
-                <w:rFonts w:ascii="Calibri" w:hAnsi="Calibri"/>
-                <w:sz w:val="19"/>
+                <w:rFonts w:ascii="Times New Roman" w:hAnsi="Times New Roman" w:cs="Times New Roman"/>
+                <w:sz w:val="22"/>
+                <w:szCs w:val="22"/>
               </w:rPr>
               <w:t>6.31x</w:t>
             </w:r>
@@ -1491,12 +2097,19 @@
           </w:tcPr>
           <w:p>
             <w:pPr>
-              <w:jc w:val="center"/>
+              <w:jc w:val="both"/>
+              <w:spacing w:line="360" w:lineRule="auto"/>
+              <w:rPr>
+                <w:rFonts w:ascii="Times New Roman" w:hAnsi="Times New Roman" w:cs="Times New Roman"/>
+                <w:sz w:val="22"/>
+                <w:szCs w:val="22"/>
+              </w:rPr>
             </w:pPr>
             <w:r>
               <w:rPr>
-                <w:rFonts w:ascii="Calibri" w:hAnsi="Calibri"/>
-                <w:sz w:val="19"/>
+                <w:rFonts w:ascii="Times New Roman" w:hAnsi="Times New Roman" w:cs="Times New Roman"/>
+                <w:sz w:val="22"/>
+                <w:szCs w:val="22"/>
               </w:rPr>
               <w:t>+14.7%</w:t>
             </w:r>
@@ -1509,12 +2122,19 @@
           </w:tcPr>
           <w:p>
             <w:pPr>
-              <w:jc w:val="center"/>
+              <w:jc w:val="both"/>
+              <w:spacing w:line="360" w:lineRule="auto"/>
+              <w:rPr>
+                <w:rFonts w:ascii="Times New Roman" w:hAnsi="Times New Roman" w:cs="Times New Roman"/>
+                <w:sz w:val="22"/>
+                <w:szCs w:val="22"/>
+              </w:rPr>
             </w:pPr>
             <w:r>
               <w:rPr>
-                <w:rFonts w:ascii="Calibri" w:hAnsi="Calibri"/>
-                <w:sz w:val="19"/>
+                <w:rFonts w:ascii="Times New Roman" w:hAnsi="Times New Roman" w:cs="Times New Roman"/>
+                <w:sz w:val="22"/>
+                <w:szCs w:val="22"/>
               </w:rPr>
               <w:t>+12%</w:t>
             </w:r>
@@ -1527,12 +2147,19 @@
           </w:tcPr>
           <w:p>
             <w:pPr>
-              <w:jc w:val="center"/>
+              <w:jc w:val="both"/>
+              <w:spacing w:line="360" w:lineRule="auto"/>
+              <w:rPr>
+                <w:rFonts w:ascii="Times New Roman" w:hAnsi="Times New Roman" w:cs="Times New Roman"/>
+                <w:sz w:val="22"/>
+                <w:szCs w:val="22"/>
+              </w:rPr>
             </w:pPr>
             <w:r>
               <w:rPr>
-                <w:rFonts w:ascii="Calibri" w:hAnsi="Calibri"/>
-                <w:sz w:val="19"/>
+                <w:rFonts w:ascii="Times New Roman" w:hAnsi="Times New Roman" w:cs="Times New Roman"/>
+                <w:sz w:val="22"/>
+                <w:szCs w:val="22"/>
               </w:rPr>
               <w:t>+28.4%</w:t>
             </w:r>
@@ -1540,30 +2167,54 @@
         </w:tc>
       </w:tr>
     </w:tbl>
-    <w:p/>
     <w:p>
       <w:pPr>
-        <w:spacing w:before="0" w:after="80"/>
+        <w:jc w:val="both"/>
+        <w:spacing w:line="360" w:lineRule="auto"/>
+        <w:rPr>
+          <w:rFonts w:ascii="Times New Roman" w:hAnsi="Times New Roman" w:cs="Times New Roman"/>
+          <w:sz w:val="22"/>
+          <w:szCs w:val="22"/>
+        </w:rPr>
+      </w:pPr>
+    </w:p>
+    <w:p>
+      <w:pPr>
+        <w:spacing w:before="0" w:after="80" w:line="360" w:lineRule="auto"/>
+        <w:jc w:val="both"/>
+        <w:rPr>
+          <w:rFonts w:ascii="Times New Roman" w:hAnsi="Times New Roman" w:cs="Times New Roman"/>
+          <w:sz w:val="22"/>
+          <w:szCs w:val="22"/>
+        </w:rPr>
       </w:pPr>
       <w:r>
         <w:rPr>
-          <w:rFonts w:ascii="Calibri" w:hAnsi="Calibri"/>
+          <w:rFonts w:ascii="Times New Roman" w:hAnsi="Times New Roman" w:cs="Times New Roman"/>
           <w:i w:val="0"/>
-          <w:sz w:val="20"/>
+          <w:sz w:val="22"/>
+          <w:szCs w:val="22"/>
         </w:rPr>
         <w:t>Revenue growth assumption: +12% (consensus FactSet 2026E for XBI composite). The bear case shows a small negative total return at unchanged rates, this is the honest scenario, and it is why rate path is the critical variable to watch.</w:t>
       </w:r>
     </w:p>
     <w:p>
       <w:pPr>
-        <w:spacing w:before="120" w:after="40"/>
+        <w:spacing w:before="120" w:after="40" w:line="360" w:lineRule="auto"/>
+        <w:jc w:val="both"/>
+        <w:rPr>
+          <w:rFonts w:ascii="Times New Roman" w:hAnsi="Times New Roman" w:cs="Times New Roman"/>
+          <w:sz w:val="22"/>
+          <w:szCs w:val="22"/>
+        </w:rPr>
       </w:pPr>
       <w:r>
         <w:rPr>
-          <w:rFonts w:ascii="Calibri" w:hAnsi="Calibri"/>
+          <w:rFonts w:ascii="Times New Roman" w:hAnsi="Times New Roman" w:cs="Times New Roman"/>
           <w:b/>
           <w:color w:val="1B4F72"/>
           <w:sz w:val="22"/>
+          <w:szCs w:val="22"/>
         </w:rPr>
         <w:t>3. Patent Cliff and M&amp;A Pipeline: Large-Cap Pharma 2025-2030</w:t>
       </w:r>
@@ -1589,14 +2240,21 @@
           </w:tcPr>
           <w:p>
             <w:pPr>
-              <w:jc w:val="center"/>
+              <w:jc w:val="both"/>
+              <w:spacing w:line="360" w:lineRule="auto"/>
+              <w:rPr>
+                <w:rFonts w:ascii="Times New Roman" w:hAnsi="Times New Roman" w:cs="Times New Roman"/>
+                <w:sz w:val="22"/>
+                <w:szCs w:val="22"/>
+              </w:rPr>
             </w:pPr>
             <w:r>
               <w:rPr>
-                <w:rFonts w:ascii="Calibri" w:hAnsi="Calibri"/>
+                <w:rFonts w:ascii="Times New Roman" w:hAnsi="Times New Roman" w:cs="Times New Roman"/>
                 <w:b/>
                 <w:color w:val="FFFFFF"/>
-                <w:sz w:val="19"/>
+                <w:sz w:val="22"/>
+                <w:szCs w:val="22"/>
               </w:rPr>
               <w:t>Company</w:t>
             </w:r>
@@ -1609,14 +2267,21 @@
           </w:tcPr>
           <w:p>
             <w:pPr>
-              <w:jc w:val="center"/>
+              <w:jc w:val="both"/>
+              <w:spacing w:line="360" w:lineRule="auto"/>
+              <w:rPr>
+                <w:rFonts w:ascii="Times New Roman" w:hAnsi="Times New Roman" w:cs="Times New Roman"/>
+                <w:sz w:val="22"/>
+                <w:szCs w:val="22"/>
+              </w:rPr>
             </w:pPr>
             <w:r>
               <w:rPr>
-                <w:rFonts w:ascii="Calibri" w:hAnsi="Calibri"/>
+                <w:rFonts w:ascii="Times New Roman" w:hAnsi="Times New Roman" w:cs="Times New Roman"/>
                 <w:b/>
                 <w:color w:val="FFFFFF"/>
-                <w:sz w:val="19"/>
+                <w:sz w:val="22"/>
+                <w:szCs w:val="22"/>
               </w:rPr>
               <w:t>Drug at Risk</w:t>
             </w:r>
@@ -1629,14 +2294,21 @@
           </w:tcPr>
           <w:p>
             <w:pPr>
-              <w:jc w:val="center"/>
+              <w:jc w:val="both"/>
+              <w:spacing w:line="360" w:lineRule="auto"/>
+              <w:rPr>
+                <w:rFonts w:ascii="Times New Roman" w:hAnsi="Times New Roman" w:cs="Times New Roman"/>
+                <w:sz w:val="22"/>
+                <w:szCs w:val="22"/>
+              </w:rPr>
             </w:pPr>
             <w:r>
               <w:rPr>
-                <w:rFonts w:ascii="Calibri" w:hAnsi="Calibri"/>
+                <w:rFonts w:ascii="Times New Roman" w:hAnsi="Times New Roman" w:cs="Times New Roman"/>
                 <w:b/>
                 <w:color w:val="FFFFFF"/>
-                <w:sz w:val="19"/>
+                <w:sz w:val="22"/>
+                <w:szCs w:val="22"/>
               </w:rPr>
               <w:t>Peak Revenue</w:t>
             </w:r>
@@ -1649,14 +2321,21 @@
           </w:tcPr>
           <w:p>
             <w:pPr>
-              <w:jc w:val="center"/>
+              <w:jc w:val="both"/>
+              <w:spacing w:line="360" w:lineRule="auto"/>
+              <w:rPr>
+                <w:rFonts w:ascii="Times New Roman" w:hAnsi="Times New Roman" w:cs="Times New Roman"/>
+                <w:sz w:val="22"/>
+                <w:szCs w:val="22"/>
+              </w:rPr>
             </w:pPr>
             <w:r>
               <w:rPr>
-                <w:rFonts w:ascii="Calibri" w:hAnsi="Calibri"/>
+                <w:rFonts w:ascii="Times New Roman" w:hAnsi="Times New Roman" w:cs="Times New Roman"/>
                 <w:b/>
                 <w:color w:val="FFFFFF"/>
-                <w:sz w:val="19"/>
+                <w:sz w:val="22"/>
+                <w:szCs w:val="22"/>
               </w:rPr>
               <w:t>Patent Expiry</w:t>
             </w:r>
@@ -1669,14 +2348,21 @@
           </w:tcPr>
           <w:p>
             <w:pPr>
-              <w:jc w:val="center"/>
+              <w:jc w:val="both"/>
+              <w:spacing w:line="360" w:lineRule="auto"/>
+              <w:rPr>
+                <w:rFonts w:ascii="Times New Roman" w:hAnsi="Times New Roman" w:cs="Times New Roman"/>
+                <w:sz w:val="22"/>
+                <w:szCs w:val="22"/>
+              </w:rPr>
             </w:pPr>
             <w:r>
               <w:rPr>
-                <w:rFonts w:ascii="Calibri" w:hAnsi="Calibri"/>
+                <w:rFonts w:ascii="Times New Roman" w:hAnsi="Times New Roman" w:cs="Times New Roman"/>
                 <w:b/>
                 <w:color w:val="FFFFFF"/>
-                <w:sz w:val="19"/>
+                <w:sz w:val="22"/>
+                <w:szCs w:val="22"/>
               </w:rPr>
               <w:t>M&amp;A Budget Est.</w:t>
             </w:r>
@@ -1691,12 +2377,19 @@
           </w:tcPr>
           <w:p>
             <w:pPr>
-              <w:jc w:val="center"/>
+              <w:jc w:val="both"/>
+              <w:spacing w:line="360" w:lineRule="auto"/>
+              <w:rPr>
+                <w:rFonts w:ascii="Times New Roman" w:hAnsi="Times New Roman" w:cs="Times New Roman"/>
+                <w:sz w:val="22"/>
+                <w:szCs w:val="22"/>
+              </w:rPr>
             </w:pPr>
             <w:r>
               <w:rPr>
-                <w:rFonts w:ascii="Calibri" w:hAnsi="Calibri"/>
-                <w:sz w:val="19"/>
+                <w:rFonts w:ascii="Times New Roman" w:hAnsi="Times New Roman" w:cs="Times New Roman"/>
+                <w:sz w:val="22"/>
+                <w:szCs w:val="22"/>
               </w:rPr>
               <w:t>AbbVie</w:t>
             </w:r>
@@ -1709,12 +2402,19 @@
           </w:tcPr>
           <w:p>
             <w:pPr>
-              <w:jc w:val="center"/>
+              <w:jc w:val="both"/>
+              <w:spacing w:line="360" w:lineRule="auto"/>
+              <w:rPr>
+                <w:rFonts w:ascii="Times New Roman" w:hAnsi="Times New Roman" w:cs="Times New Roman"/>
+                <w:sz w:val="22"/>
+                <w:szCs w:val="22"/>
+              </w:rPr>
             </w:pPr>
             <w:r>
               <w:rPr>
-                <w:rFonts w:ascii="Calibri" w:hAnsi="Calibri"/>
-                <w:sz w:val="19"/>
+                <w:rFonts w:ascii="Times New Roman" w:hAnsi="Times New Roman" w:cs="Times New Roman"/>
+                <w:sz w:val="22"/>
+                <w:szCs w:val="22"/>
               </w:rPr>
               <w:t>Humira</w:t>
             </w:r>
@@ -1727,12 +2427,19 @@
           </w:tcPr>
           <w:p>
             <w:pPr>
-              <w:jc w:val="center"/>
+              <w:jc w:val="both"/>
+              <w:spacing w:line="360" w:lineRule="auto"/>
+              <w:rPr>
+                <w:rFonts w:ascii="Times New Roman" w:hAnsi="Times New Roman" w:cs="Times New Roman"/>
+                <w:sz w:val="22"/>
+                <w:szCs w:val="22"/>
+              </w:rPr>
             </w:pPr>
             <w:r>
               <w:rPr>
-                <w:rFonts w:ascii="Calibri" w:hAnsi="Calibri"/>
-                <w:sz w:val="19"/>
+                <w:rFonts w:ascii="Times New Roman" w:hAnsi="Times New Roman" w:cs="Times New Roman"/>
+                <w:sz w:val="22"/>
+                <w:szCs w:val="22"/>
               </w:rPr>
               <w:t>$21bn</w:t>
             </w:r>
@@ -1745,12 +2452,19 @@
           </w:tcPr>
           <w:p>
             <w:pPr>
-              <w:jc w:val="center"/>
+              <w:jc w:val="both"/>
+              <w:spacing w:line="360" w:lineRule="auto"/>
+              <w:rPr>
+                <w:rFonts w:ascii="Times New Roman" w:hAnsi="Times New Roman" w:cs="Times New Roman"/>
+                <w:sz w:val="22"/>
+                <w:szCs w:val="22"/>
+              </w:rPr>
             </w:pPr>
             <w:r>
               <w:rPr>
-                <w:rFonts w:ascii="Calibri" w:hAnsi="Calibri"/>
-                <w:sz w:val="19"/>
+                <w:rFonts w:ascii="Times New Roman" w:hAnsi="Times New Roman" w:cs="Times New Roman"/>
+                <w:sz w:val="22"/>
+                <w:szCs w:val="22"/>
               </w:rPr>
               <w:t>2023 (US)</w:t>
             </w:r>
@@ -1763,12 +2477,19 @@
           </w:tcPr>
           <w:p>
             <w:pPr>
-              <w:jc w:val="center"/>
+              <w:jc w:val="both"/>
+              <w:spacing w:line="360" w:lineRule="auto"/>
+              <w:rPr>
+                <w:rFonts w:ascii="Times New Roman" w:hAnsi="Times New Roman" w:cs="Times New Roman"/>
+                <w:sz w:val="22"/>
+                <w:szCs w:val="22"/>
+              </w:rPr>
             </w:pPr>
             <w:r>
               <w:rPr>
-                <w:rFonts w:ascii="Calibri" w:hAnsi="Calibri"/>
-                <w:sz w:val="19"/>
+                <w:rFonts w:ascii="Times New Roman" w:hAnsi="Times New Roman" w:cs="Times New Roman"/>
+                <w:sz w:val="22"/>
+                <w:szCs w:val="22"/>
               </w:rPr>
               <w:t>$20-30bn</w:t>
             </w:r>
@@ -1783,12 +2504,19 @@
           </w:tcPr>
           <w:p>
             <w:pPr>
-              <w:jc w:val="center"/>
+              <w:jc w:val="both"/>
+              <w:spacing w:line="360" w:lineRule="auto"/>
+              <w:rPr>
+                <w:rFonts w:ascii="Times New Roman" w:hAnsi="Times New Roman" w:cs="Times New Roman"/>
+                <w:sz w:val="22"/>
+                <w:szCs w:val="22"/>
+              </w:rPr>
             </w:pPr>
             <w:r>
               <w:rPr>
-                <w:rFonts w:ascii="Calibri" w:hAnsi="Calibri"/>
-                <w:sz w:val="19"/>
+                <w:rFonts w:ascii="Times New Roman" w:hAnsi="Times New Roman" w:cs="Times New Roman"/>
+                <w:sz w:val="22"/>
+                <w:szCs w:val="22"/>
               </w:rPr>
               <w:t>Bristol-Myers</w:t>
             </w:r>
@@ -1801,12 +2529,19 @@
           </w:tcPr>
           <w:p>
             <w:pPr>
-              <w:jc w:val="center"/>
+              <w:jc w:val="both"/>
+              <w:spacing w:line="360" w:lineRule="auto"/>
+              <w:rPr>
+                <w:rFonts w:ascii="Times New Roman" w:hAnsi="Times New Roman" w:cs="Times New Roman"/>
+                <w:sz w:val="22"/>
+                <w:szCs w:val="22"/>
+              </w:rPr>
             </w:pPr>
             <w:r>
               <w:rPr>
-                <w:rFonts w:ascii="Calibri" w:hAnsi="Calibri"/>
-                <w:sz w:val="19"/>
+                <w:rFonts w:ascii="Times New Roman" w:hAnsi="Times New Roman" w:cs="Times New Roman"/>
+                <w:sz w:val="22"/>
+                <w:szCs w:val="22"/>
               </w:rPr>
               <w:t>Revlimid</w:t>
             </w:r>
@@ -1819,12 +2554,19 @@
           </w:tcPr>
           <w:p>
             <w:pPr>
-              <w:jc w:val="center"/>
+              <w:jc w:val="both"/>
+              <w:spacing w:line="360" w:lineRule="auto"/>
+              <w:rPr>
+                <w:rFonts w:ascii="Times New Roman" w:hAnsi="Times New Roman" w:cs="Times New Roman"/>
+                <w:sz w:val="22"/>
+                <w:szCs w:val="22"/>
+              </w:rPr>
             </w:pPr>
             <w:r>
               <w:rPr>
-                <w:rFonts w:ascii="Calibri" w:hAnsi="Calibri"/>
-                <w:sz w:val="19"/>
+                <w:rFonts w:ascii="Times New Roman" w:hAnsi="Times New Roman" w:cs="Times New Roman"/>
+                <w:sz w:val="22"/>
+                <w:szCs w:val="22"/>
               </w:rPr>
               <w:t>$13bn</w:t>
             </w:r>
@@ -1837,12 +2579,19 @@
           </w:tcPr>
           <w:p>
             <w:pPr>
-              <w:jc w:val="center"/>
+              <w:jc w:val="both"/>
+              <w:spacing w:line="360" w:lineRule="auto"/>
+              <w:rPr>
+                <w:rFonts w:ascii="Times New Roman" w:hAnsi="Times New Roman" w:cs="Times New Roman"/>
+                <w:sz w:val="22"/>
+                <w:szCs w:val="22"/>
+              </w:rPr>
             </w:pPr>
             <w:r>
               <w:rPr>
-                <w:rFonts w:ascii="Calibri" w:hAnsi="Calibri"/>
-                <w:sz w:val="19"/>
+                <w:rFonts w:ascii="Times New Roman" w:hAnsi="Times New Roman" w:cs="Times New Roman"/>
+                <w:sz w:val="22"/>
+                <w:szCs w:val="22"/>
               </w:rPr>
               <w:t>2023-26</w:t>
             </w:r>
@@ -1855,12 +2604,19 @@
           </w:tcPr>
           <w:p>
             <w:pPr>
-              <w:jc w:val="center"/>
+              <w:jc w:val="both"/>
+              <w:spacing w:line="360" w:lineRule="auto"/>
+              <w:rPr>
+                <w:rFonts w:ascii="Times New Roman" w:hAnsi="Times New Roman" w:cs="Times New Roman"/>
+                <w:sz w:val="22"/>
+                <w:szCs w:val="22"/>
+              </w:rPr>
             </w:pPr>
             <w:r>
               <w:rPr>
-                <w:rFonts w:ascii="Calibri" w:hAnsi="Calibri"/>
-                <w:sz w:val="19"/>
+                <w:rFonts w:ascii="Times New Roman" w:hAnsi="Times New Roman" w:cs="Times New Roman"/>
+                <w:sz w:val="22"/>
+                <w:szCs w:val="22"/>
               </w:rPr>
               <w:t>$15-25bn</w:t>
             </w:r>
@@ -1875,12 +2631,19 @@
           </w:tcPr>
           <w:p>
             <w:pPr>
-              <w:jc w:val="center"/>
+              <w:jc w:val="both"/>
+              <w:spacing w:line="360" w:lineRule="auto"/>
+              <w:rPr>
+                <w:rFonts w:ascii="Times New Roman" w:hAnsi="Times New Roman" w:cs="Times New Roman"/>
+                <w:sz w:val="22"/>
+                <w:szCs w:val="22"/>
+              </w:rPr>
             </w:pPr>
             <w:r>
               <w:rPr>
-                <w:rFonts w:ascii="Calibri" w:hAnsi="Calibri"/>
-                <w:sz w:val="19"/>
+                <w:rFonts w:ascii="Times New Roman" w:hAnsi="Times New Roman" w:cs="Times New Roman"/>
+                <w:sz w:val="22"/>
+                <w:szCs w:val="22"/>
               </w:rPr>
               <w:t>Pfizer</w:t>
             </w:r>
@@ -1893,12 +2656,19 @@
           </w:tcPr>
           <w:p>
             <w:pPr>
-              <w:jc w:val="center"/>
+              <w:jc w:val="both"/>
+              <w:spacing w:line="360" w:lineRule="auto"/>
+              <w:rPr>
+                <w:rFonts w:ascii="Times New Roman" w:hAnsi="Times New Roman" w:cs="Times New Roman"/>
+                <w:sz w:val="22"/>
+                <w:szCs w:val="22"/>
+              </w:rPr>
             </w:pPr>
             <w:r>
               <w:rPr>
-                <w:rFonts w:ascii="Calibri" w:hAnsi="Calibri"/>
-                <w:sz w:val="19"/>
+                <w:rFonts w:ascii="Times New Roman" w:hAnsi="Times New Roman" w:cs="Times New Roman"/>
+                <w:sz w:val="22"/>
+                <w:szCs w:val="22"/>
               </w:rPr>
               <w:t>Paxlovid</w:t>
             </w:r>
@@ -1911,12 +2681,19 @@
           </w:tcPr>
           <w:p>
             <w:pPr>
-              <w:jc w:val="center"/>
+              <w:jc w:val="both"/>
+              <w:spacing w:line="360" w:lineRule="auto"/>
+              <w:rPr>
+                <w:rFonts w:ascii="Times New Roman" w:hAnsi="Times New Roman" w:cs="Times New Roman"/>
+                <w:sz w:val="22"/>
+                <w:szCs w:val="22"/>
+              </w:rPr>
             </w:pPr>
             <w:r>
               <w:rPr>
-                <w:rFonts w:ascii="Calibri" w:hAnsi="Calibri"/>
-                <w:sz w:val="19"/>
+                <w:rFonts w:ascii="Times New Roman" w:hAnsi="Times New Roman" w:cs="Times New Roman"/>
+                <w:sz w:val="22"/>
+                <w:szCs w:val="22"/>
               </w:rPr>
               <w:t>$19bn</w:t>
             </w:r>
@@ -1929,12 +2706,19 @@
           </w:tcPr>
           <w:p>
             <w:pPr>
-              <w:jc w:val="center"/>
+              <w:jc w:val="both"/>
+              <w:spacing w:line="360" w:lineRule="auto"/>
+              <w:rPr>
+                <w:rFonts w:ascii="Times New Roman" w:hAnsi="Times New Roman" w:cs="Times New Roman"/>
+                <w:sz w:val="22"/>
+                <w:szCs w:val="22"/>
+              </w:rPr>
             </w:pPr>
             <w:r>
               <w:rPr>
-                <w:rFonts w:ascii="Calibri" w:hAnsi="Calibri"/>
-                <w:sz w:val="19"/>
+                <w:rFonts w:ascii="Times New Roman" w:hAnsi="Times New Roman" w:cs="Times New Roman"/>
+                <w:sz w:val="22"/>
+                <w:szCs w:val="22"/>
               </w:rPr>
               <w:t>2023 (peak past)</w:t>
             </w:r>
@@ -1947,12 +2731,19 @@
           </w:tcPr>
           <w:p>
             <w:pPr>
-              <w:jc w:val="center"/>
+              <w:jc w:val="both"/>
+              <w:spacing w:line="360" w:lineRule="auto"/>
+              <w:rPr>
+                <w:rFonts w:ascii="Times New Roman" w:hAnsi="Times New Roman" w:cs="Times New Roman"/>
+                <w:sz w:val="22"/>
+                <w:szCs w:val="22"/>
+              </w:rPr>
             </w:pPr>
             <w:r>
               <w:rPr>
-                <w:rFonts w:ascii="Calibri" w:hAnsi="Calibri"/>
-                <w:sz w:val="19"/>
+                <w:rFonts w:ascii="Times New Roman" w:hAnsi="Times New Roman" w:cs="Times New Roman"/>
+                <w:sz w:val="22"/>
+                <w:szCs w:val="22"/>
               </w:rPr>
               <w:t>$20-40bn</w:t>
             </w:r>
@@ -1967,12 +2758,19 @@
           </w:tcPr>
           <w:p>
             <w:pPr>
-              <w:jc w:val="center"/>
+              <w:jc w:val="both"/>
+              <w:spacing w:line="360" w:lineRule="auto"/>
+              <w:rPr>
+                <w:rFonts w:ascii="Times New Roman" w:hAnsi="Times New Roman" w:cs="Times New Roman"/>
+                <w:sz w:val="22"/>
+                <w:szCs w:val="22"/>
+              </w:rPr>
             </w:pPr>
             <w:r>
               <w:rPr>
-                <w:rFonts w:ascii="Calibri" w:hAnsi="Calibri"/>
-                <w:sz w:val="19"/>
+                <w:rFonts w:ascii="Times New Roman" w:hAnsi="Times New Roman" w:cs="Times New Roman"/>
+                <w:sz w:val="22"/>
+                <w:szCs w:val="22"/>
               </w:rPr>
               <w:t>Merck</w:t>
             </w:r>
@@ -1985,12 +2783,19 @@
           </w:tcPr>
           <w:p>
             <w:pPr>
-              <w:jc w:val="center"/>
+              <w:jc w:val="both"/>
+              <w:spacing w:line="360" w:lineRule="auto"/>
+              <w:rPr>
+                <w:rFonts w:ascii="Times New Roman" w:hAnsi="Times New Roman" w:cs="Times New Roman"/>
+                <w:sz w:val="22"/>
+                <w:szCs w:val="22"/>
+              </w:rPr>
             </w:pPr>
             <w:r>
               <w:rPr>
-                <w:rFonts w:ascii="Calibri" w:hAnsi="Calibri"/>
-                <w:sz w:val="19"/>
+                <w:rFonts w:ascii="Times New Roman" w:hAnsi="Times New Roman" w:cs="Times New Roman"/>
+                <w:sz w:val="22"/>
+                <w:szCs w:val="22"/>
               </w:rPr>
               <w:t>Keytruda</w:t>
             </w:r>
@@ -2003,12 +2808,19 @@
           </w:tcPr>
           <w:p>
             <w:pPr>
-              <w:jc w:val="center"/>
+              <w:jc w:val="both"/>
+              <w:spacing w:line="360" w:lineRule="auto"/>
+              <w:rPr>
+                <w:rFonts w:ascii="Times New Roman" w:hAnsi="Times New Roman" w:cs="Times New Roman"/>
+                <w:sz w:val="22"/>
+                <w:szCs w:val="22"/>
+              </w:rPr>
             </w:pPr>
             <w:r>
               <w:rPr>
-                <w:rFonts w:ascii="Calibri" w:hAnsi="Calibri"/>
-                <w:sz w:val="19"/>
+                <w:rFonts w:ascii="Times New Roman" w:hAnsi="Times New Roman" w:cs="Times New Roman"/>
+                <w:sz w:val="22"/>
+                <w:szCs w:val="22"/>
               </w:rPr>
               <w:t>$25bn</w:t>
             </w:r>
@@ -2021,12 +2833,19 @@
           </w:tcPr>
           <w:p>
             <w:pPr>
-              <w:jc w:val="center"/>
+              <w:jc w:val="both"/>
+              <w:spacing w:line="360" w:lineRule="auto"/>
+              <w:rPr>
+                <w:rFonts w:ascii="Times New Roman" w:hAnsi="Times New Roman" w:cs="Times New Roman"/>
+                <w:sz w:val="22"/>
+                <w:szCs w:val="22"/>
+              </w:rPr>
             </w:pPr>
             <w:r>
               <w:rPr>
-                <w:rFonts w:ascii="Calibri" w:hAnsi="Calibri"/>
-                <w:sz w:val="19"/>
+                <w:rFonts w:ascii="Times New Roman" w:hAnsi="Times New Roman" w:cs="Times New Roman"/>
+                <w:sz w:val="22"/>
+                <w:szCs w:val="22"/>
               </w:rPr>
               <w:t>2028</w:t>
             </w:r>
@@ -2039,12 +2858,19 @@
           </w:tcPr>
           <w:p>
             <w:pPr>
-              <w:jc w:val="center"/>
+              <w:jc w:val="both"/>
+              <w:spacing w:line="360" w:lineRule="auto"/>
+              <w:rPr>
+                <w:rFonts w:ascii="Times New Roman" w:hAnsi="Times New Roman" w:cs="Times New Roman"/>
+                <w:sz w:val="22"/>
+                <w:szCs w:val="22"/>
+              </w:rPr>
             </w:pPr>
             <w:r>
               <w:rPr>
-                <w:rFonts w:ascii="Calibri" w:hAnsi="Calibri"/>
-                <w:sz w:val="19"/>
+                <w:rFonts w:ascii="Times New Roman" w:hAnsi="Times New Roman" w:cs="Times New Roman"/>
+                <w:sz w:val="22"/>
+                <w:szCs w:val="22"/>
               </w:rPr>
               <w:t>$15-30bn</w:t>
             </w:r>
@@ -2059,12 +2885,19 @@
           </w:tcPr>
           <w:p>
             <w:pPr>
-              <w:jc w:val="center"/>
+              <w:jc w:val="both"/>
+              <w:spacing w:line="360" w:lineRule="auto"/>
+              <w:rPr>
+                <w:rFonts w:ascii="Times New Roman" w:hAnsi="Times New Roman" w:cs="Times New Roman"/>
+                <w:sz w:val="22"/>
+                <w:szCs w:val="22"/>
+              </w:rPr>
             </w:pPr>
             <w:r>
               <w:rPr>
-                <w:rFonts w:ascii="Calibri" w:hAnsi="Calibri"/>
-                <w:sz w:val="19"/>
+                <w:rFonts w:ascii="Times New Roman" w:hAnsi="Times New Roman" w:cs="Times New Roman"/>
+                <w:sz w:val="22"/>
+                <w:szCs w:val="22"/>
               </w:rPr>
               <w:t>Johnson &amp; J.</w:t>
             </w:r>
@@ -2077,12 +2910,19 @@
           </w:tcPr>
           <w:p>
             <w:pPr>
-              <w:jc w:val="center"/>
+              <w:jc w:val="both"/>
+              <w:spacing w:line="360" w:lineRule="auto"/>
+              <w:rPr>
+                <w:rFonts w:ascii="Times New Roman" w:hAnsi="Times New Roman" w:cs="Times New Roman"/>
+                <w:sz w:val="22"/>
+                <w:szCs w:val="22"/>
+              </w:rPr>
             </w:pPr>
             <w:r>
               <w:rPr>
-                <w:rFonts w:ascii="Calibri" w:hAnsi="Calibri"/>
-                <w:sz w:val="19"/>
+                <w:rFonts w:ascii="Times New Roman" w:hAnsi="Times New Roman" w:cs="Times New Roman"/>
+                <w:sz w:val="22"/>
+                <w:szCs w:val="22"/>
               </w:rPr>
               <w:t>Stelara</w:t>
             </w:r>
@@ -2095,12 +2935,19 @@
           </w:tcPr>
           <w:p>
             <w:pPr>
-              <w:jc w:val="center"/>
+              <w:jc w:val="both"/>
+              <w:spacing w:line="360" w:lineRule="auto"/>
+              <w:rPr>
+                <w:rFonts w:ascii="Times New Roman" w:hAnsi="Times New Roman" w:cs="Times New Roman"/>
+                <w:sz w:val="22"/>
+                <w:szCs w:val="22"/>
+              </w:rPr>
             </w:pPr>
             <w:r>
               <w:rPr>
-                <w:rFonts w:ascii="Calibri" w:hAnsi="Calibri"/>
-                <w:sz w:val="19"/>
+                <w:rFonts w:ascii="Times New Roman" w:hAnsi="Times New Roman" w:cs="Times New Roman"/>
+                <w:sz w:val="22"/>
+                <w:szCs w:val="22"/>
               </w:rPr>
               <w:t>$10bn</w:t>
             </w:r>
@@ -2113,12 +2960,19 @@
           </w:tcPr>
           <w:p>
             <w:pPr>
-              <w:jc w:val="center"/>
+              <w:jc w:val="both"/>
+              <w:spacing w:line="360" w:lineRule="auto"/>
+              <w:rPr>
+                <w:rFonts w:ascii="Times New Roman" w:hAnsi="Times New Roman" w:cs="Times New Roman"/>
+                <w:sz w:val="22"/>
+                <w:szCs w:val="22"/>
+              </w:rPr>
             </w:pPr>
             <w:r>
               <w:rPr>
-                <w:rFonts w:ascii="Calibri" w:hAnsi="Calibri"/>
-                <w:sz w:val="19"/>
+                <w:rFonts w:ascii="Times New Roman" w:hAnsi="Times New Roman" w:cs="Times New Roman"/>
+                <w:sz w:val="22"/>
+                <w:szCs w:val="22"/>
               </w:rPr>
               <w:t>2023-25</w:t>
             </w:r>
@@ -2131,12 +2985,19 @@
           </w:tcPr>
           <w:p>
             <w:pPr>
-              <w:jc w:val="center"/>
+              <w:jc w:val="both"/>
+              <w:spacing w:line="360" w:lineRule="auto"/>
+              <w:rPr>
+                <w:rFonts w:ascii="Times New Roman" w:hAnsi="Times New Roman" w:cs="Times New Roman"/>
+                <w:sz w:val="22"/>
+                <w:szCs w:val="22"/>
+              </w:rPr>
             </w:pPr>
             <w:r>
               <w:rPr>
-                <w:rFonts w:ascii="Calibri" w:hAnsi="Calibri"/>
-                <w:sz w:val="19"/>
+                <w:rFonts w:ascii="Times New Roman" w:hAnsi="Times New Roman" w:cs="Times New Roman"/>
+                <w:sz w:val="22"/>
+                <w:szCs w:val="22"/>
               </w:rPr>
               <w:t>$10-20bn</w:t>
             </w:r>
@@ -2144,30 +3005,54 @@
         </w:tc>
       </w:tr>
     </w:tbl>
-    <w:p/>
     <w:p>
       <w:pPr>
-        <w:spacing w:before="0" w:after="80"/>
+        <w:jc w:val="both"/>
+        <w:spacing w:line="360" w:lineRule="auto"/>
+        <w:rPr>
+          <w:rFonts w:ascii="Times New Roman" w:hAnsi="Times New Roman" w:cs="Times New Roman"/>
+          <w:sz w:val="22"/>
+          <w:szCs w:val="22"/>
+        </w:rPr>
+      </w:pPr>
+    </w:p>
+    <w:p>
+      <w:pPr>
+        <w:spacing w:before="0" w:after="80" w:line="360" w:lineRule="auto"/>
+        <w:jc w:val="both"/>
+        <w:rPr>
+          <w:rFonts w:ascii="Times New Roman" w:hAnsi="Times New Roman" w:cs="Times New Roman"/>
+          <w:sz w:val="22"/>
+          <w:szCs w:val="22"/>
+        </w:rPr>
       </w:pPr>
       <w:r>
         <w:rPr>
-          <w:rFonts w:ascii="Calibri" w:hAnsi="Calibri"/>
+          <w:rFonts w:ascii="Times New Roman" w:hAnsi="Times New Roman" w:cs="Times New Roman"/>
           <w:i w:val="0"/>
-          <w:sz w:val="20"/>
+          <w:sz w:val="22"/>
+          <w:szCs w:val="22"/>
         </w:rPr>
         <w:t>Combined revenue at risk from these five companies: ~$88bn through 2030. Each requires external acquisition to replace revenue. At 40-60% acquisition premiums (observed in 2023-24 deal data), this creates a systematic bid for clinical-stage biotech assets in Phase 2-3 with validated mechanisms. Source: company filings, FactSet.</w:t>
       </w:r>
     </w:p>
     <w:p>
       <w:pPr>
-        <w:spacing w:before="120" w:after="40"/>
+        <w:spacing w:before="120" w:after="40" w:line="360" w:lineRule="auto"/>
+        <w:jc w:val="both"/>
+        <w:rPr>
+          <w:rFonts w:ascii="Times New Roman" w:hAnsi="Times New Roman" w:cs="Times New Roman"/>
+          <w:sz w:val="22"/>
+          <w:szCs w:val="22"/>
+        </w:rPr>
       </w:pPr>
       <w:r>
         <w:rPr>
-          <w:rFonts w:ascii="Calibri" w:hAnsi="Calibri"/>
+          <w:rFonts w:ascii="Times New Roman" w:hAnsi="Times New Roman" w:cs="Times New Roman"/>
           <w:b/>
           <w:color w:val="1B4F72"/>
           <w:sz w:val="22"/>
+          <w:szCs w:val="22"/>
         </w:rPr>
         <w:t>4. Historical Data: UST 10yr vs XBI EV/Sales (2014-2025)</w:t>
       </w:r>
@@ -2193,14 +3078,21 @@
           </w:tcPr>
           <w:p>
             <w:pPr>
-              <w:jc w:val="center"/>
+              <w:jc w:val="both"/>
+              <w:spacing w:line="360" w:lineRule="auto"/>
+              <w:rPr>
+                <w:rFonts w:ascii="Times New Roman" w:hAnsi="Times New Roman" w:cs="Times New Roman"/>
+                <w:sz w:val="22"/>
+                <w:szCs w:val="22"/>
+              </w:rPr>
             </w:pPr>
             <w:r>
               <w:rPr>
-                <w:rFonts w:ascii="Calibri" w:hAnsi="Calibri"/>
+                <w:rFonts w:ascii="Times New Roman" w:hAnsi="Times New Roman" w:cs="Times New Roman"/>
                 <w:b/>
                 <w:color w:val="FFFFFF"/>
-                <w:sz w:val="19"/>
+                <w:sz w:val="22"/>
+                <w:szCs w:val="22"/>
               </w:rPr>
               <w:t>Year</w:t>
             </w:r>
@@ -2213,14 +3105,21 @@
           </w:tcPr>
           <w:p>
             <w:pPr>
-              <w:jc w:val="center"/>
+              <w:jc w:val="both"/>
+              <w:spacing w:line="360" w:lineRule="auto"/>
+              <w:rPr>
+                <w:rFonts w:ascii="Times New Roman" w:hAnsi="Times New Roman" w:cs="Times New Roman"/>
+                <w:sz w:val="22"/>
+                <w:szCs w:val="22"/>
+              </w:rPr>
             </w:pPr>
             <w:r>
               <w:rPr>
-                <w:rFonts w:ascii="Calibri" w:hAnsi="Calibri"/>
+                <w:rFonts w:ascii="Times New Roman" w:hAnsi="Times New Roman" w:cs="Times New Roman"/>
                 <w:b/>
                 <w:color w:val="FFFFFF"/>
-                <w:sz w:val="19"/>
+                <w:sz w:val="22"/>
+                <w:szCs w:val="22"/>
               </w:rPr>
               <w:t>UST 10yr (%)</w:t>
             </w:r>
@@ -2233,14 +3132,21 @@
           </w:tcPr>
           <w:p>
             <w:pPr>
-              <w:jc w:val="center"/>
+              <w:jc w:val="both"/>
+              <w:spacing w:line="360" w:lineRule="auto"/>
+              <w:rPr>
+                <w:rFonts w:ascii="Times New Roman" w:hAnsi="Times New Roman" w:cs="Times New Roman"/>
+                <w:sz w:val="22"/>
+                <w:szCs w:val="22"/>
+              </w:rPr>
             </w:pPr>
             <w:r>
               <w:rPr>
-                <w:rFonts w:ascii="Calibri" w:hAnsi="Calibri"/>
+                <w:rFonts w:ascii="Times New Roman" w:hAnsi="Times New Roman" w:cs="Times New Roman"/>
                 <w:b/>
                 <w:color w:val="FFFFFF"/>
-                <w:sz w:val="19"/>
+                <w:sz w:val="22"/>
+                <w:szCs w:val="22"/>
               </w:rPr>
               <w:t>XBI EV/Sales</w:t>
             </w:r>
@@ -2253,14 +3159,21 @@
           </w:tcPr>
           <w:p>
             <w:pPr>
-              <w:jc w:val="center"/>
+              <w:jc w:val="both"/>
+              <w:spacing w:line="360" w:lineRule="auto"/>
+              <w:rPr>
+                <w:rFonts w:ascii="Times New Roman" w:hAnsi="Times New Roman" w:cs="Times New Roman"/>
+                <w:sz w:val="22"/>
+                <w:szCs w:val="22"/>
+              </w:rPr>
             </w:pPr>
             <w:r>
               <w:rPr>
-                <w:rFonts w:ascii="Calibri" w:hAnsi="Calibri"/>
+                <w:rFonts w:ascii="Times New Roman" w:hAnsi="Times New Roman" w:cs="Times New Roman"/>
                 <w:b/>
                 <w:color w:val="FFFFFF"/>
-                <w:sz w:val="19"/>
+                <w:sz w:val="22"/>
+                <w:szCs w:val="22"/>
               </w:rPr>
               <w:t>OLS Fitted</w:t>
             </w:r>
@@ -2273,14 +3186,21 @@
           </w:tcPr>
           <w:p>
             <w:pPr>
-              <w:jc w:val="center"/>
+              <w:jc w:val="both"/>
+              <w:spacing w:line="360" w:lineRule="auto"/>
+              <w:rPr>
+                <w:rFonts w:ascii="Times New Roman" w:hAnsi="Times New Roman" w:cs="Times New Roman"/>
+                <w:sz w:val="22"/>
+                <w:szCs w:val="22"/>
+              </w:rPr>
             </w:pPr>
             <w:r>
               <w:rPr>
-                <w:rFonts w:ascii="Calibri" w:hAnsi="Calibri"/>
+                <w:rFonts w:ascii="Times New Roman" w:hAnsi="Times New Roman" w:cs="Times New Roman"/>
                 <w:b/>
                 <w:color w:val="FFFFFF"/>
-                <w:sz w:val="19"/>
+                <w:sz w:val="22"/>
+                <w:szCs w:val="22"/>
               </w:rPr>
               <w:t>Residual</w:t>
             </w:r>
@@ -2295,12 +3215,19 @@
           </w:tcPr>
           <w:p>
             <w:pPr>
-              <w:jc w:val="center"/>
+              <w:jc w:val="both"/>
+              <w:spacing w:line="360" w:lineRule="auto"/>
+              <w:rPr>
+                <w:rFonts w:ascii="Times New Roman" w:hAnsi="Times New Roman" w:cs="Times New Roman"/>
+                <w:sz w:val="22"/>
+                <w:szCs w:val="22"/>
+              </w:rPr>
             </w:pPr>
             <w:r>
               <w:rPr>
-                <w:rFonts w:ascii="Calibri" w:hAnsi="Calibri"/>
-                <w:sz w:val="19"/>
+                <w:rFonts w:ascii="Times New Roman" w:hAnsi="Times New Roman" w:cs="Times New Roman"/>
+                <w:sz w:val="22"/>
+                <w:szCs w:val="22"/>
               </w:rPr>
               <w:t>2014</w:t>
             </w:r>
@@ -2313,12 +3240,19 @@
           </w:tcPr>
           <w:p>
             <w:pPr>
-              <w:jc w:val="center"/>
+              <w:jc w:val="both"/>
+              <w:spacing w:line="360" w:lineRule="auto"/>
+              <w:rPr>
+                <w:rFonts w:ascii="Times New Roman" w:hAnsi="Times New Roman" w:cs="Times New Roman"/>
+                <w:sz w:val="22"/>
+                <w:szCs w:val="22"/>
+              </w:rPr>
             </w:pPr>
             <w:r>
               <w:rPr>
-                <w:rFonts w:ascii="Calibri" w:hAnsi="Calibri"/>
-                <w:sz w:val="19"/>
+                <w:rFonts w:ascii="Times New Roman" w:hAnsi="Times New Roman" w:cs="Times New Roman"/>
+                <w:sz w:val="22"/>
+                <w:szCs w:val="22"/>
               </w:rPr>
               <w:t>2.54%</w:t>
             </w:r>
@@ -2331,12 +3265,19 @@
           </w:tcPr>
           <w:p>
             <w:pPr>
-              <w:jc w:val="center"/>
+              <w:jc w:val="both"/>
+              <w:spacing w:line="360" w:lineRule="auto"/>
+              <w:rPr>
+                <w:rFonts w:ascii="Times New Roman" w:hAnsi="Times New Roman" w:cs="Times New Roman"/>
+                <w:sz w:val="22"/>
+                <w:szCs w:val="22"/>
+              </w:rPr>
             </w:pPr>
             <w:r>
               <w:rPr>
-                <w:rFonts w:ascii="Calibri" w:hAnsi="Calibri"/>
-                <w:sz w:val="19"/>
+                <w:rFonts w:ascii="Times New Roman" w:hAnsi="Times New Roman" w:cs="Times New Roman"/>
+                <w:sz w:val="22"/>
+                <w:szCs w:val="22"/>
               </w:rPr>
               <w:t>6.8x</w:t>
             </w:r>
@@ -2349,12 +3290,19 @@
           </w:tcPr>
           <w:p>
             <w:pPr>
-              <w:jc w:val="center"/>
+              <w:jc w:val="both"/>
+              <w:spacing w:line="360" w:lineRule="auto"/>
+              <w:rPr>
+                <w:rFonts w:ascii="Times New Roman" w:hAnsi="Times New Roman" w:cs="Times New Roman"/>
+                <w:sz w:val="22"/>
+                <w:szCs w:val="22"/>
+              </w:rPr>
             </w:pPr>
             <w:r>
               <w:rPr>
-                <w:rFonts w:ascii="Calibri" w:hAnsi="Calibri"/>
-                <w:sz w:val="19"/>
+                <w:rFonts w:ascii="Times New Roman" w:hAnsi="Times New Roman" w:cs="Times New Roman"/>
+                <w:sz w:val="22"/>
+                <w:szCs w:val="22"/>
               </w:rPr>
               <w:t>6.27x</w:t>
             </w:r>
@@ -2367,12 +3315,19 @@
           </w:tcPr>
           <w:p>
             <w:pPr>
-              <w:jc w:val="center"/>
+              <w:jc w:val="both"/>
+              <w:spacing w:line="360" w:lineRule="auto"/>
+              <w:rPr>
+                <w:rFonts w:ascii="Times New Roman" w:hAnsi="Times New Roman" w:cs="Times New Roman"/>
+                <w:sz w:val="22"/>
+                <w:szCs w:val="22"/>
+              </w:rPr>
             </w:pPr>
             <w:r>
               <w:rPr>
-                <w:rFonts w:ascii="Calibri" w:hAnsi="Calibri"/>
-                <w:sz w:val="19"/>
+                <w:rFonts w:ascii="Times New Roman" w:hAnsi="Times New Roman" w:cs="Times New Roman"/>
+                <w:sz w:val="22"/>
+                <w:szCs w:val="22"/>
               </w:rPr>
               <w:t>+0.53x</w:t>
             </w:r>
@@ -2387,12 +3342,19 @@
           </w:tcPr>
           <w:p>
             <w:pPr>
-              <w:jc w:val="center"/>
+              <w:jc w:val="both"/>
+              <w:spacing w:line="360" w:lineRule="auto"/>
+              <w:rPr>
+                <w:rFonts w:ascii="Times New Roman" w:hAnsi="Times New Roman" w:cs="Times New Roman"/>
+                <w:sz w:val="22"/>
+                <w:szCs w:val="22"/>
+              </w:rPr>
             </w:pPr>
             <w:r>
               <w:rPr>
-                <w:rFonts w:ascii="Calibri" w:hAnsi="Calibri"/>
-                <w:sz w:val="19"/>
+                <w:rFonts w:ascii="Times New Roman" w:hAnsi="Times New Roman" w:cs="Times New Roman"/>
+                <w:sz w:val="22"/>
+                <w:szCs w:val="22"/>
               </w:rPr>
               <w:t>2015</w:t>
             </w:r>
@@ -2405,12 +3367,19 @@
           </w:tcPr>
           <w:p>
             <w:pPr>
-              <w:jc w:val="center"/>
+              <w:jc w:val="both"/>
+              <w:spacing w:line="360" w:lineRule="auto"/>
+              <w:rPr>
+                <w:rFonts w:ascii="Times New Roman" w:hAnsi="Times New Roman" w:cs="Times New Roman"/>
+                <w:sz w:val="22"/>
+                <w:szCs w:val="22"/>
+              </w:rPr>
             </w:pPr>
             <w:r>
               <w:rPr>
-                <w:rFonts w:ascii="Calibri" w:hAnsi="Calibri"/>
-                <w:sz w:val="19"/>
+                <w:rFonts w:ascii="Times New Roman" w:hAnsi="Times New Roman" w:cs="Times New Roman"/>
+                <w:sz w:val="22"/>
+                <w:szCs w:val="22"/>
               </w:rPr>
               <w:t>2.14%</w:t>
             </w:r>
@@ -2423,12 +3392,19 @@
           </w:tcPr>
           <w:p>
             <w:pPr>
-              <w:jc w:val="center"/>
+              <w:jc w:val="both"/>
+              <w:spacing w:line="360" w:lineRule="auto"/>
+              <w:rPr>
+                <w:rFonts w:ascii="Times New Roman" w:hAnsi="Times New Roman" w:cs="Times New Roman"/>
+                <w:sz w:val="22"/>
+                <w:szCs w:val="22"/>
+              </w:rPr>
             </w:pPr>
             <w:r>
               <w:rPr>
-                <w:rFonts w:ascii="Calibri" w:hAnsi="Calibri"/>
-                <w:sz w:val="19"/>
+                <w:rFonts w:ascii="Times New Roman" w:hAnsi="Times New Roman" w:cs="Times New Roman"/>
+                <w:sz w:val="22"/>
+                <w:szCs w:val="22"/>
               </w:rPr>
               <w:t>7.2x</w:t>
             </w:r>
@@ -2441,12 +3417,19 @@
           </w:tcPr>
           <w:p>
             <w:pPr>
-              <w:jc w:val="center"/>
+              <w:jc w:val="both"/>
+              <w:spacing w:line="360" w:lineRule="auto"/>
+              <w:rPr>
+                <w:rFonts w:ascii="Times New Roman" w:hAnsi="Times New Roman" w:cs="Times New Roman"/>
+                <w:sz w:val="22"/>
+                <w:szCs w:val="22"/>
+              </w:rPr>
             </w:pPr>
             <w:r>
               <w:rPr>
-                <w:rFonts w:ascii="Calibri" w:hAnsi="Calibri"/>
-                <w:sz w:val="19"/>
+                <w:rFonts w:ascii="Times New Roman" w:hAnsi="Times New Roman" w:cs="Times New Roman"/>
+                <w:sz w:val="22"/>
+                <w:szCs w:val="22"/>
               </w:rPr>
               <w:t>6.65x</w:t>
             </w:r>
@@ -2459,12 +3442,19 @@
           </w:tcPr>
           <w:p>
             <w:pPr>
-              <w:jc w:val="center"/>
+              <w:jc w:val="both"/>
+              <w:spacing w:line="360" w:lineRule="auto"/>
+              <w:rPr>
+                <w:rFonts w:ascii="Times New Roman" w:hAnsi="Times New Roman" w:cs="Times New Roman"/>
+                <w:sz w:val="22"/>
+                <w:szCs w:val="22"/>
+              </w:rPr>
             </w:pPr>
             <w:r>
               <w:rPr>
-                <w:rFonts w:ascii="Calibri" w:hAnsi="Calibri"/>
-                <w:sz w:val="19"/>
+                <w:rFonts w:ascii="Times New Roman" w:hAnsi="Times New Roman" w:cs="Times New Roman"/>
+                <w:sz w:val="22"/>
+                <w:szCs w:val="22"/>
               </w:rPr>
               <w:t>+0.55x</w:t>
             </w:r>
@@ -2479,12 +3469,19 @@
           </w:tcPr>
           <w:p>
             <w:pPr>
-              <w:jc w:val="center"/>
+              <w:jc w:val="both"/>
+              <w:spacing w:line="360" w:lineRule="auto"/>
+              <w:rPr>
+                <w:rFonts w:ascii="Times New Roman" w:hAnsi="Times New Roman" w:cs="Times New Roman"/>
+                <w:sz w:val="22"/>
+                <w:szCs w:val="22"/>
+              </w:rPr>
             </w:pPr>
             <w:r>
               <w:rPr>
-                <w:rFonts w:ascii="Calibri" w:hAnsi="Calibri"/>
-                <w:sz w:val="19"/>
+                <w:rFonts w:ascii="Times New Roman" w:hAnsi="Times New Roman" w:cs="Times New Roman"/>
+                <w:sz w:val="22"/>
+                <w:szCs w:val="22"/>
               </w:rPr>
               <w:t>2016</w:t>
             </w:r>
@@ -2497,12 +3494,19 @@
           </w:tcPr>
           <w:p>
             <w:pPr>
-              <w:jc w:val="center"/>
+              <w:jc w:val="both"/>
+              <w:spacing w:line="360" w:lineRule="auto"/>
+              <w:rPr>
+                <w:rFonts w:ascii="Times New Roman" w:hAnsi="Times New Roman" w:cs="Times New Roman"/>
+                <w:sz w:val="22"/>
+                <w:szCs w:val="22"/>
+              </w:rPr>
             </w:pPr>
             <w:r>
               <w:rPr>
-                <w:rFonts w:ascii="Calibri" w:hAnsi="Calibri"/>
-                <w:sz w:val="19"/>
+                <w:rFonts w:ascii="Times New Roman" w:hAnsi="Times New Roman" w:cs="Times New Roman"/>
+                <w:sz w:val="22"/>
+                <w:szCs w:val="22"/>
               </w:rPr>
               <w:t>2.45%</w:t>
             </w:r>
@@ -2515,12 +3519,19 @@
           </w:tcPr>
           <w:p>
             <w:pPr>
-              <w:jc w:val="center"/>
+              <w:jc w:val="both"/>
+              <w:spacing w:line="360" w:lineRule="auto"/>
+              <w:rPr>
+                <w:rFonts w:ascii="Times New Roman" w:hAnsi="Times New Roman" w:cs="Times New Roman"/>
+                <w:sz w:val="22"/>
+                <w:szCs w:val="22"/>
+              </w:rPr>
             </w:pPr>
             <w:r>
               <w:rPr>
-                <w:rFonts w:ascii="Calibri" w:hAnsi="Calibri"/>
-                <w:sz w:val="19"/>
+                <w:rFonts w:ascii="Times New Roman" w:hAnsi="Times New Roman" w:cs="Times New Roman"/>
+                <w:sz w:val="22"/>
+                <w:szCs w:val="22"/>
               </w:rPr>
               <w:t>5.4x</w:t>
             </w:r>
@@ -2533,12 +3544,19 @@
           </w:tcPr>
           <w:p>
             <w:pPr>
-              <w:jc w:val="center"/>
+              <w:jc w:val="both"/>
+              <w:spacing w:line="360" w:lineRule="auto"/>
+              <w:rPr>
+                <w:rFonts w:ascii="Times New Roman" w:hAnsi="Times New Roman" w:cs="Times New Roman"/>
+                <w:sz w:val="22"/>
+                <w:szCs w:val="22"/>
+              </w:rPr>
             </w:pPr>
             <w:r>
               <w:rPr>
-                <w:rFonts w:ascii="Calibri" w:hAnsi="Calibri"/>
-                <w:sz w:val="19"/>
+                <w:rFonts w:ascii="Times New Roman" w:hAnsi="Times New Roman" w:cs="Times New Roman"/>
+                <w:sz w:val="22"/>
+                <w:szCs w:val="22"/>
               </w:rPr>
               <w:t>6.35x</w:t>
             </w:r>
@@ -2551,12 +3569,19 @@
           </w:tcPr>
           <w:p>
             <w:pPr>
-              <w:jc w:val="center"/>
+              <w:jc w:val="both"/>
+              <w:spacing w:line="360" w:lineRule="auto"/>
+              <w:rPr>
+                <w:rFonts w:ascii="Times New Roman" w:hAnsi="Times New Roman" w:cs="Times New Roman"/>
+                <w:sz w:val="22"/>
+                <w:szCs w:val="22"/>
+              </w:rPr>
             </w:pPr>
             <w:r>
               <w:rPr>
-                <w:rFonts w:ascii="Calibri" w:hAnsi="Calibri"/>
-                <w:sz w:val="19"/>
+                <w:rFonts w:ascii="Times New Roman" w:hAnsi="Times New Roman" w:cs="Times New Roman"/>
+                <w:sz w:val="22"/>
+                <w:szCs w:val="22"/>
               </w:rPr>
               <w:t>-0.95x</w:t>
             </w:r>
@@ -2571,12 +3596,19 @@
           </w:tcPr>
           <w:p>
             <w:pPr>
-              <w:jc w:val="center"/>
+              <w:jc w:val="both"/>
+              <w:spacing w:line="360" w:lineRule="auto"/>
+              <w:rPr>
+                <w:rFonts w:ascii="Times New Roman" w:hAnsi="Times New Roman" w:cs="Times New Roman"/>
+                <w:sz w:val="22"/>
+                <w:szCs w:val="22"/>
+              </w:rPr>
             </w:pPr>
             <w:r>
               <w:rPr>
-                <w:rFonts w:ascii="Calibri" w:hAnsi="Calibri"/>
-                <w:sz w:val="19"/>
+                <w:rFonts w:ascii="Times New Roman" w:hAnsi="Times New Roman" w:cs="Times New Roman"/>
+                <w:sz w:val="22"/>
+                <w:szCs w:val="22"/>
               </w:rPr>
               <w:t>2017</w:t>
             </w:r>
@@ -2589,12 +3621,19 @@
           </w:tcPr>
           <w:p>
             <w:pPr>
-              <w:jc w:val="center"/>
+              <w:jc w:val="both"/>
+              <w:spacing w:line="360" w:lineRule="auto"/>
+              <w:rPr>
+                <w:rFonts w:ascii="Times New Roman" w:hAnsi="Times New Roman" w:cs="Times New Roman"/>
+                <w:sz w:val="22"/>
+                <w:szCs w:val="22"/>
+              </w:rPr>
             </w:pPr>
             <w:r>
               <w:rPr>
-                <w:rFonts w:ascii="Calibri" w:hAnsi="Calibri"/>
-                <w:sz w:val="19"/>
+                <w:rFonts w:ascii="Times New Roman" w:hAnsi="Times New Roman" w:cs="Times New Roman"/>
+                <w:sz w:val="22"/>
+                <w:szCs w:val="22"/>
               </w:rPr>
               <w:t>2.41%</w:t>
             </w:r>
@@ -2607,12 +3646,19 @@
           </w:tcPr>
           <w:p>
             <w:pPr>
-              <w:jc w:val="center"/>
+              <w:jc w:val="both"/>
+              <w:spacing w:line="360" w:lineRule="auto"/>
+              <w:rPr>
+                <w:rFonts w:ascii="Times New Roman" w:hAnsi="Times New Roman" w:cs="Times New Roman"/>
+                <w:sz w:val="22"/>
+                <w:szCs w:val="22"/>
+              </w:rPr>
             </w:pPr>
             <w:r>
               <w:rPr>
-                <w:rFonts w:ascii="Calibri" w:hAnsi="Calibri"/>
-                <w:sz w:val="19"/>
+                <w:rFonts w:ascii="Times New Roman" w:hAnsi="Times New Roman" w:cs="Times New Roman"/>
+                <w:sz w:val="22"/>
+                <w:szCs w:val="22"/>
               </w:rPr>
               <w:t>5.9x</w:t>
             </w:r>
@@ -2625,12 +3671,19 @@
           </w:tcPr>
           <w:p>
             <w:pPr>
-              <w:jc w:val="center"/>
+              <w:jc w:val="both"/>
+              <w:spacing w:line="360" w:lineRule="auto"/>
+              <w:rPr>
+                <w:rFonts w:ascii="Times New Roman" w:hAnsi="Times New Roman" w:cs="Times New Roman"/>
+                <w:sz w:val="22"/>
+                <w:szCs w:val="22"/>
+              </w:rPr>
             </w:pPr>
             <w:r>
               <w:rPr>
-                <w:rFonts w:ascii="Calibri" w:hAnsi="Calibri"/>
-                <w:sz w:val="19"/>
+                <w:rFonts w:ascii="Times New Roman" w:hAnsi="Times New Roman" w:cs="Times New Roman"/>
+                <w:sz w:val="22"/>
+                <w:szCs w:val="22"/>
               </w:rPr>
               <w:t>6.39x</w:t>
             </w:r>
@@ -2643,12 +3696,19 @@
           </w:tcPr>
           <w:p>
             <w:pPr>
-              <w:jc w:val="center"/>
+              <w:jc w:val="both"/>
+              <w:spacing w:line="360" w:lineRule="auto"/>
+              <w:rPr>
+                <w:rFonts w:ascii="Times New Roman" w:hAnsi="Times New Roman" w:cs="Times New Roman"/>
+                <w:sz w:val="22"/>
+                <w:szCs w:val="22"/>
+              </w:rPr>
             </w:pPr>
             <w:r>
               <w:rPr>
-                <w:rFonts w:ascii="Calibri" w:hAnsi="Calibri"/>
-                <w:sz w:val="19"/>
+                <w:rFonts w:ascii="Times New Roman" w:hAnsi="Times New Roman" w:cs="Times New Roman"/>
+                <w:sz w:val="22"/>
+                <w:szCs w:val="22"/>
               </w:rPr>
               <w:t>-0.49x</w:t>
             </w:r>
@@ -2663,12 +3723,19 @@
           </w:tcPr>
           <w:p>
             <w:pPr>
-              <w:jc w:val="center"/>
+              <w:jc w:val="both"/>
+              <w:spacing w:line="360" w:lineRule="auto"/>
+              <w:rPr>
+                <w:rFonts w:ascii="Times New Roman" w:hAnsi="Times New Roman" w:cs="Times New Roman"/>
+                <w:sz w:val="22"/>
+                <w:szCs w:val="22"/>
+              </w:rPr>
             </w:pPr>
             <w:r>
               <w:rPr>
-                <w:rFonts w:ascii="Calibri" w:hAnsi="Calibri"/>
-                <w:sz w:val="19"/>
+                <w:rFonts w:ascii="Times New Roman" w:hAnsi="Times New Roman" w:cs="Times New Roman"/>
+                <w:sz w:val="22"/>
+                <w:szCs w:val="22"/>
               </w:rPr>
               <w:t>2018</w:t>
             </w:r>
@@ -2681,12 +3748,19 @@
           </w:tcPr>
           <w:p>
             <w:pPr>
-              <w:jc w:val="center"/>
+              <w:jc w:val="both"/>
+              <w:spacing w:line="360" w:lineRule="auto"/>
+              <w:rPr>
+                <w:rFonts w:ascii="Times New Roman" w:hAnsi="Times New Roman" w:cs="Times New Roman"/>
+                <w:sz w:val="22"/>
+                <w:szCs w:val="22"/>
+              </w:rPr>
             </w:pPr>
             <w:r>
               <w:rPr>
-                <w:rFonts w:ascii="Calibri" w:hAnsi="Calibri"/>
-                <w:sz w:val="19"/>
+                <w:rFonts w:ascii="Times New Roman" w:hAnsi="Times New Roman" w:cs="Times New Roman"/>
+                <w:sz w:val="22"/>
+                <w:szCs w:val="22"/>
               </w:rPr>
               <w:t>2.91%</w:t>
             </w:r>
@@ -2699,12 +3773,19 @@
           </w:tcPr>
           <w:p>
             <w:pPr>
-              <w:jc w:val="center"/>
+              <w:jc w:val="both"/>
+              <w:spacing w:line="360" w:lineRule="auto"/>
+              <w:rPr>
+                <w:rFonts w:ascii="Times New Roman" w:hAnsi="Times New Roman" w:cs="Times New Roman"/>
+                <w:sz w:val="22"/>
+                <w:szCs w:val="22"/>
+              </w:rPr>
             </w:pPr>
             <w:r>
               <w:rPr>
-                <w:rFonts w:ascii="Calibri" w:hAnsi="Calibri"/>
-                <w:sz w:val="19"/>
+                <w:rFonts w:ascii="Times New Roman" w:hAnsi="Times New Roman" w:cs="Times New Roman"/>
+                <w:sz w:val="22"/>
+                <w:szCs w:val="22"/>
               </w:rPr>
               <w:t>5.1x</w:t>
             </w:r>
@@ -2717,12 +3798,19 @@
           </w:tcPr>
           <w:p>
             <w:pPr>
-              <w:jc w:val="center"/>
+              <w:jc w:val="both"/>
+              <w:spacing w:line="360" w:lineRule="auto"/>
+              <w:rPr>
+                <w:rFonts w:ascii="Times New Roman" w:hAnsi="Times New Roman" w:cs="Times New Roman"/>
+                <w:sz w:val="22"/>
+                <w:szCs w:val="22"/>
+              </w:rPr>
             </w:pPr>
             <w:r>
               <w:rPr>
-                <w:rFonts w:ascii="Calibri" w:hAnsi="Calibri"/>
-                <w:sz w:val="19"/>
+                <w:rFonts w:ascii="Times New Roman" w:hAnsi="Times New Roman" w:cs="Times New Roman"/>
+                <w:sz w:val="22"/>
+                <w:szCs w:val="22"/>
               </w:rPr>
               <w:t>5.91x</w:t>
             </w:r>
@@ -2735,12 +3823,19 @@
           </w:tcPr>
           <w:p>
             <w:pPr>
-              <w:jc w:val="center"/>
+              <w:jc w:val="both"/>
+              <w:spacing w:line="360" w:lineRule="auto"/>
+              <w:rPr>
+                <w:rFonts w:ascii="Times New Roman" w:hAnsi="Times New Roman" w:cs="Times New Roman"/>
+                <w:sz w:val="22"/>
+                <w:szCs w:val="22"/>
+              </w:rPr>
             </w:pPr>
             <w:r>
               <w:rPr>
-                <w:rFonts w:ascii="Calibri" w:hAnsi="Calibri"/>
-                <w:sz w:val="19"/>
+                <w:rFonts w:ascii="Times New Roman" w:hAnsi="Times New Roman" w:cs="Times New Roman"/>
+                <w:sz w:val="22"/>
+                <w:szCs w:val="22"/>
               </w:rPr>
               <w:t>-0.81x</w:t>
             </w:r>
@@ -2755,12 +3850,19 @@
           </w:tcPr>
           <w:p>
             <w:pPr>
-              <w:jc w:val="center"/>
+              <w:jc w:val="both"/>
+              <w:spacing w:line="360" w:lineRule="auto"/>
+              <w:rPr>
+                <w:rFonts w:ascii="Times New Roman" w:hAnsi="Times New Roman" w:cs="Times New Roman"/>
+                <w:sz w:val="22"/>
+                <w:szCs w:val="22"/>
+              </w:rPr>
             </w:pPr>
             <w:r>
               <w:rPr>
-                <w:rFonts w:ascii="Calibri" w:hAnsi="Calibri"/>
-                <w:sz w:val="19"/>
+                <w:rFonts w:ascii="Times New Roman" w:hAnsi="Times New Roman" w:cs="Times New Roman"/>
+                <w:sz w:val="22"/>
+                <w:szCs w:val="22"/>
               </w:rPr>
               <w:t>2019</w:t>
             </w:r>
@@ -2773,12 +3875,19 @@
           </w:tcPr>
           <w:p>
             <w:pPr>
-              <w:jc w:val="center"/>
+              <w:jc w:val="both"/>
+              <w:spacing w:line="360" w:lineRule="auto"/>
+              <w:rPr>
+                <w:rFonts w:ascii="Times New Roman" w:hAnsi="Times New Roman" w:cs="Times New Roman"/>
+                <w:sz w:val="22"/>
+                <w:szCs w:val="22"/>
+              </w:rPr>
             </w:pPr>
             <w:r>
               <w:rPr>
-                <w:rFonts w:ascii="Calibri" w:hAnsi="Calibri"/>
-                <w:sz w:val="19"/>
+                <w:rFonts w:ascii="Times New Roman" w:hAnsi="Times New Roman" w:cs="Times New Roman"/>
+                <w:sz w:val="22"/>
+                <w:szCs w:val="22"/>
               </w:rPr>
               <w:t>2.14%</w:t>
             </w:r>
@@ -2791,12 +3900,19 @@
           </w:tcPr>
           <w:p>
             <w:pPr>
-              <w:jc w:val="center"/>
+              <w:jc w:val="both"/>
+              <w:spacing w:line="360" w:lineRule="auto"/>
+              <w:rPr>
+                <w:rFonts w:ascii="Times New Roman" w:hAnsi="Times New Roman" w:cs="Times New Roman"/>
+                <w:sz w:val="22"/>
+                <w:szCs w:val="22"/>
+              </w:rPr>
             </w:pPr>
             <w:r>
               <w:rPr>
-                <w:rFonts w:ascii="Calibri" w:hAnsi="Calibri"/>
-                <w:sz w:val="19"/>
+                <w:rFonts w:ascii="Times New Roman" w:hAnsi="Times New Roman" w:cs="Times New Roman"/>
+                <w:sz w:val="22"/>
+                <w:szCs w:val="22"/>
               </w:rPr>
               <w:t>5.6x</w:t>
             </w:r>
@@ -2809,12 +3925,19 @@
           </w:tcPr>
           <w:p>
             <w:pPr>
-              <w:jc w:val="center"/>
+              <w:jc w:val="both"/>
+              <w:spacing w:line="360" w:lineRule="auto"/>
+              <w:rPr>
+                <w:rFonts w:ascii="Times New Roman" w:hAnsi="Times New Roman" w:cs="Times New Roman"/>
+                <w:sz w:val="22"/>
+                <w:szCs w:val="22"/>
+              </w:rPr>
             </w:pPr>
             <w:r>
               <w:rPr>
-                <w:rFonts w:ascii="Calibri" w:hAnsi="Calibri"/>
-                <w:sz w:val="19"/>
+                <w:rFonts w:ascii="Times New Roman" w:hAnsi="Times New Roman" w:cs="Times New Roman"/>
+                <w:sz w:val="22"/>
+                <w:szCs w:val="22"/>
               </w:rPr>
               <w:t>6.65x</w:t>
             </w:r>
@@ -2827,12 +3950,19 @@
           </w:tcPr>
           <w:p>
             <w:pPr>
-              <w:jc w:val="center"/>
+              <w:jc w:val="both"/>
+              <w:spacing w:line="360" w:lineRule="auto"/>
+              <w:rPr>
+                <w:rFonts w:ascii="Times New Roman" w:hAnsi="Times New Roman" w:cs="Times New Roman"/>
+                <w:sz w:val="22"/>
+                <w:szCs w:val="22"/>
+              </w:rPr>
             </w:pPr>
             <w:r>
               <w:rPr>
-                <w:rFonts w:ascii="Calibri" w:hAnsi="Calibri"/>
-                <w:sz w:val="19"/>
+                <w:rFonts w:ascii="Times New Roman" w:hAnsi="Times New Roman" w:cs="Times New Roman"/>
+                <w:sz w:val="22"/>
+                <w:szCs w:val="22"/>
               </w:rPr>
               <w:t>-1.05x</w:t>
             </w:r>
@@ -2847,12 +3977,19 @@
           </w:tcPr>
           <w:p>
             <w:pPr>
-              <w:jc w:val="center"/>
+              <w:jc w:val="both"/>
+              <w:spacing w:line="360" w:lineRule="auto"/>
+              <w:rPr>
+                <w:rFonts w:ascii="Times New Roman" w:hAnsi="Times New Roman" w:cs="Times New Roman"/>
+                <w:sz w:val="22"/>
+                <w:szCs w:val="22"/>
+              </w:rPr>
             </w:pPr>
             <w:r>
               <w:rPr>
-                <w:rFonts w:ascii="Calibri" w:hAnsi="Calibri"/>
-                <w:sz w:val="19"/>
+                <w:rFonts w:ascii="Times New Roman" w:hAnsi="Times New Roman" w:cs="Times New Roman"/>
+                <w:sz w:val="22"/>
+                <w:szCs w:val="22"/>
               </w:rPr>
               <w:t>2020</w:t>
             </w:r>
@@ -2865,12 +4002,19 @@
           </w:tcPr>
           <w:p>
             <w:pPr>
-              <w:jc w:val="center"/>
+              <w:jc w:val="both"/>
+              <w:spacing w:line="360" w:lineRule="auto"/>
+              <w:rPr>
+                <w:rFonts w:ascii="Times New Roman" w:hAnsi="Times New Roman" w:cs="Times New Roman"/>
+                <w:sz w:val="22"/>
+                <w:szCs w:val="22"/>
+              </w:rPr>
             </w:pPr>
             <w:r>
               <w:rPr>
-                <w:rFonts w:ascii="Calibri" w:hAnsi="Calibri"/>
-                <w:sz w:val="19"/>
+                <w:rFonts w:ascii="Times New Roman" w:hAnsi="Times New Roman" w:cs="Times New Roman"/>
+                <w:sz w:val="22"/>
+                <w:szCs w:val="22"/>
               </w:rPr>
               <w:t>0.93%</w:t>
             </w:r>
@@ -2883,12 +4027,19 @@
           </w:tcPr>
           <w:p>
             <w:pPr>
-              <w:jc w:val="center"/>
+              <w:jc w:val="both"/>
+              <w:spacing w:line="360" w:lineRule="auto"/>
+              <w:rPr>
+                <w:rFonts w:ascii="Times New Roman" w:hAnsi="Times New Roman" w:cs="Times New Roman"/>
+                <w:sz w:val="22"/>
+                <w:szCs w:val="22"/>
+              </w:rPr>
             </w:pPr>
             <w:r>
               <w:rPr>
-                <w:rFonts w:ascii="Calibri" w:hAnsi="Calibri"/>
-                <w:sz w:val="19"/>
+                <w:rFonts w:ascii="Times New Roman" w:hAnsi="Times New Roman" w:cs="Times New Roman"/>
+                <w:sz w:val="22"/>
+                <w:szCs w:val="22"/>
               </w:rPr>
               <w:t>7.3x</w:t>
             </w:r>
@@ -2901,12 +4052,19 @@
           </w:tcPr>
           <w:p>
             <w:pPr>
-              <w:jc w:val="center"/>
+              <w:jc w:val="both"/>
+              <w:spacing w:line="360" w:lineRule="auto"/>
+              <w:rPr>
+                <w:rFonts w:ascii="Times New Roman" w:hAnsi="Times New Roman" w:cs="Times New Roman"/>
+                <w:sz w:val="22"/>
+                <w:szCs w:val="22"/>
+              </w:rPr>
             </w:pPr>
             <w:r>
               <w:rPr>
-                <w:rFonts w:ascii="Calibri" w:hAnsi="Calibri"/>
-                <w:sz w:val="19"/>
+                <w:rFonts w:ascii="Times New Roman" w:hAnsi="Times New Roman" w:cs="Times New Roman"/>
+                <w:sz w:val="22"/>
+                <w:szCs w:val="22"/>
               </w:rPr>
               <w:t>7.81x</w:t>
             </w:r>
@@ -2919,12 +4077,19 @@
           </w:tcPr>
           <w:p>
             <w:pPr>
-              <w:jc w:val="center"/>
+              <w:jc w:val="both"/>
+              <w:spacing w:line="360" w:lineRule="auto"/>
+              <w:rPr>
+                <w:rFonts w:ascii="Times New Roman" w:hAnsi="Times New Roman" w:cs="Times New Roman"/>
+                <w:sz w:val="22"/>
+                <w:szCs w:val="22"/>
+              </w:rPr>
             </w:pPr>
             <w:r>
               <w:rPr>
-                <w:rFonts w:ascii="Calibri" w:hAnsi="Calibri"/>
-                <w:sz w:val="19"/>
+                <w:rFonts w:ascii="Times New Roman" w:hAnsi="Times New Roman" w:cs="Times New Roman"/>
+                <w:sz w:val="22"/>
+                <w:szCs w:val="22"/>
               </w:rPr>
               <w:t>-0.51x</w:t>
             </w:r>
@@ -2939,12 +4104,19 @@
           </w:tcPr>
           <w:p>
             <w:pPr>
-              <w:jc w:val="center"/>
+              <w:jc w:val="both"/>
+              <w:spacing w:line="360" w:lineRule="auto"/>
+              <w:rPr>
+                <w:rFonts w:ascii="Times New Roman" w:hAnsi="Times New Roman" w:cs="Times New Roman"/>
+                <w:sz w:val="22"/>
+                <w:szCs w:val="22"/>
+              </w:rPr>
             </w:pPr>
             <w:r>
               <w:rPr>
-                <w:rFonts w:ascii="Calibri" w:hAnsi="Calibri"/>
-                <w:sz w:val="19"/>
+                <w:rFonts w:ascii="Times New Roman" w:hAnsi="Times New Roman" w:cs="Times New Roman"/>
+                <w:sz w:val="22"/>
+                <w:szCs w:val="22"/>
               </w:rPr>
               <w:t>2021</w:t>
             </w:r>
@@ -2957,12 +4129,19 @@
           </w:tcPr>
           <w:p>
             <w:pPr>
-              <w:jc w:val="center"/>
+              <w:jc w:val="both"/>
+              <w:spacing w:line="360" w:lineRule="auto"/>
+              <w:rPr>
+                <w:rFonts w:ascii="Times New Roman" w:hAnsi="Times New Roman" w:cs="Times New Roman"/>
+                <w:sz w:val="22"/>
+                <w:szCs w:val="22"/>
+              </w:rPr>
             </w:pPr>
             <w:r>
               <w:rPr>
-                <w:rFonts w:ascii="Calibri" w:hAnsi="Calibri"/>
-                <w:sz w:val="19"/>
+                <w:rFonts w:ascii="Times New Roman" w:hAnsi="Times New Roman" w:cs="Times New Roman"/>
+                <w:sz w:val="22"/>
+                <w:szCs w:val="22"/>
               </w:rPr>
               <w:t>1.52%</w:t>
             </w:r>
@@ -2975,12 +4154,19 @@
           </w:tcPr>
           <w:p>
             <w:pPr>
-              <w:jc w:val="center"/>
+              <w:jc w:val="both"/>
+              <w:spacing w:line="360" w:lineRule="auto"/>
+              <w:rPr>
+                <w:rFonts w:ascii="Times New Roman" w:hAnsi="Times New Roman" w:cs="Times New Roman"/>
+                <w:sz w:val="22"/>
+                <w:szCs w:val="22"/>
+              </w:rPr>
             </w:pPr>
             <w:r>
               <w:rPr>
-                <w:rFonts w:ascii="Calibri" w:hAnsi="Calibri"/>
-                <w:sz w:val="19"/>
+                <w:rFonts w:ascii="Times New Roman" w:hAnsi="Times New Roman" w:cs="Times New Roman"/>
+                <w:sz w:val="22"/>
+                <w:szCs w:val="22"/>
               </w:rPr>
               <w:t>9.4x</w:t>
             </w:r>
@@ -2993,12 +4179,19 @@
           </w:tcPr>
           <w:p>
             <w:pPr>
-              <w:jc w:val="center"/>
+              <w:jc w:val="both"/>
+              <w:spacing w:line="360" w:lineRule="auto"/>
+              <w:rPr>
+                <w:rFonts w:ascii="Times New Roman" w:hAnsi="Times New Roman" w:cs="Times New Roman"/>
+                <w:sz w:val="22"/>
+                <w:szCs w:val="22"/>
+              </w:rPr>
             </w:pPr>
             <w:r>
               <w:rPr>
-                <w:rFonts w:ascii="Calibri" w:hAnsi="Calibri"/>
-                <w:sz w:val="19"/>
+                <w:rFonts w:ascii="Times New Roman" w:hAnsi="Times New Roman" w:cs="Times New Roman"/>
+                <w:sz w:val="22"/>
+                <w:szCs w:val="22"/>
               </w:rPr>
               <w:t>7.24x</w:t>
             </w:r>
@@ -3011,12 +4204,19 @@
           </w:tcPr>
           <w:p>
             <w:pPr>
-              <w:jc w:val="center"/>
+              <w:jc w:val="both"/>
+              <w:spacing w:line="360" w:lineRule="auto"/>
+              <w:rPr>
+                <w:rFonts w:ascii="Times New Roman" w:hAnsi="Times New Roman" w:cs="Times New Roman"/>
+                <w:sz w:val="22"/>
+                <w:szCs w:val="22"/>
+              </w:rPr>
             </w:pPr>
             <w:r>
               <w:rPr>
-                <w:rFonts w:ascii="Calibri" w:hAnsi="Calibri"/>
-                <w:sz w:val="19"/>
+                <w:rFonts w:ascii="Times New Roman" w:hAnsi="Times New Roman" w:cs="Times New Roman"/>
+                <w:sz w:val="22"/>
+                <w:szCs w:val="22"/>
               </w:rPr>
               <w:t>+2.16x</w:t>
             </w:r>
@@ -3031,12 +4231,19 @@
           </w:tcPr>
           <w:p>
             <w:pPr>
-              <w:jc w:val="center"/>
+              <w:jc w:val="both"/>
+              <w:spacing w:line="360" w:lineRule="auto"/>
+              <w:rPr>
+                <w:rFonts w:ascii="Times New Roman" w:hAnsi="Times New Roman" w:cs="Times New Roman"/>
+                <w:sz w:val="22"/>
+                <w:szCs w:val="22"/>
+              </w:rPr>
             </w:pPr>
             <w:r>
               <w:rPr>
-                <w:rFonts w:ascii="Calibri" w:hAnsi="Calibri"/>
-                <w:sz w:val="19"/>
+                <w:rFonts w:ascii="Times New Roman" w:hAnsi="Times New Roman" w:cs="Times New Roman"/>
+                <w:sz w:val="22"/>
+                <w:szCs w:val="22"/>
               </w:rPr>
               <w:t>2022</w:t>
             </w:r>
@@ -3049,12 +4256,19 @@
           </w:tcPr>
           <w:p>
             <w:pPr>
-              <w:jc w:val="center"/>
+              <w:jc w:val="both"/>
+              <w:spacing w:line="360" w:lineRule="auto"/>
+              <w:rPr>
+                <w:rFonts w:ascii="Times New Roman" w:hAnsi="Times New Roman" w:cs="Times New Roman"/>
+                <w:sz w:val="22"/>
+                <w:szCs w:val="22"/>
+              </w:rPr>
             </w:pPr>
             <w:r>
               <w:rPr>
-                <w:rFonts w:ascii="Calibri" w:hAnsi="Calibri"/>
-                <w:sz w:val="19"/>
+                <w:rFonts w:ascii="Times New Roman" w:hAnsi="Times New Roman" w:cs="Times New Roman"/>
+                <w:sz w:val="22"/>
+                <w:szCs w:val="22"/>
               </w:rPr>
               <w:t>3.88%</w:t>
             </w:r>
@@ -3067,12 +4281,19 @@
           </w:tcPr>
           <w:p>
             <w:pPr>
-              <w:jc w:val="center"/>
+              <w:jc w:val="both"/>
+              <w:spacing w:line="360" w:lineRule="auto"/>
+              <w:rPr>
+                <w:rFonts w:ascii="Times New Roman" w:hAnsi="Times New Roman" w:cs="Times New Roman"/>
+                <w:sz w:val="22"/>
+                <w:szCs w:val="22"/>
+              </w:rPr>
             </w:pPr>
             <w:r>
               <w:rPr>
-                <w:rFonts w:ascii="Calibri" w:hAnsi="Calibri"/>
-                <w:sz w:val="19"/>
+                <w:rFonts w:ascii="Times New Roman" w:hAnsi="Times New Roman" w:cs="Times New Roman"/>
+                <w:sz w:val="22"/>
+                <w:szCs w:val="22"/>
               </w:rPr>
               <w:t>4.2x</w:t>
             </w:r>
@@ -3085,12 +4306,19 @@
           </w:tcPr>
           <w:p>
             <w:pPr>
-              <w:jc w:val="center"/>
+              <w:jc w:val="both"/>
+              <w:spacing w:line="360" w:lineRule="auto"/>
+              <w:rPr>
+                <w:rFonts w:ascii="Times New Roman" w:hAnsi="Times New Roman" w:cs="Times New Roman"/>
+                <w:sz w:val="22"/>
+                <w:szCs w:val="22"/>
+              </w:rPr>
             </w:pPr>
             <w:r>
               <w:rPr>
-                <w:rFonts w:ascii="Calibri" w:hAnsi="Calibri"/>
-                <w:sz w:val="19"/>
+                <w:rFonts w:ascii="Times New Roman" w:hAnsi="Times New Roman" w:cs="Times New Roman"/>
+                <w:sz w:val="22"/>
+                <w:szCs w:val="22"/>
               </w:rPr>
               <w:t>5.00x</w:t>
             </w:r>
@@ -3103,12 +4331,19 @@
           </w:tcPr>
           <w:p>
             <w:pPr>
-              <w:jc w:val="center"/>
+              <w:jc w:val="both"/>
+              <w:spacing w:line="360" w:lineRule="auto"/>
+              <w:rPr>
+                <w:rFonts w:ascii="Times New Roman" w:hAnsi="Times New Roman" w:cs="Times New Roman"/>
+                <w:sz w:val="22"/>
+                <w:szCs w:val="22"/>
+              </w:rPr>
             </w:pPr>
             <w:r>
               <w:rPr>
-                <w:rFonts w:ascii="Calibri" w:hAnsi="Calibri"/>
-                <w:sz w:val="19"/>
+                <w:rFonts w:ascii="Times New Roman" w:hAnsi="Times New Roman" w:cs="Times New Roman"/>
+                <w:sz w:val="22"/>
+                <w:szCs w:val="22"/>
               </w:rPr>
               <w:t>-0.80x</w:t>
             </w:r>
@@ -3123,12 +4358,19 @@
           </w:tcPr>
           <w:p>
             <w:pPr>
-              <w:jc w:val="center"/>
+              <w:jc w:val="both"/>
+              <w:spacing w:line="360" w:lineRule="auto"/>
+              <w:rPr>
+                <w:rFonts w:ascii="Times New Roman" w:hAnsi="Times New Roman" w:cs="Times New Roman"/>
+                <w:sz w:val="22"/>
+                <w:szCs w:val="22"/>
+              </w:rPr>
             </w:pPr>
             <w:r>
               <w:rPr>
-                <w:rFonts w:ascii="Calibri" w:hAnsi="Calibri"/>
-                <w:sz w:val="19"/>
+                <w:rFonts w:ascii="Times New Roman" w:hAnsi="Times New Roman" w:cs="Times New Roman"/>
+                <w:sz w:val="22"/>
+                <w:szCs w:val="22"/>
               </w:rPr>
               <w:t>2023</w:t>
             </w:r>
@@ -3141,12 +4383,19 @@
           </w:tcPr>
           <w:p>
             <w:pPr>
-              <w:jc w:val="center"/>
+              <w:jc w:val="both"/>
+              <w:spacing w:line="360" w:lineRule="auto"/>
+              <w:rPr>
+                <w:rFonts w:ascii="Times New Roman" w:hAnsi="Times New Roman" w:cs="Times New Roman"/>
+                <w:sz w:val="22"/>
+                <w:szCs w:val="22"/>
+              </w:rPr>
             </w:pPr>
             <w:r>
               <w:rPr>
-                <w:rFonts w:ascii="Calibri" w:hAnsi="Calibri"/>
-                <w:sz w:val="19"/>
+                <w:rFonts w:ascii="Times New Roman" w:hAnsi="Times New Roman" w:cs="Times New Roman"/>
+                <w:sz w:val="22"/>
+                <w:szCs w:val="22"/>
               </w:rPr>
               <w:t>3.97%</w:t>
             </w:r>
@@ -3159,12 +4408,19 @@
           </w:tcPr>
           <w:p>
             <w:pPr>
-              <w:jc w:val="center"/>
+              <w:jc w:val="both"/>
+              <w:spacing w:line="360" w:lineRule="auto"/>
+              <w:rPr>
+                <w:rFonts w:ascii="Times New Roman" w:hAnsi="Times New Roman" w:cs="Times New Roman"/>
+                <w:sz w:val="22"/>
+                <w:szCs w:val="22"/>
+              </w:rPr>
             </w:pPr>
             <w:r>
               <w:rPr>
-                <w:rFonts w:ascii="Calibri" w:hAnsi="Calibri"/>
-                <w:sz w:val="19"/>
+                <w:rFonts w:ascii="Times New Roman" w:hAnsi="Times New Roman" w:cs="Times New Roman"/>
+                <w:sz w:val="22"/>
+                <w:szCs w:val="22"/>
               </w:rPr>
               <w:t>4.8x</w:t>
             </w:r>
@@ -3177,12 +4433,19 @@
           </w:tcPr>
           <w:p>
             <w:pPr>
-              <w:jc w:val="center"/>
+              <w:jc w:val="both"/>
+              <w:spacing w:line="360" w:lineRule="auto"/>
+              <w:rPr>
+                <w:rFonts w:ascii="Times New Roman" w:hAnsi="Times New Roman" w:cs="Times New Roman"/>
+                <w:sz w:val="22"/>
+                <w:szCs w:val="22"/>
+              </w:rPr>
             </w:pPr>
             <w:r>
               <w:rPr>
-                <w:rFonts w:ascii="Calibri" w:hAnsi="Calibri"/>
-                <w:sz w:val="19"/>
+                <w:rFonts w:ascii="Times New Roman" w:hAnsi="Times New Roman" w:cs="Times New Roman"/>
+                <w:sz w:val="22"/>
+                <w:szCs w:val="22"/>
               </w:rPr>
               <w:t>4.91x</w:t>
             </w:r>
@@ -3195,12 +4458,19 @@
           </w:tcPr>
           <w:p>
             <w:pPr>
-              <w:jc w:val="center"/>
+              <w:jc w:val="both"/>
+              <w:spacing w:line="360" w:lineRule="auto"/>
+              <w:rPr>
+                <w:rFonts w:ascii="Times New Roman" w:hAnsi="Times New Roman" w:cs="Times New Roman"/>
+                <w:sz w:val="22"/>
+                <w:szCs w:val="22"/>
+              </w:rPr>
             </w:pPr>
             <w:r>
               <w:rPr>
-                <w:rFonts w:ascii="Calibri" w:hAnsi="Calibri"/>
-                <w:sz w:val="19"/>
+                <w:rFonts w:ascii="Times New Roman" w:hAnsi="Times New Roman" w:cs="Times New Roman"/>
+                <w:sz w:val="22"/>
+                <w:szCs w:val="22"/>
               </w:rPr>
               <w:t>-0.11x</w:t>
             </w:r>
@@ -3215,12 +4485,19 @@
           </w:tcPr>
           <w:p>
             <w:pPr>
-              <w:jc w:val="center"/>
+              <w:jc w:val="both"/>
+              <w:spacing w:line="360" w:lineRule="auto"/>
+              <w:rPr>
+                <w:rFonts w:ascii="Times New Roman" w:hAnsi="Times New Roman" w:cs="Times New Roman"/>
+                <w:sz w:val="22"/>
+                <w:szCs w:val="22"/>
+              </w:rPr>
             </w:pPr>
             <w:r>
               <w:rPr>
-                <w:rFonts w:ascii="Calibri" w:hAnsi="Calibri"/>
-                <w:sz w:val="19"/>
+                <w:rFonts w:ascii="Times New Roman" w:hAnsi="Times New Roman" w:cs="Times New Roman"/>
+                <w:sz w:val="22"/>
+                <w:szCs w:val="22"/>
               </w:rPr>
               <w:t>2024</w:t>
             </w:r>
@@ -3233,12 +4510,19 @@
           </w:tcPr>
           <w:p>
             <w:pPr>
-              <w:jc w:val="center"/>
+              <w:jc w:val="both"/>
+              <w:spacing w:line="360" w:lineRule="auto"/>
+              <w:rPr>
+                <w:rFonts w:ascii="Times New Roman" w:hAnsi="Times New Roman" w:cs="Times New Roman"/>
+                <w:sz w:val="22"/>
+                <w:szCs w:val="22"/>
+              </w:rPr>
             </w:pPr>
             <w:r>
               <w:rPr>
-                <w:rFonts w:ascii="Calibri" w:hAnsi="Calibri"/>
-                <w:sz w:val="19"/>
+                <w:rFonts w:ascii="Times New Roman" w:hAnsi="Times New Roman" w:cs="Times New Roman"/>
+                <w:sz w:val="22"/>
+                <w:szCs w:val="22"/>
               </w:rPr>
               <w:t>4.25%</w:t>
             </w:r>
@@ -3251,12 +4535,19 @@
           </w:tcPr>
           <w:p>
             <w:pPr>
-              <w:jc w:val="center"/>
+              <w:jc w:val="both"/>
+              <w:spacing w:line="360" w:lineRule="auto"/>
+              <w:rPr>
+                <w:rFonts w:ascii="Times New Roman" w:hAnsi="Times New Roman" w:cs="Times New Roman"/>
+                <w:sz w:val="22"/>
+                <w:szCs w:val="22"/>
+              </w:rPr>
             </w:pPr>
             <w:r>
               <w:rPr>
-                <w:rFonts w:ascii="Calibri" w:hAnsi="Calibri"/>
-                <w:sz w:val="19"/>
+                <w:rFonts w:ascii="Times New Roman" w:hAnsi="Times New Roman" w:cs="Times New Roman"/>
+                <w:sz w:val="22"/>
+                <w:szCs w:val="22"/>
               </w:rPr>
               <w:t>5.2x</w:t>
             </w:r>
@@ -3269,12 +4560,19 @@
           </w:tcPr>
           <w:p>
             <w:pPr>
-              <w:jc w:val="center"/>
+              <w:jc w:val="both"/>
+              <w:spacing w:line="360" w:lineRule="auto"/>
+              <w:rPr>
+                <w:rFonts w:ascii="Times New Roman" w:hAnsi="Times New Roman" w:cs="Times New Roman"/>
+                <w:sz w:val="22"/>
+                <w:szCs w:val="22"/>
+              </w:rPr>
             </w:pPr>
             <w:r>
               <w:rPr>
-                <w:rFonts w:ascii="Calibri" w:hAnsi="Calibri"/>
-                <w:sz w:val="19"/>
+                <w:rFonts w:ascii="Times New Roman" w:hAnsi="Times New Roman" w:cs="Times New Roman"/>
+                <w:sz w:val="22"/>
+                <w:szCs w:val="22"/>
               </w:rPr>
               <w:t>4.64x</w:t>
             </w:r>
@@ -3287,12 +4585,19 @@
           </w:tcPr>
           <w:p>
             <w:pPr>
-              <w:jc w:val="center"/>
+              <w:jc w:val="both"/>
+              <w:spacing w:line="360" w:lineRule="auto"/>
+              <w:rPr>
+                <w:rFonts w:ascii="Times New Roman" w:hAnsi="Times New Roman" w:cs="Times New Roman"/>
+                <w:sz w:val="22"/>
+                <w:szCs w:val="22"/>
+              </w:rPr>
             </w:pPr>
             <w:r>
               <w:rPr>
-                <w:rFonts w:ascii="Calibri" w:hAnsi="Calibri"/>
-                <w:sz w:val="19"/>
+                <w:rFonts w:ascii="Times New Roman" w:hAnsi="Times New Roman" w:cs="Times New Roman"/>
+                <w:sz w:val="22"/>
+                <w:szCs w:val="22"/>
               </w:rPr>
               <w:t>+0.56x</w:t>
             </w:r>
@@ -3307,12 +4612,19 @@
           </w:tcPr>
           <w:p>
             <w:pPr>
-              <w:jc w:val="center"/>
+              <w:jc w:val="both"/>
+              <w:spacing w:line="360" w:lineRule="auto"/>
+              <w:rPr>
+                <w:rFonts w:ascii="Times New Roman" w:hAnsi="Times New Roman" w:cs="Times New Roman"/>
+                <w:sz w:val="22"/>
+                <w:szCs w:val="22"/>
+              </w:rPr>
             </w:pPr>
             <w:r>
               <w:rPr>
-                <w:rFonts w:ascii="Calibri" w:hAnsi="Calibri"/>
-                <w:sz w:val="19"/>
+                <w:rFonts w:ascii="Times New Roman" w:hAnsi="Times New Roman" w:cs="Times New Roman"/>
+                <w:sz w:val="22"/>
+                <w:szCs w:val="22"/>
               </w:rPr>
               <w:t>2025</w:t>
             </w:r>
@@ -3325,12 +4637,19 @@
           </w:tcPr>
           <w:p>
             <w:pPr>
-              <w:jc w:val="center"/>
+              <w:jc w:val="both"/>
+              <w:spacing w:line="360" w:lineRule="auto"/>
+              <w:rPr>
+                <w:rFonts w:ascii="Times New Roman" w:hAnsi="Times New Roman" w:cs="Times New Roman"/>
+                <w:sz w:val="22"/>
+                <w:szCs w:val="22"/>
+              </w:rPr>
             </w:pPr>
             <w:r>
               <w:rPr>
-                <w:rFonts w:ascii="Calibri" w:hAnsi="Calibri"/>
-                <w:sz w:val="19"/>
+                <w:rFonts w:ascii="Times New Roman" w:hAnsi="Times New Roman" w:cs="Times New Roman"/>
+                <w:sz w:val="22"/>
+                <w:szCs w:val="22"/>
               </w:rPr>
               <w:t>4.28%</w:t>
             </w:r>
@@ -3343,12 +4662,19 @@
           </w:tcPr>
           <w:p>
             <w:pPr>
-              <w:jc w:val="center"/>
+              <w:jc w:val="both"/>
+              <w:spacing w:line="360" w:lineRule="auto"/>
+              <w:rPr>
+                <w:rFonts w:ascii="Times New Roman" w:hAnsi="Times New Roman" w:cs="Times New Roman"/>
+                <w:sz w:val="22"/>
+                <w:szCs w:val="22"/>
+              </w:rPr>
             </w:pPr>
             <w:r>
               <w:rPr>
-                <w:rFonts w:ascii="Calibri" w:hAnsi="Calibri"/>
-                <w:sz w:val="19"/>
+                <w:rFonts w:ascii="Times New Roman" w:hAnsi="Times New Roman" w:cs="Times New Roman"/>
+                <w:sz w:val="22"/>
+                <w:szCs w:val="22"/>
               </w:rPr>
               <w:t>5.5x</w:t>
             </w:r>
@@ -3361,12 +4687,19 @@
           </w:tcPr>
           <w:p>
             <w:pPr>
-              <w:jc w:val="center"/>
+              <w:jc w:val="both"/>
+              <w:spacing w:line="360" w:lineRule="auto"/>
+              <w:rPr>
+                <w:rFonts w:ascii="Times New Roman" w:hAnsi="Times New Roman" w:cs="Times New Roman"/>
+                <w:sz w:val="22"/>
+                <w:szCs w:val="22"/>
+              </w:rPr>
             </w:pPr>
             <w:r>
               <w:rPr>
-                <w:rFonts w:ascii="Calibri" w:hAnsi="Calibri"/>
-                <w:sz w:val="19"/>
+                <w:rFonts w:ascii="Times New Roman" w:hAnsi="Times New Roman" w:cs="Times New Roman"/>
+                <w:sz w:val="22"/>
+                <w:szCs w:val="22"/>
               </w:rPr>
               <w:t>4.60x</w:t>
             </w:r>
@@ -3379,12 +4712,19 @@
           </w:tcPr>
           <w:p>
             <w:pPr>
-              <w:jc w:val="center"/>
+              <w:jc w:val="both"/>
+              <w:spacing w:line="360" w:lineRule="auto"/>
+              <w:rPr>
+                <w:rFonts w:ascii="Times New Roman" w:hAnsi="Times New Roman" w:cs="Times New Roman"/>
+                <w:sz w:val="22"/>
+                <w:szCs w:val="22"/>
+              </w:rPr>
             </w:pPr>
             <w:r>
               <w:rPr>
-                <w:rFonts w:ascii="Calibri" w:hAnsi="Calibri"/>
-                <w:sz w:val="19"/>
+                <w:rFonts w:ascii="Times New Roman" w:hAnsi="Times New Roman" w:cs="Times New Roman"/>
+                <w:sz w:val="22"/>
+                <w:szCs w:val="22"/>
               </w:rPr>
               <w:t>+0.90x</w:t>
             </w:r>
@@ -3392,29 +4732,57 @@
         </w:tc>
       </w:tr>
     </w:tbl>
-    <w:p/>
     <w:p>
       <w:pPr>
-        <w:spacing w:before="240" w:after="80"/>
+        <w:jc w:val="both"/>
+        <w:spacing w:line="360" w:lineRule="auto"/>
+        <w:rPr>
+          <w:rFonts w:ascii="Times New Roman" w:hAnsi="Times New Roman" w:cs="Times New Roman"/>
+          <w:sz w:val="22"/>
+          <w:szCs w:val="22"/>
+        </w:rPr>
+      </w:pPr>
+    </w:p>
+    <w:p>
+      <w:pPr>
+        <w:spacing w:before="240" w:after="80" w:line="360" w:lineRule="auto"/>
         <w:pBdr>
           <w:bottom w:val="single" w:sz="4" w:color="2E86AB"/>
         </w:pBdr>
+        <w:jc w:val="both"/>
+        <w:rPr>
+          <w:rFonts w:ascii="Times New Roman" w:hAnsi="Times New Roman" w:cs="Times New Roman"/>
+          <w:sz w:val="22"/>
+          <w:szCs w:val="22"/>
+        </w:rPr>
       </w:pPr>
       <w:r>
         <w:rPr>
-          <w:rFonts w:ascii="Calibri" w:hAnsi="Calibri"/>
+          <w:rFonts w:ascii="Times New Roman" w:hAnsi="Times New Roman" w:cs="Times New Roman"/>
           <w:b/>
           <w:color w:val="0D1B2A"/>
-          <w:sz w:val="24"/>
+          <w:sz w:val="22"/>
+          <w:szCs w:val="22"/>
         </w:rPr>
         <w:t>Charts &amp; Visual Analysis</w:t>
       </w:r>
     </w:p>
     <w:p>
       <w:pPr>
-        <w:jc w:val="center"/>
+        <w:jc w:val="both"/>
+        <w:spacing w:line="360" w:lineRule="auto"/>
+        <w:rPr>
+          <w:rFonts w:ascii="Times New Roman" w:hAnsi="Times New Roman" w:cs="Times New Roman"/>
+          <w:sz w:val="22"/>
+          <w:szCs w:val="22"/>
+        </w:rPr>
       </w:pPr>
       <w:r>
+        <w:rPr>
+          <w:rFonts w:ascii="Times New Roman" w:hAnsi="Times New Roman" w:cs="Times New Roman"/>
+          <w:sz w:val="22"/>
+          <w:szCs w:val="22"/>
+        </w:rPr>
         <w:drawing>
           <wp:inline xmlns:a="http://schemas.openxmlformats.org/drawingml/2006/main" xmlns:pic="http://schemas.openxmlformats.org/drawingml/2006/picture">
             <wp:extent cx="5669280" cy="2824407"/>
@@ -3451,23 +4819,52 @@
     </w:p>
     <w:p>
       <w:pPr>
-        <w:jc w:val="center"/>
+        <w:jc w:val="both"/>
+        <w:spacing w:line="360" w:lineRule="auto"/>
+        <w:rPr>
+          <w:rFonts w:ascii="Times New Roman" w:hAnsi="Times New Roman" w:cs="Times New Roman"/>
+          <w:sz w:val="22"/>
+          <w:szCs w:val="22"/>
+        </w:rPr>
       </w:pPr>
       <w:r>
         <w:rPr>
           <w:i/>
           <w:color w:val="444444"/>
-          <w:sz w:val="15"/>
+          <w:sz w:val="22"/>
+          <w:rFonts w:ascii="Times New Roman" w:hAnsi="Times New Roman" w:cs="Times New Roman"/>
+          <w:szCs w:val="22"/>
         </w:rPr>
         <w:t>Figure 1: XBI ETF NTM EV/Sales Multiple History (2014-2025)   |   Data: tab '3.EV-Sales Regression' in memo-05-biotech-data.xlsx   |   Generation code: Audit_Log tab in memo-05-biotech-data.xlsx</w:t>
       </w:r>
     </w:p>
-    <w:p/>
     <w:p>
       <w:pPr>
-        <w:jc w:val="center"/>
+        <w:jc w:val="both"/>
+        <w:spacing w:line="360" w:lineRule="auto"/>
+        <w:rPr>
+          <w:rFonts w:ascii="Times New Roman" w:hAnsi="Times New Roman" w:cs="Times New Roman"/>
+          <w:sz w:val="22"/>
+          <w:szCs w:val="22"/>
+        </w:rPr>
+      </w:pPr>
+    </w:p>
+    <w:p>
+      <w:pPr>
+        <w:jc w:val="both"/>
+        <w:spacing w:line="360" w:lineRule="auto"/>
+        <w:rPr>
+          <w:rFonts w:ascii="Times New Roman" w:hAnsi="Times New Roman" w:cs="Times New Roman"/>
+          <w:sz w:val="22"/>
+          <w:szCs w:val="22"/>
+        </w:rPr>
       </w:pPr>
       <w:r>
+        <w:rPr>
+          <w:rFonts w:ascii="Times New Roman" w:hAnsi="Times New Roman" w:cs="Times New Roman"/>
+          <w:sz w:val="22"/>
+          <w:szCs w:val="22"/>
+        </w:rPr>
         <w:drawing>
           <wp:inline xmlns:a="http://schemas.openxmlformats.org/drawingml/2006/main" xmlns:pic="http://schemas.openxmlformats.org/drawingml/2006/picture">
             <wp:extent cx="5669280" cy="3214415"/>
@@ -3504,23 +4901,52 @@
     </w:p>
     <w:p>
       <w:pPr>
-        <w:jc w:val="center"/>
+        <w:jc w:val="both"/>
+        <w:spacing w:line="360" w:lineRule="auto"/>
+        <w:rPr>
+          <w:rFonts w:ascii="Times New Roman" w:hAnsi="Times New Roman" w:cs="Times New Roman"/>
+          <w:sz w:val="22"/>
+          <w:szCs w:val="22"/>
+        </w:rPr>
       </w:pPr>
       <w:r>
         <w:rPr>
           <w:i/>
           <w:color w:val="444444"/>
-          <w:sz w:val="15"/>
+          <w:sz w:val="22"/>
+          <w:rFonts w:ascii="Times New Roman" w:hAnsi="Times New Roman" w:cs="Times New Roman"/>
+          <w:szCs w:val="22"/>
         </w:rPr>
         <w:t>Figure 2: UST 10yr Rate vs XBI EV/Sales — OLS (R²=0.71)   |   Data: tab 'OLS_UST_XBI' in memo-05-biotech-data.xlsx   |   Generation code: Audit_Log tab in memo-05-biotech-data.xlsx</w:t>
       </w:r>
     </w:p>
-    <w:p/>
     <w:p>
       <w:pPr>
-        <w:jc w:val="center"/>
+        <w:jc w:val="both"/>
+        <w:spacing w:line="360" w:lineRule="auto"/>
+        <w:rPr>
+          <w:rFonts w:ascii="Times New Roman" w:hAnsi="Times New Roman" w:cs="Times New Roman"/>
+          <w:sz w:val="22"/>
+          <w:szCs w:val="22"/>
+        </w:rPr>
+      </w:pPr>
+    </w:p>
+    <w:p>
+      <w:pPr>
+        <w:jc w:val="both"/>
+        <w:spacing w:line="360" w:lineRule="auto"/>
+        <w:rPr>
+          <w:rFonts w:ascii="Times New Roman" w:hAnsi="Times New Roman" w:cs="Times New Roman"/>
+          <w:sz w:val="22"/>
+          <w:szCs w:val="22"/>
+        </w:rPr>
       </w:pPr>
       <w:r>
+        <w:rPr>
+          <w:rFonts w:ascii="Times New Roman" w:hAnsi="Times New Roman" w:cs="Times New Roman"/>
+          <w:sz w:val="22"/>
+          <w:szCs w:val="22"/>
+        </w:rPr>
         <w:drawing>
           <wp:inline xmlns:a="http://schemas.openxmlformats.org/drawingml/2006/main" xmlns:pic="http://schemas.openxmlformats.org/drawingml/2006/picture">
             <wp:extent cx="5669280" cy="3046263"/>
@@ -3557,23 +4983,52 @@
     </w:p>
     <w:p>
       <w:pPr>
-        <w:jc w:val="center"/>
+        <w:jc w:val="both"/>
+        <w:spacing w:line="360" w:lineRule="auto"/>
+        <w:rPr>
+          <w:rFonts w:ascii="Times New Roman" w:hAnsi="Times New Roman" w:cs="Times New Roman"/>
+          <w:sz w:val="22"/>
+          <w:szCs w:val="22"/>
+        </w:rPr>
       </w:pPr>
       <w:r>
         <w:rPr>
           <w:i/>
           <w:color w:val="444444"/>
-          <w:sz w:val="15"/>
+          <w:sz w:val="22"/>
+          <w:rFonts w:ascii="Times New Roman" w:hAnsi="Times New Roman" w:cs="Times New Roman"/>
+          <w:szCs w:val="22"/>
         </w:rPr>
         <w:t>Figure 3: FDA Novel Drug Approvals by Year (2010-2024)   |   Data: tab '4.FDA Approvals' in memo-05-biotech-data.xlsx   |   Generation code: Audit_Log tab in memo-05-biotech-data.xlsx</w:t>
       </w:r>
     </w:p>
-    <w:p/>
     <w:p>
       <w:pPr>
-        <w:jc w:val="center"/>
+        <w:jc w:val="both"/>
+        <w:spacing w:line="360" w:lineRule="auto"/>
+        <w:rPr>
+          <w:rFonts w:ascii="Times New Roman" w:hAnsi="Times New Roman" w:cs="Times New Roman"/>
+          <w:sz w:val="22"/>
+          <w:szCs w:val="22"/>
+        </w:rPr>
+      </w:pPr>
+    </w:p>
+    <w:p>
+      <w:pPr>
+        <w:jc w:val="both"/>
+        <w:spacing w:line="360" w:lineRule="auto"/>
+        <w:rPr>
+          <w:rFonts w:ascii="Times New Roman" w:hAnsi="Times New Roman" w:cs="Times New Roman"/>
+          <w:sz w:val="22"/>
+          <w:szCs w:val="22"/>
+        </w:rPr>
       </w:pPr>
       <w:r>
+        <w:rPr>
+          <w:rFonts w:ascii="Times New Roman" w:hAnsi="Times New Roman" w:cs="Times New Roman"/>
+          <w:sz w:val="22"/>
+          <w:szCs w:val="22"/>
+        </w:rPr>
         <w:drawing>
           <wp:inline xmlns:a="http://schemas.openxmlformats.org/drawingml/2006/main" xmlns:pic="http://schemas.openxmlformats.org/drawingml/2006/picture">
             <wp:extent cx="5669280" cy="3022510"/>
@@ -3610,23 +5065,52 @@
     </w:p>
     <w:p>
       <w:pPr>
-        <w:jc w:val="center"/>
+        <w:jc w:val="both"/>
+        <w:spacing w:line="360" w:lineRule="auto"/>
+        <w:rPr>
+          <w:rFonts w:ascii="Times New Roman" w:hAnsi="Times New Roman" w:cs="Times New Roman"/>
+          <w:sz w:val="22"/>
+          <w:szCs w:val="22"/>
+        </w:rPr>
       </w:pPr>
       <w:r>
         <w:rPr>
           <w:i/>
           <w:color w:val="444444"/>
-          <w:sz w:val="15"/>
+          <w:sz w:val="22"/>
+          <w:rFonts w:ascii="Times New Roman" w:hAnsi="Times New Roman" w:cs="Times New Roman"/>
+          <w:szCs w:val="22"/>
         </w:rPr>
         <w:t>Figure 4: Large-Cap Pharma Patent Cliff 2025-2030   |   Data: tab '5.Patent Cliff &amp; M&amp;A' in memo-05-biotech-data.xlsx   |   Generation code: Audit_Log tab in memo-05-biotech-data.xlsx</w:t>
       </w:r>
     </w:p>
-    <w:p/>
     <w:p>
       <w:pPr>
-        <w:jc w:val="center"/>
+        <w:jc w:val="both"/>
+        <w:spacing w:line="360" w:lineRule="auto"/>
+        <w:rPr>
+          <w:rFonts w:ascii="Times New Roman" w:hAnsi="Times New Roman" w:cs="Times New Roman"/>
+          <w:sz w:val="22"/>
+          <w:szCs w:val="22"/>
+        </w:rPr>
+      </w:pPr>
+    </w:p>
+    <w:p>
+      <w:pPr>
+        <w:jc w:val="both"/>
+        <w:spacing w:line="360" w:lineRule="auto"/>
+        <w:rPr>
+          <w:rFonts w:ascii="Times New Roman" w:hAnsi="Times New Roman" w:cs="Times New Roman"/>
+          <w:sz w:val="22"/>
+          <w:szCs w:val="22"/>
+        </w:rPr>
       </w:pPr>
       <w:r>
+        <w:rPr>
+          <w:rFonts w:ascii="Times New Roman" w:hAnsi="Times New Roman" w:cs="Times New Roman"/>
+          <w:sz w:val="22"/>
+          <w:szCs w:val="22"/>
+        </w:rPr>
         <w:drawing>
           <wp:inline xmlns:a="http://schemas.openxmlformats.org/drawingml/2006/main" xmlns:pic="http://schemas.openxmlformats.org/drawingml/2006/picture">
             <wp:extent cx="5669280" cy="3416631"/>
@@ -3663,23 +5147,52 @@
     </w:p>
     <w:p>
       <w:pPr>
-        <w:jc w:val="center"/>
+        <w:jc w:val="both"/>
+        <w:spacing w:line="360" w:lineRule="auto"/>
+        <w:rPr>
+          <w:rFonts w:ascii="Times New Roman" w:hAnsi="Times New Roman" w:cs="Times New Roman"/>
+          <w:sz w:val="22"/>
+          <w:szCs w:val="22"/>
+        </w:rPr>
       </w:pPr>
       <w:r>
         <w:rPr>
           <w:i/>
           <w:color w:val="444444"/>
-          <w:sz w:val="15"/>
+          <w:sz w:val="22"/>
+          <w:rFonts w:ascii="Times New Roman" w:hAnsi="Times New Roman" w:cs="Times New Roman"/>
+          <w:szCs w:val="22"/>
         </w:rPr>
         <w:t>Figure 5: XBI Rate Scenario Analysis: Implied Total Return   |   Data: tab '6.Scenario Model' in memo-05-biotech-data.xlsx   |   Generation code: Audit_Log tab in memo-05-biotech-data.xlsx</w:t>
       </w:r>
     </w:p>
-    <w:p/>
     <w:p>
       <w:pPr>
-        <w:jc w:val="center"/>
+        <w:jc w:val="both"/>
+        <w:spacing w:line="360" w:lineRule="auto"/>
+        <w:rPr>
+          <w:rFonts w:ascii="Times New Roman" w:hAnsi="Times New Roman" w:cs="Times New Roman"/>
+          <w:sz w:val="22"/>
+          <w:szCs w:val="22"/>
+        </w:rPr>
+      </w:pPr>
+    </w:p>
+    <w:p>
+      <w:pPr>
+        <w:jc w:val="both"/>
+        <w:spacing w:line="360" w:lineRule="auto"/>
+        <w:rPr>
+          <w:rFonts w:ascii="Times New Roman" w:hAnsi="Times New Roman" w:cs="Times New Roman"/>
+          <w:sz w:val="22"/>
+          <w:szCs w:val="22"/>
+        </w:rPr>
       </w:pPr>
       <w:r>
+        <w:rPr>
+          <w:rFonts w:ascii="Times New Roman" w:hAnsi="Times New Roman" w:cs="Times New Roman"/>
+          <w:sz w:val="22"/>
+          <w:szCs w:val="22"/>
+        </w:rPr>
         <w:drawing>
           <wp:inline xmlns:a="http://schemas.openxmlformats.org/drawingml/2006/main" xmlns:pic="http://schemas.openxmlformats.org/drawingml/2006/picture">
             <wp:extent cx="5669280" cy="3153966"/>
@@ -3716,23 +5229,52 @@
     </w:p>
     <w:p>
       <w:pPr>
-        <w:jc w:val="center"/>
+        <w:jc w:val="both"/>
+        <w:spacing w:line="360" w:lineRule="auto"/>
+        <w:rPr>
+          <w:rFonts w:ascii="Times New Roman" w:hAnsi="Times New Roman" w:cs="Times New Roman"/>
+          <w:sz w:val="22"/>
+          <w:szCs w:val="22"/>
+        </w:rPr>
       </w:pPr>
       <w:r>
         <w:rPr>
           <w:i/>
           <w:color w:val="444444"/>
-          <w:sz w:val="15"/>
+          <w:sz w:val="22"/>
+          <w:rFonts w:ascii="Times New Roman" w:hAnsi="Times New Roman" w:cs="Times New Roman"/>
+          <w:szCs w:val="22"/>
         </w:rPr>
         <w:t>Figure 6: Phase 3 Pipeline by Therapeutic Area   |   Data: tab '7.Pipeline Composition' in memo-05-biotech-data.xlsx   |   Generation code: Audit_Log tab in memo-05-biotech-data.xlsx</w:t>
       </w:r>
     </w:p>
-    <w:p/>
     <w:p>
       <w:pPr>
-        <w:jc w:val="center"/>
+        <w:jc w:val="both"/>
+        <w:spacing w:line="360" w:lineRule="auto"/>
+        <w:rPr>
+          <w:rFonts w:ascii="Times New Roman" w:hAnsi="Times New Roman" w:cs="Times New Roman"/>
+          <w:sz w:val="22"/>
+          <w:szCs w:val="22"/>
+        </w:rPr>
+      </w:pPr>
+    </w:p>
+    <w:p>
+      <w:pPr>
+        <w:jc w:val="both"/>
+        <w:spacing w:line="360" w:lineRule="auto"/>
+        <w:rPr>
+          <w:rFonts w:ascii="Times New Roman" w:hAnsi="Times New Roman" w:cs="Times New Roman"/>
+          <w:sz w:val="22"/>
+          <w:szCs w:val="22"/>
+        </w:rPr>
       </w:pPr>
       <w:r>
+        <w:rPr>
+          <w:rFonts w:ascii="Times New Roman" w:hAnsi="Times New Roman" w:cs="Times New Roman"/>
+          <w:sz w:val="22"/>
+          <w:szCs w:val="22"/>
+        </w:rPr>
         <w:drawing>
           <wp:inline xmlns:a="http://schemas.openxmlformats.org/drawingml/2006/main" xmlns:pic="http://schemas.openxmlformats.org/drawingml/2006/picture">
             <wp:extent cx="5669280" cy="3351861"/>
@@ -3769,18 +5311,36 @@
     </w:p>
     <w:p>
       <w:pPr>
-        <w:jc w:val="center"/>
+        <w:jc w:val="both"/>
+        <w:spacing w:line="360" w:lineRule="auto"/>
+        <w:rPr>
+          <w:rFonts w:ascii="Times New Roman" w:hAnsi="Times New Roman" w:cs="Times New Roman"/>
+          <w:sz w:val="22"/>
+          <w:szCs w:val="22"/>
+        </w:rPr>
       </w:pPr>
       <w:r>
         <w:rPr>
           <w:i/>
           <w:color w:val="444444"/>
-          <w:sz w:val="15"/>
+          <w:sz w:val="22"/>
+          <w:rFonts w:ascii="Times New Roman" w:hAnsi="Times New Roman" w:cs="Times New Roman"/>
+          <w:szCs w:val="22"/>
         </w:rPr>
         <w:t>Figure 7: Clinical Trial Success Rates by Phase   |   Data: tab 'Trial_Success_Rates' in memo-05-biotech-data.xlsx   |   Generation code: Audit_Log tab in memo-05-biotech-data.xlsx</w:t>
       </w:r>
     </w:p>
-    <w:p/>
+    <w:p>
+      <w:pPr>
+        <w:jc w:val="both"/>
+        <w:spacing w:line="360" w:lineRule="auto"/>
+        <w:rPr>
+          <w:rFonts w:ascii="Times New Roman" w:hAnsi="Times New Roman" w:cs="Times New Roman"/>
+          <w:sz w:val="22"/>
+          <w:szCs w:val="22"/>
+        </w:rPr>
+      </w:pPr>
+    </w:p>
     <w:sectPr>
       <w:footerReference w:type="default" r:id="rId9"/>
       <w:pgSz w:w="11906" w:h="16838"/>
@@ -4019,7 +5579,7 @@
   <w:docDefaults>
     <w:rPrDefault>
       <w:rPr>
-        <w:rFonts w:asciiTheme="minorHAnsi" w:eastAsiaTheme="minorEastAsia" w:hAnsiTheme="minorHAnsi" w:cstheme="minorBidi"/>
+        <w:rFonts w:asciiTheme="minorHAnsi" w:eastAsiaTheme="minorEastAsia" w:hAnsiTheme="minorHAnsi" w:cstheme="minorBidi" w:ascii="Times New Roman" w:hAnsi="Times New Roman" w:cs="Times New Roman"/>
         <w:sz w:val="22"/>
         <w:szCs w:val="22"/>
         <w:lang w:val="en-US" w:eastAsia="en-US" w:bidi="ar-SA"/>
